--- a/AAA.docx
+++ b/AAA.docx
@@ -106,11 +106,12 @@
           <w:r>
             <w:fldChar w:fldCharType="separate"/>
           </w:r>
-          <w:hyperlink w:anchor="_Toc223597023" w:history="1">
+          <w:hyperlink w:anchor="_Toc223962144" w:history="1">
             <w:r>
               <w:rPr>
                 <w:rStyle w:val="Lienhypertexte"/>
                 <w:noProof/>
+                <w:lang w:val="en-GB"/>
               </w:rPr>
               <w:t>Router</w:t>
             </w:r>
@@ -133,7 +134,7 @@
                 <w:noProof/>
                 <w:webHidden/>
               </w:rPr>
-              <w:instrText xml:space="preserve"> PAGEREF _Toc223597023 \h </w:instrText>
+              <w:instrText xml:space="preserve"> PAGEREF _Toc223962144 \h </w:instrText>
             </w:r>
             <w:r>
               <w:rPr>
@@ -180,7 +181,7 @@
               <w14:ligatures w14:val="standardContextual"/>
             </w:rPr>
           </w:pPr>
-          <w:hyperlink w:anchor="_Toc223597024" w:history="1">
+          <w:hyperlink w:anchor="_Toc223962145" w:history="1">
             <w:r>
               <w:rPr>
                 <w:rStyle w:val="Lienhypertexte"/>
@@ -208,7 +209,7 @@
                 <w:noProof/>
                 <w:webHidden/>
               </w:rPr>
-              <w:instrText xml:space="preserve"> PAGEREF _Toc223597024 \h </w:instrText>
+              <w:instrText xml:space="preserve"> PAGEREF _Toc223962145 \h </w:instrText>
             </w:r>
             <w:r>
               <w:rPr>
@@ -255,7 +256,7 @@
               <w14:ligatures w14:val="standardContextual"/>
             </w:rPr>
           </w:pPr>
-          <w:hyperlink w:anchor="_Toc223597025" w:history="1">
+          <w:hyperlink w:anchor="_Toc223962146" w:history="1">
             <w:r>
               <w:rPr>
                 <w:rStyle w:val="Lienhypertexte"/>
@@ -283,7 +284,7 @@
                 <w:noProof/>
                 <w:webHidden/>
               </w:rPr>
-              <w:instrText xml:space="preserve"> PAGEREF _Toc223597025 \h </w:instrText>
+              <w:instrText xml:space="preserve"> PAGEREF _Toc223962146 \h </w:instrText>
             </w:r>
             <w:r>
               <w:rPr>
@@ -304,6 +305,231 @@
                 <w:webHidden/>
               </w:rPr>
               <w:t>2</w:t>
+            </w:r>
+            <w:r>
+              <w:rPr>
+                <w:noProof/>
+                <w:webHidden/>
+              </w:rPr>
+              <w:fldChar w:fldCharType="end"/>
+            </w:r>
+          </w:hyperlink>
+        </w:p>
+        <w:p>
+          <w:pPr>
+            <w:pStyle w:val="TM2"/>
+            <w:tabs>
+              <w:tab w:val="right" w:leader="dot" w:pos="9062"/>
+            </w:tabs>
+            <w:rPr>
+              <w:rFonts w:eastAsiaTheme="minorEastAsia"/>
+              <w:noProof/>
+              <w:kern w:val="2"/>
+              <w:sz w:val="24"/>
+              <w:szCs w:val="24"/>
+              <w:lang w:eastAsia="fr-BE"/>
+              <w14:ligatures w14:val="standardContextual"/>
+            </w:rPr>
+          </w:pPr>
+          <w:hyperlink w:anchor="_Toc223962147" w:history="1">
+            <w:r>
+              <w:rPr>
+                <w:rStyle w:val="Lienhypertexte"/>
+                <w:noProof/>
+                <w:lang w:val="en-GB"/>
+              </w:rPr>
+              <w:t>Privilege access</w:t>
+            </w:r>
+            <w:r>
+              <w:rPr>
+                <w:noProof/>
+                <w:webHidden/>
+              </w:rPr>
+              <w:tab/>
+            </w:r>
+            <w:r>
+              <w:rPr>
+                <w:noProof/>
+                <w:webHidden/>
+              </w:rPr>
+              <w:fldChar w:fldCharType="begin"/>
+            </w:r>
+            <w:r>
+              <w:rPr>
+                <w:noProof/>
+                <w:webHidden/>
+              </w:rPr>
+              <w:instrText xml:space="preserve"> PAGEREF _Toc223962147 \h </w:instrText>
+            </w:r>
+            <w:r>
+              <w:rPr>
+                <w:noProof/>
+                <w:webHidden/>
+              </w:rPr>
+            </w:r>
+            <w:r>
+              <w:rPr>
+                <w:noProof/>
+                <w:webHidden/>
+              </w:rPr>
+              <w:fldChar w:fldCharType="separate"/>
+            </w:r>
+            <w:r>
+              <w:rPr>
+                <w:noProof/>
+                <w:webHidden/>
+              </w:rPr>
+              <w:t>2</w:t>
+            </w:r>
+            <w:r>
+              <w:rPr>
+                <w:noProof/>
+                <w:webHidden/>
+              </w:rPr>
+              <w:fldChar w:fldCharType="end"/>
+            </w:r>
+          </w:hyperlink>
+        </w:p>
+        <w:p>
+          <w:pPr>
+            <w:pStyle w:val="TM2"/>
+            <w:tabs>
+              <w:tab w:val="right" w:leader="dot" w:pos="9062"/>
+            </w:tabs>
+            <w:rPr>
+              <w:rFonts w:eastAsiaTheme="minorEastAsia"/>
+              <w:noProof/>
+              <w:kern w:val="2"/>
+              <w:sz w:val="24"/>
+              <w:szCs w:val="24"/>
+              <w:lang w:eastAsia="fr-BE"/>
+              <w14:ligatures w14:val="standardContextual"/>
+            </w:rPr>
+          </w:pPr>
+          <w:hyperlink w:anchor="_Toc223962148" w:history="1">
+            <w:r>
+              <w:rPr>
+                <w:rStyle w:val="Lienhypertexte"/>
+                <w:noProof/>
+                <w:lang w:val="en-GB"/>
+              </w:rPr>
+              <w:t>SSH access</w:t>
+            </w:r>
+            <w:r>
+              <w:rPr>
+                <w:noProof/>
+                <w:webHidden/>
+              </w:rPr>
+              <w:tab/>
+            </w:r>
+            <w:r>
+              <w:rPr>
+                <w:noProof/>
+                <w:webHidden/>
+              </w:rPr>
+              <w:fldChar w:fldCharType="begin"/>
+            </w:r>
+            <w:r>
+              <w:rPr>
+                <w:noProof/>
+                <w:webHidden/>
+              </w:rPr>
+              <w:instrText xml:space="preserve"> PAGEREF _Toc223962148 \h </w:instrText>
+            </w:r>
+            <w:r>
+              <w:rPr>
+                <w:noProof/>
+                <w:webHidden/>
+              </w:rPr>
+            </w:r>
+            <w:r>
+              <w:rPr>
+                <w:noProof/>
+                <w:webHidden/>
+              </w:rPr>
+              <w:fldChar w:fldCharType="separate"/>
+            </w:r>
+            <w:r>
+              <w:rPr>
+                <w:noProof/>
+                <w:webHidden/>
+              </w:rPr>
+              <w:t>3</w:t>
+            </w:r>
+            <w:r>
+              <w:rPr>
+                <w:noProof/>
+                <w:webHidden/>
+              </w:rPr>
+              <w:fldChar w:fldCharType="end"/>
+            </w:r>
+          </w:hyperlink>
+        </w:p>
+        <w:p>
+          <w:pPr>
+            <w:pStyle w:val="TM2"/>
+            <w:tabs>
+              <w:tab w:val="right" w:leader="dot" w:pos="9062"/>
+            </w:tabs>
+            <w:rPr>
+              <w:rFonts w:eastAsiaTheme="minorEastAsia"/>
+              <w:noProof/>
+              <w:kern w:val="2"/>
+              <w:sz w:val="24"/>
+              <w:szCs w:val="24"/>
+              <w:lang w:eastAsia="fr-BE"/>
+              <w14:ligatures w14:val="standardContextual"/>
+            </w:rPr>
+          </w:pPr>
+          <w:hyperlink w:anchor="_Toc223962149" w:history="1">
+            <w:r>
+              <w:rPr>
+                <w:rStyle w:val="Lienhypertexte"/>
+                <w:noProof/>
+                <w:lang w:val="en-GB"/>
+              </w:rPr>
+              <w:t>Authentication proxy access</w:t>
+            </w:r>
+            <w:r>
+              <w:rPr>
+                <w:noProof/>
+                <w:webHidden/>
+              </w:rPr>
+              <w:tab/>
+            </w:r>
+            <w:r>
+              <w:rPr>
+                <w:noProof/>
+                <w:webHidden/>
+              </w:rPr>
+              <w:fldChar w:fldCharType="begin"/>
+            </w:r>
+            <w:r>
+              <w:rPr>
+                <w:noProof/>
+                <w:webHidden/>
+              </w:rPr>
+              <w:instrText xml:space="preserve"> PAGEREF _Toc223962149 \h </w:instrText>
+            </w:r>
+            <w:r>
+              <w:rPr>
+                <w:noProof/>
+                <w:webHidden/>
+              </w:rPr>
+            </w:r>
+            <w:r>
+              <w:rPr>
+                <w:noProof/>
+                <w:webHidden/>
+              </w:rPr>
+              <w:fldChar w:fldCharType="separate"/>
+            </w:r>
+            <w:r>
+              <w:rPr>
+                <w:noProof/>
+                <w:webHidden/>
+              </w:rPr>
+              <w:t>3</w:t>
             </w:r>
             <w:r>
               <w:rPr>
@@ -330,7 +556,7 @@
               <w14:ligatures w14:val="standardContextual"/>
             </w:rPr>
           </w:pPr>
-          <w:hyperlink w:anchor="_Toc223597026" w:history="1">
+          <w:hyperlink w:anchor="_Toc223962150" w:history="1">
             <w:r>
               <w:rPr>
                 <w:rStyle w:val="Lienhypertexte"/>
@@ -358,7 +584,7 @@
                 <w:noProof/>
                 <w:webHidden/>
               </w:rPr>
-              <w:instrText xml:space="preserve"> PAGEREF _Toc223597026 \h </w:instrText>
+              <w:instrText xml:space="preserve"> PAGEREF _Toc223962150 \h </w:instrText>
             </w:r>
             <w:r>
               <w:rPr>
@@ -405,11 +631,12 @@
               <w14:ligatures w14:val="standardContextual"/>
             </w:rPr>
           </w:pPr>
-          <w:hyperlink w:anchor="_Toc223597027" w:history="1">
+          <w:hyperlink w:anchor="_Toc223962151" w:history="1">
             <w:r>
               <w:rPr>
                 <w:rStyle w:val="Lienhypertexte"/>
                 <w:noProof/>
+                <w:lang w:val="en-GB"/>
               </w:rPr>
               <w:t>Add network devices</w:t>
             </w:r>
@@ -432,7 +659,7 @@
                 <w:noProof/>
                 <w:webHidden/>
               </w:rPr>
-              <w:instrText xml:space="preserve"> PAGEREF _Toc223597027 \h </w:instrText>
+              <w:instrText xml:space="preserve"> PAGEREF _Toc223962151 \h </w:instrText>
             </w:r>
             <w:r>
               <w:rPr>
@@ -479,11 +706,12 @@
               <w14:ligatures w14:val="standardContextual"/>
             </w:rPr>
           </w:pPr>
-          <w:hyperlink w:anchor="_Toc223597028" w:history="1">
+          <w:hyperlink w:anchor="_Toc223962152" w:history="1">
             <w:r>
               <w:rPr>
                 <w:rStyle w:val="Lienhypertexte"/>
                 <w:noProof/>
+                <w:lang w:val="en-GB"/>
               </w:rPr>
               <w:t>Add identities</w:t>
             </w:r>
@@ -506,7 +734,7 @@
                 <w:noProof/>
                 <w:webHidden/>
               </w:rPr>
-              <w:instrText xml:space="preserve"> PAGEREF _Toc223597028 \h </w:instrText>
+              <w:instrText xml:space="preserve"> PAGEREF _Toc223962152 \h </w:instrText>
             </w:r>
             <w:r>
               <w:rPr>
@@ -526,7 +754,7 @@
                 <w:noProof/>
                 <w:webHidden/>
               </w:rPr>
-              <w:t>4</w:t>
+              <w:t>5</w:t>
             </w:r>
             <w:r>
               <w:rPr>
@@ -553,11 +781,12 @@
               <w14:ligatures w14:val="standardContextual"/>
             </w:rPr>
           </w:pPr>
-          <w:hyperlink w:anchor="_Toc223597029" w:history="1">
+          <w:hyperlink w:anchor="_Toc223962153" w:history="1">
             <w:r>
               <w:rPr>
                 <w:rStyle w:val="Lienhypertexte"/>
                 <w:noProof/>
+                <w:lang w:val="en-GB"/>
               </w:rPr>
               <w:t>Add policies</w:t>
             </w:r>
@@ -580,7 +809,7 @@
                 <w:noProof/>
                 <w:webHidden/>
               </w:rPr>
-              <w:instrText xml:space="preserve"> PAGEREF _Toc223597029 \h </w:instrText>
+              <w:instrText xml:space="preserve"> PAGEREF _Toc223962153 \h </w:instrText>
             </w:r>
             <w:r>
               <w:rPr>
@@ -600,7 +829,7 @@
                 <w:noProof/>
                 <w:webHidden/>
               </w:rPr>
-              <w:t>5</w:t>
+              <w:t>7</w:t>
             </w:r>
             <w:r>
               <w:rPr>
@@ -643,7 +872,7 @@
           <w:lang w:val="en-GB"/>
         </w:rPr>
       </w:pPr>
-      <w:bookmarkStart w:id="0" w:name="_Toc223597023"/>
+      <w:bookmarkStart w:id="0" w:name="_Toc223962144"/>
       <w:r>
         <w:rPr>
           <w:lang w:val="en-GB"/>
@@ -680,16 +909,8 @@
         <w:rPr>
           <w:lang w:val="en-GB"/>
         </w:rPr>
-        <w:t xml:space="preserve">R1 (config) #aaa </w:t>
-      </w:r>
-      <w:proofErr w:type="gramStart"/>
-      <w:r>
-        <w:rPr>
-          <w:lang w:val="en-GB"/>
-        </w:rPr>
-        <w:t>new-model</w:t>
-      </w:r>
-      <w:proofErr w:type="gramEnd"/>
+        <w:t>R1 (config) #aaa new-model</w:t>
+      </w:r>
     </w:p>
     <w:p>
       <w:pPr>
@@ -740,7 +961,19 @@
         <w:rPr>
           <w:lang w:val="en-GB"/>
         </w:rPr>
-        <w:t>radius-server MYRADIUS</w:t>
+        <w:t>radius</w:t>
+      </w:r>
+      <w:r>
+        <w:rPr>
+          <w:lang w:val="en-GB"/>
+        </w:rPr>
+        <w:t xml:space="preserve"> </w:t>
+      </w:r>
+      <w:r>
+        <w:rPr>
+          <w:lang w:val="en-GB"/>
+        </w:rPr>
+        <w:t>server MYRADIUS</w:t>
       </w:r>
     </w:p>
     <w:p>
@@ -812,7 +1045,7 @@
           <w:lang w:val="en-GB"/>
         </w:rPr>
       </w:pPr>
-      <w:bookmarkStart w:id="1" w:name="_Toc223597024"/>
+      <w:bookmarkStart w:id="1" w:name="_Toc223962145"/>
       <w:r>
         <w:rPr>
           <w:lang w:val="en-GB"/>
@@ -916,7 +1149,6 @@
           <w:lang w:val="en-GB"/>
         </w:rPr>
       </w:pPr>
-      <w:proofErr w:type="spellStart"/>
       <w:r>
         <w:rPr>
           <w:highlight w:val="yellow"/>
@@ -924,7 +1156,6 @@
         </w:rPr>
         <w:t>ppp</w:t>
       </w:r>
-      <w:proofErr w:type="spellEnd"/>
       <w:r>
         <w:rPr>
           <w:lang w:val="en-GB"/>
@@ -1040,212 +1271,6 @@
     </w:p>
     <w:p>
       <w:pPr>
-        <w:rPr>
-          <w:b/>
-          <w:bCs/>
-          <w:lang w:val="en-GB"/>
-        </w:rPr>
-      </w:pPr>
-      <w:r>
-        <w:rPr>
-          <w:b/>
-          <w:bCs/>
-          <w:lang w:val="en-GB"/>
-        </w:rPr>
-        <w:t>Protect the console port:</w:t>
-      </w:r>
-    </w:p>
-    <w:p>
-      <w:pPr>
-        <w:rPr>
-          <w:lang w:val="en-GB"/>
-        </w:rPr>
-      </w:pPr>
-      <w:r>
-        <w:rPr>
-          <w:lang w:val="en-GB"/>
-        </w:rPr>
-        <w:t xml:space="preserve">R1 (config) #aaa authentication login </w:t>
-      </w:r>
-      <w:r>
-        <w:rPr>
-          <w:highlight w:val="green"/>
-          <w:lang w:val="en-GB"/>
-        </w:rPr>
-        <w:t>CONSOLENOAAA</w:t>
-      </w:r>
-      <w:r>
-        <w:rPr>
-          <w:lang w:val="en-GB"/>
-        </w:rPr>
-        <w:t xml:space="preserve"> </w:t>
-      </w:r>
-      <w:r>
-        <w:rPr>
-          <w:highlight w:val="cyan"/>
-          <w:lang w:val="en-GB"/>
-        </w:rPr>
-        <w:t>local</w:t>
-      </w:r>
-    </w:p>
-    <w:p>
-      <w:pPr>
-        <w:rPr>
-          <w:lang w:val="en-GB"/>
-        </w:rPr>
-      </w:pPr>
-      <w:r>
-        <w:rPr>
-          <w:lang w:val="en-GB"/>
-        </w:rPr>
-        <w:t>R1 (config) #line console 0</w:t>
-      </w:r>
-    </w:p>
-    <w:p>
-      <w:pPr>
-        <w:rPr>
-          <w:lang w:val="en-GB"/>
-        </w:rPr>
-      </w:pPr>
-      <w:r>
-        <w:rPr>
-          <w:lang w:val="en-GB"/>
-        </w:rPr>
-        <w:t>R1 (config-line) #login authentication CONSOLENOAAA</w:t>
-      </w:r>
-    </w:p>
-    <w:p>
-      <w:pPr>
-        <w:rPr>
-          <w:b/>
-          <w:bCs/>
-          <w:lang w:val="en-GB"/>
-        </w:rPr>
-      </w:pPr>
-      <w:r>
-        <w:rPr>
-          <w:b/>
-          <w:bCs/>
-          <w:lang w:val="en-GB"/>
-        </w:rPr>
-        <w:t>Others with the RADIUS server:</w:t>
-      </w:r>
-    </w:p>
-    <w:p>
-      <w:pPr>
-        <w:rPr>
-          <w:lang w:val="en-GB"/>
-        </w:rPr>
-      </w:pPr>
-      <w:r>
-        <w:rPr>
-          <w:lang w:val="en-GB"/>
-        </w:rPr>
-        <w:t xml:space="preserve">R1 (config) #aaa </w:t>
-      </w:r>
-      <w:r>
-        <w:rPr>
-          <w:lang w:val="en-GB"/>
-        </w:rPr>
-        <w:t xml:space="preserve">authentication </w:t>
-      </w:r>
-      <w:r>
-        <w:rPr>
-          <w:lang w:val="en-GB"/>
-        </w:rPr>
-        <w:t xml:space="preserve">login </w:t>
-      </w:r>
-      <w:r>
-        <w:rPr>
-          <w:highlight w:val="green"/>
-          <w:lang w:val="en-GB"/>
-        </w:rPr>
-        <w:t>default</w:t>
-      </w:r>
-      <w:r>
-        <w:rPr>
-          <w:lang w:val="en-GB"/>
-        </w:rPr>
-        <w:t xml:space="preserve"> </w:t>
-      </w:r>
-      <w:r>
-        <w:rPr>
-          <w:highlight w:val="cyan"/>
-          <w:lang w:val="en-GB"/>
-        </w:rPr>
-        <w:t>group radius</w:t>
-      </w:r>
-    </w:p>
-    <w:p>
-      <w:pPr>
-        <w:pStyle w:val="Titre2"/>
-        <w:rPr>
-          <w:lang w:val="en-GB"/>
-        </w:rPr>
-      </w:pPr>
-      <w:bookmarkStart w:id="2" w:name="_Toc223597025"/>
-      <w:r>
-        <w:rPr>
-          <w:lang w:val="en-GB"/>
-        </w:rPr>
-        <w:t>Authorization</w:t>
-      </w:r>
-      <w:bookmarkEnd w:id="2"/>
-    </w:p>
-    <w:p>
-      <w:pPr>
-        <w:rPr>
-          <w:lang w:val="en-GB"/>
-        </w:rPr>
-      </w:pPr>
-      <w:r>
-        <w:rPr>
-          <w:lang w:val="en-GB"/>
-        </w:rPr>
-        <w:t xml:space="preserve">R1 (config) #aaa authorization </w:t>
-      </w:r>
-      <w:r>
-        <w:rPr>
-          <w:highlight w:val="yellow"/>
-          <w:lang w:val="en-GB"/>
-        </w:rPr>
-        <w:t>SERVICE</w:t>
-      </w:r>
-      <w:r>
-        <w:rPr>
-          <w:lang w:val="en-GB"/>
-        </w:rPr>
-        <w:t xml:space="preserve"> </w:t>
-      </w:r>
-      <w:r>
-        <w:rPr>
-          <w:highlight w:val="green"/>
-          <w:lang w:val="en-GB"/>
-        </w:rPr>
-        <w:t>LISTNAME</w:t>
-      </w:r>
-      <w:r>
-        <w:rPr>
-          <w:lang w:val="en-GB"/>
-        </w:rPr>
-        <w:t xml:space="preserve"> </w:t>
-      </w:r>
-      <w:r>
-        <w:rPr>
-          <w:highlight w:val="cyan"/>
-          <w:lang w:val="en-GB"/>
-        </w:rPr>
-        <w:t>METHOD1</w:t>
-      </w:r>
-      <w:r>
-        <w:rPr>
-          <w:lang w:val="en-GB"/>
-        </w:rPr>
-        <w:t xml:space="preserve"> METHOD2 …</w:t>
-      </w:r>
-    </w:p>
-    <w:p>
-      <w:pPr>
         <w:pStyle w:val="Paragraphedeliste"/>
         <w:numPr>
           <w:ilvl w:val="0"/>
@@ -1257,34 +1282,84 @@
       </w:pPr>
       <w:r>
         <w:rPr>
+          <w:highlight w:val="green"/>
+          <w:lang w:val="en-GB"/>
+        </w:rPr>
+        <w:t>default</w:t>
+      </w:r>
+      <w:r>
+        <w:rPr>
+          <w:lang w:val="en-GB"/>
+        </w:rPr>
+        <w:t>: use it by default</w:t>
+      </w:r>
+    </w:p>
+    <w:p>
+      <w:pPr>
+        <w:pStyle w:val="Titre2"/>
+        <w:rPr>
+          <w:lang w:val="en-GB"/>
+        </w:rPr>
+      </w:pPr>
+      <w:bookmarkStart w:id="2" w:name="_Toc223962146"/>
+      <w:r>
+        <w:rPr>
+          <w:lang w:val="en-GB"/>
+        </w:rPr>
+        <w:t>Authorization</w:t>
+      </w:r>
+      <w:bookmarkEnd w:id="2"/>
+    </w:p>
+    <w:p>
+      <w:pPr>
+        <w:rPr>
+          <w:lang w:val="en-GB"/>
+        </w:rPr>
+      </w:pPr>
+      <w:r>
+        <w:rPr>
+          <w:lang w:val="en-GB"/>
+        </w:rPr>
+        <w:t xml:space="preserve">R1 (config) #aaa authorization </w:t>
+      </w:r>
+      <w:r>
+        <w:rPr>
           <w:highlight w:val="yellow"/>
           <w:lang w:val="en-GB"/>
         </w:rPr>
-        <w:t>exec</w:t>
-      </w:r>
-      <w:r>
-        <w:rPr>
-          <w:lang w:val="en-GB"/>
-        </w:rPr>
-        <w:t>:</w:t>
-      </w:r>
-      <w:r>
-        <w:rPr>
-          <w:lang w:val="en-GB"/>
-        </w:rPr>
-        <w:t xml:space="preserve"> the privilege level of the </w:t>
-      </w:r>
-      <w:r>
-        <w:rPr>
-          <w:lang w:val="en-GB"/>
-        </w:rPr>
-        <w:t>administrator</w:t>
-      </w:r>
-      <w:r>
-        <w:rPr>
-          <w:lang w:val="en-GB"/>
-        </w:rPr>
-        <w:t xml:space="preserve"> on the router (0-15)</w:t>
+        <w:t>SERVICE</w:t>
+      </w:r>
+      <w:r>
+        <w:rPr>
+          <w:lang w:val="en-GB"/>
+        </w:rPr>
+        <w:t xml:space="preserve"> </w:t>
+      </w:r>
+      <w:r>
+        <w:rPr>
+          <w:highlight w:val="green"/>
+          <w:lang w:val="en-GB"/>
+        </w:rPr>
+        <w:t>LISTNAME</w:t>
+      </w:r>
+      <w:r>
+        <w:rPr>
+          <w:lang w:val="en-GB"/>
+        </w:rPr>
+        <w:t xml:space="preserve"> </w:t>
+      </w:r>
+      <w:r>
+        <w:rPr>
+          <w:highlight w:val="cyan"/>
+          <w:lang w:val="en-GB"/>
+        </w:rPr>
+        <w:t>METHOD1</w:t>
+      </w:r>
+      <w:r>
+        <w:rPr>
+          <w:lang w:val="en-GB"/>
+        </w:rPr>
+        <w:t xml:space="preserve"> METHOD2 …</w:t>
       </w:r>
     </w:p>
     <w:p>
@@ -1303,19 +1378,31 @@
           <w:highlight w:val="yellow"/>
           <w:lang w:val="en-GB"/>
         </w:rPr>
-        <w:t>auth-proxy</w:t>
-      </w:r>
-      <w:r>
-        <w:rPr>
-          <w:lang w:val="en-GB"/>
-        </w:rPr>
-        <w:t xml:space="preserve">: </w:t>
-      </w:r>
-      <w:r>
-        <w:rPr>
-          <w:lang w:val="en-GB"/>
-        </w:rPr>
-        <w:t>the ACL for the user of the network</w:t>
+        <w:t>exec</w:t>
+      </w:r>
+      <w:r>
+        <w:rPr>
+          <w:lang w:val="en-GB"/>
+        </w:rPr>
+        <w:t>:</w:t>
+      </w:r>
+      <w:r>
+        <w:rPr>
+          <w:lang w:val="en-GB"/>
+        </w:rPr>
+        <w:t xml:space="preserve"> the privilege level of the </w:t>
+      </w:r>
+      <w:r>
+        <w:rPr>
+          <w:lang w:val="en-GB"/>
+        </w:rPr>
+        <w:t>administrator</w:t>
+      </w:r>
+      <w:r>
+        <w:rPr>
+          <w:lang w:val="en-GB"/>
+        </w:rPr>
+        <w:t xml:space="preserve"> on the router (0-15)</w:t>
       </w:r>
     </w:p>
     <w:p>
@@ -1331,16 +1418,22 @@
       </w:pPr>
       <w:r>
         <w:rPr>
-          <w:highlight w:val="cyan"/>
-          <w:lang w:val="en-GB"/>
-        </w:rPr>
-        <w:t>none</w:t>
-      </w:r>
-      <w:r>
-        <w:rPr>
-          <w:lang w:val="en-GB"/>
-        </w:rPr>
-        <w:t>: no verification</w:t>
+          <w:highlight w:val="yellow"/>
+          <w:lang w:val="en-GB"/>
+        </w:rPr>
+        <w:t>auth-proxy</w:t>
+      </w:r>
+      <w:r>
+        <w:rPr>
+          <w:lang w:val="en-GB"/>
+        </w:rPr>
+        <w:t xml:space="preserve">: </w:t>
+      </w:r>
+      <w:r>
+        <w:rPr>
+          <w:lang w:val="en-GB"/>
+        </w:rPr>
+        <w:t>the ACL for the user of the network</w:t>
       </w:r>
     </w:p>
     <w:p>
@@ -1359,6 +1452,31 @@
           <w:highlight w:val="cyan"/>
           <w:lang w:val="en-GB"/>
         </w:rPr>
+        <w:t>none</w:t>
+      </w:r>
+      <w:r>
+        <w:rPr>
+          <w:lang w:val="en-GB"/>
+        </w:rPr>
+        <w:t>: no verification</w:t>
+      </w:r>
+    </w:p>
+    <w:p>
+      <w:pPr>
+        <w:pStyle w:val="Paragraphedeliste"/>
+        <w:numPr>
+          <w:ilvl w:val="0"/>
+          <w:numId w:val="1"/>
+        </w:numPr>
+        <w:rPr>
+          <w:lang w:val="en-GB"/>
+        </w:rPr>
+      </w:pPr>
+      <w:r>
+        <w:rPr>
+          <w:highlight w:val="cyan"/>
+          <w:lang w:val="en-GB"/>
+        </w:rPr>
         <w:t>group radius</w:t>
       </w:r>
       <w:r>
@@ -1367,6 +1485,22 @@
         </w:rPr>
         <w:t>: use the RADIUS server</w:t>
       </w:r>
+    </w:p>
+    <w:p>
+      <w:pPr>
+        <w:pStyle w:val="Titre2"/>
+        <w:rPr>
+          <w:lang w:val="en-GB"/>
+        </w:rPr>
+      </w:pPr>
+      <w:bookmarkStart w:id="3" w:name="_Toc223962147"/>
+      <w:r>
+        <w:rPr>
+          <w:lang w:val="en-GB"/>
+        </w:rPr>
+        <w:t>Privilege access</w:t>
+      </w:r>
+      <w:bookmarkEnd w:id="3"/>
     </w:p>
     <w:p>
       <w:pPr>
@@ -1382,7 +1516,7 @@
           <w:bCs/>
           <w:lang w:val="en-GB"/>
         </w:rPr>
-        <w:t>Privilege access:</w:t>
+        <w:t>Put a privilege level to access a command:</w:t>
       </w:r>
     </w:p>
     <w:p>
@@ -1390,6 +1524,8 @@
         <w:rPr>
           <w:i/>
           <w:iCs/>
+          <w:sz w:val="20"/>
+          <w:szCs w:val="20"/>
           <w:lang w:val="en-GB"/>
         </w:rPr>
       </w:pPr>
@@ -1397,6 +1533,8 @@
         <w:rPr>
           <w:i/>
           <w:iCs/>
+          <w:sz w:val="20"/>
+          <w:szCs w:val="20"/>
           <w:lang w:val="en-GB"/>
         </w:rPr>
         <w:t xml:space="preserve">&gt; </w:t>
@@ -1405,6 +1543,8 @@
         <w:rPr>
           <w:i/>
           <w:iCs/>
+          <w:sz w:val="20"/>
+          <w:szCs w:val="20"/>
           <w:lang w:val="en-GB"/>
         </w:rPr>
         <w:sym w:font="Wingdings" w:char="F0E0"/>
@@ -1413,6 +1553,8 @@
         <w:rPr>
           <w:i/>
           <w:iCs/>
+          <w:sz w:val="20"/>
+          <w:szCs w:val="20"/>
           <w:lang w:val="en-GB"/>
         </w:rPr>
         <w:t xml:space="preserve"> # </w:t>
@@ -1421,6 +1563,8 @@
         <w:rPr>
           <w:i/>
           <w:iCs/>
+          <w:sz w:val="20"/>
+          <w:szCs w:val="20"/>
           <w:lang w:val="en-GB"/>
         </w:rPr>
         <w:sym w:font="Wingdings" w:char="F0E0"/>
@@ -1429,6 +1573,8 @@
         <w:rPr>
           <w:i/>
           <w:iCs/>
+          <w:sz w:val="20"/>
+          <w:szCs w:val="20"/>
           <w:lang w:val="en-GB"/>
         </w:rPr>
         <w:t xml:space="preserve"> (config) </w:t>
@@ -1437,6 +1583,8 @@
         <w:rPr>
           <w:i/>
           <w:iCs/>
+          <w:sz w:val="20"/>
+          <w:szCs w:val="20"/>
           <w:lang w:val="en-GB"/>
         </w:rPr>
         <w:sym w:font="Wingdings" w:char="F0E0"/>
@@ -1445,6 +1593,8 @@
         <w:rPr>
           <w:i/>
           <w:iCs/>
+          <w:sz w:val="20"/>
+          <w:szCs w:val="20"/>
           <w:lang w:val="en-GB"/>
         </w:rPr>
         <w:t xml:space="preserve"> (config-if) </w:t>
@@ -1453,6 +1603,8 @@
         <w:rPr>
           <w:i/>
           <w:iCs/>
+          <w:sz w:val="20"/>
+          <w:szCs w:val="20"/>
           <w:lang w:val="en-GB"/>
         </w:rPr>
         <w:sym w:font="Wingdings" w:char="F0E0"/>
@@ -1461,6 +1613,8 @@
         <w:rPr>
           <w:i/>
           <w:iCs/>
+          <w:sz w:val="20"/>
+          <w:szCs w:val="20"/>
           <w:lang w:val="en-GB"/>
         </w:rPr>
         <w:t xml:space="preserve"> shutdown</w:t>
@@ -1469,6 +1623,8 @@
         <w:rPr>
           <w:i/>
           <w:iCs/>
+          <w:sz w:val="20"/>
+          <w:szCs w:val="20"/>
           <w:lang w:val="en-GB"/>
         </w:rPr>
         <w:t xml:space="preserve"> (level 5)</w:t>
@@ -1477,6 +1633,8 @@
         <w:rPr>
           <w:i/>
           <w:iCs/>
+          <w:sz w:val="20"/>
+          <w:szCs w:val="20"/>
           <w:lang w:val="en-GB"/>
         </w:rPr>
         <w:t>:</w:t>
@@ -1519,700 +1677,6 @@
           <w:lang w:val="en-GB"/>
         </w:rPr>
         <w:t>R1 (config) #privilege interface level 5 shutdown</w:t>
-      </w:r>
-    </w:p>
-    <w:p>
-      <w:pPr>
-        <w:rPr>
-          <w:b/>
-          <w:bCs/>
-          <w:lang w:val="en-GB"/>
-        </w:rPr>
-      </w:pPr>
-    </w:p>
-    <w:p>
-      <w:pPr>
-        <w:rPr>
-          <w:b/>
-          <w:bCs/>
-          <w:lang w:val="en-GB"/>
-        </w:rPr>
-      </w:pPr>
-    </w:p>
-    <w:p>
-      <w:pPr>
-        <w:rPr>
-          <w:b/>
-          <w:bCs/>
-          <w:lang w:val="en-GB"/>
-        </w:rPr>
-      </w:pPr>
-      <w:r>
-        <w:rPr>
-          <w:b/>
-          <w:bCs/>
-          <w:lang w:val="en-GB"/>
-        </w:rPr>
-        <w:t>Enable authentication proxy:</w:t>
-      </w:r>
-    </w:p>
-    <w:p>
-      <w:pPr>
-        <w:rPr>
-          <w:b/>
-          <w:bCs/>
-          <w:lang w:val="en-GB"/>
-        </w:rPr>
-      </w:pPr>
-      <w:r>
-        <w:rPr>
-          <w:b/>
-          <w:bCs/>
-          <w:lang w:val="en-GB"/>
-        </w:rPr>
-        <w:t>Enable the web server on the router:</w:t>
-      </w:r>
-    </w:p>
-    <w:p>
-      <w:pPr>
-        <w:rPr>
-          <w:lang w:val="en-GB"/>
-        </w:rPr>
-      </w:pPr>
-      <w:r>
-        <w:rPr>
-          <w:lang w:val="en-GB"/>
-        </w:rPr>
-        <w:t>R1 (config) #ip http server</w:t>
-      </w:r>
-    </w:p>
-    <w:p>
-      <w:pPr>
-        <w:rPr>
-          <w:b/>
-          <w:bCs/>
-          <w:lang w:val="en-GB"/>
-        </w:rPr>
-      </w:pPr>
-      <w:r>
-        <w:rPr>
-          <w:b/>
-          <w:bCs/>
-          <w:lang w:val="en-GB"/>
-        </w:rPr>
-        <w:t>Enable AAA for the web server:</w:t>
-      </w:r>
-    </w:p>
-    <w:p>
-      <w:pPr>
-        <w:rPr>
-          <w:lang w:val="en-GB"/>
-        </w:rPr>
-      </w:pPr>
-      <w:r>
-        <w:rPr>
-          <w:lang w:val="en-GB"/>
-        </w:rPr>
-        <w:t xml:space="preserve">R1 (config) #ip http authentication </w:t>
-      </w:r>
-      <w:proofErr w:type="spellStart"/>
-      <w:r>
-        <w:rPr>
-          <w:lang w:val="en-GB"/>
-        </w:rPr>
-        <w:t>aaa</w:t>
-      </w:r>
-      <w:proofErr w:type="spellEnd"/>
-    </w:p>
-    <w:p>
-      <w:pPr>
-        <w:rPr>
-          <w:b/>
-          <w:bCs/>
-          <w:lang w:val="en-GB"/>
-        </w:rPr>
-      </w:pPr>
-      <w:r>
-        <w:rPr>
-          <w:b/>
-          <w:bCs/>
-          <w:lang w:val="en-GB"/>
-        </w:rPr>
-        <w:t>Configure the proxy:</w:t>
-      </w:r>
-    </w:p>
-    <w:p>
-      <w:pPr>
-        <w:rPr>
-          <w:lang w:val="en-GB"/>
-        </w:rPr>
-      </w:pPr>
-      <w:r>
-        <w:rPr>
-          <w:lang w:val="en-GB"/>
-        </w:rPr>
-        <w:t>R1 (config) #ip auth-proxy name HTTPPROXY http</w:t>
-      </w:r>
-    </w:p>
-    <w:p>
-      <w:pPr>
-        <w:rPr>
-          <w:b/>
-          <w:bCs/>
-          <w:lang w:val="en-GB"/>
-        </w:rPr>
-      </w:pPr>
-      <w:r>
-        <w:rPr>
-          <w:b/>
-          <w:bCs/>
-          <w:lang w:val="en-GB"/>
-        </w:rPr>
-        <w:t>Create ACL to permit the user access the web server:</w:t>
-      </w:r>
-    </w:p>
-    <w:p>
-      <w:pPr>
-        <w:rPr>
-          <w:lang w:val="en-GB"/>
-        </w:rPr>
-      </w:pPr>
-      <w:r>
-        <w:rPr>
-          <w:lang w:val="en-GB"/>
-        </w:rPr>
-        <w:t xml:space="preserve">R1 (config) #access-list 100 permit </w:t>
-      </w:r>
-      <w:proofErr w:type="spellStart"/>
-      <w:r>
-        <w:rPr>
-          <w:lang w:val="en-GB"/>
-        </w:rPr>
-        <w:t>tcp</w:t>
-      </w:r>
-      <w:proofErr w:type="spellEnd"/>
-      <w:r>
-        <w:rPr>
-          <w:lang w:val="en-GB"/>
-        </w:rPr>
-        <w:t xml:space="preserve"> 192.168.1.0 0.0.0.255 host 192.168.1.254 </w:t>
-      </w:r>
-      <w:proofErr w:type="spellStart"/>
-      <w:r>
-        <w:rPr>
-          <w:lang w:val="en-GB"/>
-        </w:rPr>
-        <w:t>eq</w:t>
-      </w:r>
-      <w:proofErr w:type="spellEnd"/>
-      <w:r>
-        <w:rPr>
-          <w:lang w:val="en-GB"/>
-        </w:rPr>
-        <w:t xml:space="preserve"> 80</w:t>
-      </w:r>
-    </w:p>
-    <w:p>
-      <w:pPr>
-        <w:rPr>
-          <w:b/>
-          <w:bCs/>
-          <w:lang w:val="en-GB"/>
-        </w:rPr>
-      </w:pPr>
-      <w:r>
-        <w:rPr>
-          <w:b/>
-          <w:bCs/>
-          <w:lang w:val="en-GB"/>
-        </w:rPr>
-        <w:t>Apply the proxy and the ACL on the interface facing the user:</w:t>
-      </w:r>
-    </w:p>
-    <w:p>
-      <w:pPr>
-        <w:rPr>
-          <w:lang w:val="en-GB"/>
-        </w:rPr>
-      </w:pPr>
-      <w:r>
-        <w:rPr>
-          <w:lang w:val="en-GB"/>
-        </w:rPr>
-        <w:t>R1 (config) #int g0/0/0</w:t>
-      </w:r>
-    </w:p>
-    <w:p>
-      <w:pPr>
-        <w:rPr>
-          <w:lang w:val="en-GB"/>
-        </w:rPr>
-      </w:pPr>
-      <w:r>
-        <w:rPr>
-          <w:lang w:val="en-GB"/>
-        </w:rPr>
-        <w:t>R1 (config-if) #ip auth-proxy HTTPPROXY</w:t>
-      </w:r>
-    </w:p>
-    <w:p>
-      <w:pPr>
-        <w:rPr>
-          <w:lang w:val="en-US"/>
-        </w:rPr>
-      </w:pPr>
-      <w:r>
-        <w:rPr>
-          <w:lang w:val="en-US"/>
-        </w:rPr>
-        <w:t>R1 (config-</w:t>
-      </w:r>
-      <w:proofErr w:type="gramStart"/>
-      <w:r>
-        <w:rPr>
-          <w:lang w:val="en-US"/>
-        </w:rPr>
-        <w:t>if) #</w:t>
-      </w:r>
-      <w:proofErr w:type="gramEnd"/>
-      <w:r>
-        <w:rPr>
-          <w:lang w:val="en-US"/>
-        </w:rPr>
-        <w:t>ip access-group </w:t>
-      </w:r>
-      <w:r>
-        <w:rPr>
-          <w:lang w:val="en-US"/>
-        </w:rPr>
-        <w:t>100</w:t>
-      </w:r>
-    </w:p>
-    <w:p>
-      <w:pPr>
-        <w:rPr>
-          <w:b/>
-          <w:bCs/>
-          <w:lang w:val="en-US"/>
-        </w:rPr>
-      </w:pPr>
-      <w:r>
-        <w:rPr>
-          <w:b/>
-          <w:bCs/>
-          <w:lang w:val="en-US"/>
-        </w:rPr>
-        <w:t>Change authorization of the console port:</w:t>
-      </w:r>
-    </w:p>
-    <w:p>
-      <w:pPr>
-        <w:rPr>
-          <w:lang w:val="en-GB"/>
-        </w:rPr>
-      </w:pPr>
-      <w:r>
-        <w:rPr>
-          <w:lang w:val="en-GB"/>
-        </w:rPr>
-        <w:t xml:space="preserve">R1 (config) #aaa authorization </w:t>
-      </w:r>
-      <w:r>
-        <w:rPr>
-          <w:highlight w:val="yellow"/>
-          <w:lang w:val="en-GB"/>
-        </w:rPr>
-        <w:t>exec</w:t>
-      </w:r>
-      <w:r>
-        <w:rPr>
-          <w:lang w:val="en-GB"/>
-        </w:rPr>
-        <w:t xml:space="preserve"> </w:t>
-      </w:r>
-      <w:r>
-        <w:rPr>
-          <w:highlight w:val="green"/>
-          <w:lang w:val="en-GB"/>
-        </w:rPr>
-        <w:t>IWANTPRIV15</w:t>
-      </w:r>
-      <w:r>
-        <w:rPr>
-          <w:lang w:val="en-GB"/>
-        </w:rPr>
-        <w:t xml:space="preserve"> </w:t>
-      </w:r>
-      <w:r>
-        <w:rPr>
-          <w:highlight w:val="cyan"/>
-          <w:lang w:val="en-GB"/>
-        </w:rPr>
-        <w:t>none</w:t>
-      </w:r>
-    </w:p>
-    <w:p>
-      <w:pPr>
-        <w:rPr>
-          <w:lang w:val="en-GB"/>
-        </w:rPr>
-      </w:pPr>
-      <w:r>
-        <w:rPr>
-          <w:lang w:val="en-GB"/>
-        </w:rPr>
-        <w:t>R1 (config) #line console 0</w:t>
-      </w:r>
-    </w:p>
-    <w:p>
-      <w:pPr>
-        <w:rPr>
-          <w:lang w:val="en-GB"/>
-        </w:rPr>
-      </w:pPr>
-      <w:r>
-        <w:rPr>
-          <w:lang w:val="en-GB"/>
-        </w:rPr>
-        <w:t>R1 (config-line) #authorization exec IWANTPRIV15</w:t>
-      </w:r>
-    </w:p>
-    <w:p>
-      <w:pPr>
-        <w:rPr>
-          <w:lang w:val="en-GB"/>
-        </w:rPr>
-      </w:pPr>
-      <w:r>
-        <w:rPr>
-          <w:lang w:val="en-GB"/>
-        </w:rPr>
-        <w:br w:type="page"/>
-      </w:r>
-    </w:p>
-    <w:p>
-      <w:pPr>
-        <w:pStyle w:val="Titre1"/>
-        <w:rPr>
-          <w:lang w:val="en-GB"/>
-        </w:rPr>
-      </w:pPr>
-      <w:bookmarkStart w:id="3" w:name="_Toc223597026"/>
-      <w:r>
-        <w:rPr>
-          <w:lang w:val="en-GB"/>
-        </w:rPr>
-        <w:lastRenderedPageBreak/>
-        <w:t>ISE server</w:t>
-      </w:r>
-      <w:bookmarkEnd w:id="3"/>
-    </w:p>
-    <w:p>
-      <w:pPr>
-        <w:pStyle w:val="Titre2"/>
-        <w:rPr>
-          <w:lang w:val="en-GB"/>
-        </w:rPr>
-      </w:pPr>
-      <w:bookmarkStart w:id="4" w:name="_Toc223597027"/>
-      <w:r>
-        <w:rPr>
-          <w:lang w:val="en-GB"/>
-        </w:rPr>
-        <w:t>Add n</w:t>
-      </w:r>
-      <w:r>
-        <w:rPr>
-          <w:lang w:val="en-GB"/>
-        </w:rPr>
-        <w:t>etwork devices</w:t>
-      </w:r>
-      <w:bookmarkEnd w:id="4"/>
-    </w:p>
-    <w:p>
-      <w:pPr>
-        <w:rPr>
-          <w:lang w:val="en-GB"/>
-        </w:rPr>
-      </w:pPr>
-      <w:r>
-        <w:rPr>
-          <w:lang w:val="en-GB"/>
-        </w:rPr>
-        <w:t>C</w:t>
-      </w:r>
-      <w:r>
-        <w:rPr>
-          <w:lang w:val="en-GB"/>
-        </w:rPr>
-        <w:t>onfigure the network device that serves as an intermediary between the endpoints and ISE.</w:t>
-      </w:r>
-    </w:p>
-    <w:p>
-      <w:pPr>
-        <w:rPr>
-          <w:lang w:val="en-GB"/>
-        </w:rPr>
-      </w:pPr>
-      <w:r>
-        <w:rPr>
-          <w:lang w:val="en-GB"/>
-        </w:rPr>
-        <w:t>Give a name, an</w:t>
-      </w:r>
-      <w:r>
-        <w:rPr>
-          <w:lang w:val="en-GB"/>
-        </w:rPr>
-        <w:t xml:space="preserve"> IP address</w:t>
-      </w:r>
-      <w:r>
-        <w:rPr>
-          <w:lang w:val="en-GB"/>
-        </w:rPr>
-        <w:t xml:space="preserve"> </w:t>
-      </w:r>
-      <w:r>
-        <w:rPr>
-          <w:lang w:val="en-GB"/>
-        </w:rPr>
-        <w:t>and the shared secret between the device and the RADIUS server.</w:t>
-      </w:r>
-      <w:r>
-        <w:rPr>
-          <w:lang w:val="en-GB"/>
-        </w:rPr>
-        <w:t xml:space="preserve"> </w:t>
-      </w:r>
-    </w:p>
-    <w:p>
-      <w:pPr>
-        <w:rPr>
-          <w:b/>
-          <w:bCs/>
-          <w:lang w:val="en-GB"/>
-        </w:rPr>
-      </w:pPr>
-      <w:r>
-        <w:rPr>
-          <w:b/>
-          <w:bCs/>
-          <w:lang w:val="en-GB"/>
-        </w:rPr>
-        <w:t>Access:</w:t>
-      </w:r>
-    </w:p>
-    <w:p>
-      <w:pPr>
-        <w:rPr>
-          <w:lang w:val="en-GB"/>
-        </w:rPr>
-      </w:pPr>
-      <w:r>
-        <w:rPr>
-          <w:lang w:val="en-GB"/>
-        </w:rPr>
-        <w:t>Administration</w:t>
-      </w:r>
-      <w:r>
-        <w:rPr>
-          <w:lang w:val="en-GB"/>
-        </w:rPr>
-        <w:t xml:space="preserve"> </w:t>
-      </w:r>
-      <w:r>
-        <w:rPr>
-          <w:lang w:val="en-GB"/>
-        </w:rPr>
-        <w:sym w:font="Wingdings" w:char="F0E0"/>
-      </w:r>
-      <w:r>
-        <w:rPr>
-          <w:lang w:val="en-GB"/>
-        </w:rPr>
-        <w:t xml:space="preserve"> </w:t>
-      </w:r>
-      <w:r>
-        <w:rPr>
-          <w:lang w:val="en-GB"/>
-        </w:rPr>
-        <w:t>Network Resources</w:t>
-      </w:r>
-      <w:r>
-        <w:rPr>
-          <w:lang w:val="en-GB"/>
-        </w:rPr>
-        <w:t xml:space="preserve"> </w:t>
-      </w:r>
-      <w:r>
-        <w:rPr>
-          <w:lang w:val="en-GB"/>
-        </w:rPr>
-        <w:sym w:font="Wingdings" w:char="F0E0"/>
-      </w:r>
-      <w:r>
-        <w:rPr>
-          <w:lang w:val="en-GB"/>
-        </w:rPr>
-        <w:t xml:space="preserve"> </w:t>
-      </w:r>
-      <w:r>
-        <w:rPr>
-          <w:lang w:val="en-GB"/>
-        </w:rPr>
-        <w:t>Network Devices</w:t>
-      </w:r>
-      <w:r>
-        <w:rPr>
-          <w:lang w:val="en-GB"/>
-        </w:rPr>
-        <w:t xml:space="preserve"> </w:t>
-      </w:r>
-      <w:r>
-        <w:rPr>
-          <w:lang w:val="en-GB"/>
-        </w:rPr>
-        <w:sym w:font="Wingdings" w:char="F0E0"/>
-      </w:r>
-      <w:r>
-        <w:rPr>
-          <w:lang w:val="en-GB"/>
-        </w:rPr>
-        <w:t xml:space="preserve"> </w:t>
-      </w:r>
-      <w:r>
-        <w:rPr>
-          <w:lang w:val="en-GB"/>
-        </w:rPr>
-        <w:t xml:space="preserve">Add </w:t>
-      </w:r>
-    </w:p>
-    <w:p>
-      <w:pPr>
-        <w:pStyle w:val="Titre2"/>
-        <w:rPr>
-          <w:lang w:val="en-GB"/>
-        </w:rPr>
-      </w:pPr>
-      <w:bookmarkStart w:id="5" w:name="_Toc223597028"/>
-      <w:r>
-        <w:rPr>
-          <w:lang w:val="en-GB"/>
-        </w:rPr>
-        <w:t>Add identities</w:t>
-      </w:r>
-      <w:bookmarkEnd w:id="5"/>
-    </w:p>
-    <w:p>
-      <w:pPr>
-        <w:rPr>
-          <w:lang w:val="en-GB"/>
-        </w:rPr>
-      </w:pPr>
-      <w:r>
-        <w:rPr>
-          <w:lang w:val="en-GB"/>
-        </w:rPr>
-        <w:t>Create groups and users. Assign the user in th</w:t>
-      </w:r>
-      <w:r>
-        <w:rPr>
-          <w:lang w:val="en-GB"/>
-        </w:rPr>
-        <w:t>e good group.</w:t>
-      </w:r>
-    </w:p>
-    <w:p>
-      <w:pPr>
-        <w:rPr>
-          <w:b/>
-          <w:bCs/>
-          <w:lang w:val="en-GB"/>
-        </w:rPr>
-      </w:pPr>
-      <w:r>
-        <w:rPr>
-          <w:b/>
-          <w:bCs/>
-          <w:lang w:val="en-GB"/>
-        </w:rPr>
-        <w:t>Access:</w:t>
-      </w:r>
-    </w:p>
-    <w:p>
-      <w:pPr>
-        <w:rPr>
-          <w:b/>
-          <w:bCs/>
-          <w:lang w:val="en-GB"/>
-        </w:rPr>
-      </w:pPr>
-      <w:r>
-        <w:rPr>
-          <w:lang w:val="en-GB"/>
-        </w:rPr>
-        <w:t xml:space="preserve">Administration </w:t>
-      </w:r>
-      <w:r>
-        <w:sym w:font="Wingdings" w:char="F0E0"/>
-      </w:r>
-      <w:r>
-        <w:rPr>
-          <w:lang w:val="en-GB"/>
-        </w:rPr>
-        <w:t xml:space="preserve"> Identity Management </w:t>
-      </w:r>
-      <w:r>
-        <w:sym w:font="Wingdings" w:char="F0E0"/>
-      </w:r>
-      <w:r>
-        <w:rPr>
-          <w:lang w:val="en-GB"/>
-        </w:rPr>
-        <w:t xml:space="preserve"> Groups</w:t>
-      </w:r>
-    </w:p>
-    <w:p>
-      <w:pPr>
-        <w:rPr>
-          <w:lang w:val="en-GB"/>
-        </w:rPr>
-      </w:pPr>
-      <w:r>
-        <w:rPr>
-          <w:lang w:val="en-GB"/>
-        </w:rPr>
-        <w:t>Administration</w:t>
-      </w:r>
-      <w:r>
-        <w:rPr>
-          <w:lang w:val="en-GB"/>
-        </w:rPr>
-        <w:t xml:space="preserve"> </w:t>
-      </w:r>
-      <w:r>
-        <w:sym w:font="Wingdings" w:char="F0E0"/>
-      </w:r>
-      <w:r>
-        <w:rPr>
-          <w:lang w:val="en-GB"/>
-        </w:rPr>
-        <w:t xml:space="preserve"> Identity Management</w:t>
-      </w:r>
-      <w:r>
-        <w:rPr>
-          <w:lang w:val="en-GB"/>
-        </w:rPr>
-        <w:t xml:space="preserve"> </w:t>
-      </w:r>
-      <w:r>
-        <w:sym w:font="Wingdings" w:char="F0E0"/>
-      </w:r>
-      <w:r>
-        <w:rPr>
-          <w:lang w:val="en-GB"/>
-        </w:rPr>
-        <w:t xml:space="preserve"> Identities</w:t>
       </w:r>
     </w:p>
     <w:p>
@@ -2239,15 +1703,21 @@
           <w:lang w:val="en-GB"/>
         </w:rPr>
       </w:pPr>
-      <w:bookmarkStart w:id="6" w:name="_Toc223597029"/>
+      <w:bookmarkStart w:id="4" w:name="_Toc223962148"/>
       <w:r>
         <w:rPr>
           <w:lang w:val="en-GB"/>
         </w:rPr>
         <w:lastRenderedPageBreak/>
-        <w:t>Add policies</w:t>
-      </w:r>
-      <w:bookmarkEnd w:id="6"/>
+        <w:t xml:space="preserve">SSH </w:t>
+      </w:r>
+      <w:r>
+        <w:rPr>
+          <w:lang w:val="en-GB"/>
+        </w:rPr>
+        <w:t>access</w:t>
+      </w:r>
+      <w:bookmarkEnd w:id="4"/>
     </w:p>
     <w:p>
       <w:pPr>
@@ -2263,26 +1733,79 @@
           <w:bCs/>
           <w:lang w:val="en-GB"/>
         </w:rPr>
-        <w:t>Create the conditions:</w:t>
-      </w:r>
-    </w:p>
-    <w:p>
-      <w:pPr>
-        <w:rPr>
-          <w:lang w:val="en-GB"/>
-        </w:rPr>
-      </w:pPr>
-      <w:r>
-        <w:rPr>
-          <w:lang w:val="en-GB"/>
-        </w:rPr>
-        <w:t>Create the conditions</w:t>
-      </w:r>
-      <w:r>
-        <w:rPr>
-          <w:lang w:val="en-GB"/>
-        </w:rPr>
-        <w:t>, if the conditions are true, the results are applied.</w:t>
+        <w:t>Protect the console port:</w:t>
+      </w:r>
+    </w:p>
+    <w:p>
+      <w:pPr>
+        <w:rPr>
+          <w:lang w:val="en-GB"/>
+        </w:rPr>
+      </w:pPr>
+      <w:r>
+        <w:rPr>
+          <w:lang w:val="en-GB"/>
+        </w:rPr>
+        <w:t xml:space="preserve">R1 (config) #aaa authentication </w:t>
+      </w:r>
+      <w:r>
+        <w:rPr>
+          <w:highlight w:val="yellow"/>
+          <w:lang w:val="en-GB"/>
+        </w:rPr>
+        <w:t>login</w:t>
+      </w:r>
+      <w:r>
+        <w:rPr>
+          <w:lang w:val="en-GB"/>
+        </w:rPr>
+        <w:t xml:space="preserve"> </w:t>
+      </w:r>
+      <w:r>
+        <w:rPr>
+          <w:highlight w:val="green"/>
+          <w:lang w:val="en-GB"/>
+        </w:rPr>
+        <w:t>CONSOLENOAAA</w:t>
+      </w:r>
+      <w:r>
+        <w:rPr>
+          <w:lang w:val="en-GB"/>
+        </w:rPr>
+        <w:t xml:space="preserve"> </w:t>
+      </w:r>
+      <w:r>
+        <w:rPr>
+          <w:highlight w:val="cyan"/>
+          <w:lang w:val="en-GB"/>
+        </w:rPr>
+        <w:t>local</w:t>
+      </w:r>
+    </w:p>
+    <w:p>
+      <w:pPr>
+        <w:rPr>
+          <w:lang w:val="en-GB"/>
+        </w:rPr>
+      </w:pPr>
+      <w:r>
+        <w:rPr>
+          <w:lang w:val="en-GB"/>
+        </w:rPr>
+        <w:t>R1 (config) #line console 0</w:t>
+      </w:r>
+    </w:p>
+    <w:p>
+      <w:pPr>
+        <w:rPr>
+          <w:lang w:val="en-GB"/>
+        </w:rPr>
+      </w:pPr>
+      <w:r>
+        <w:rPr>
+          <w:lang w:val="en-GB"/>
+        </w:rPr>
+        <w:t>R1 (config-line) #login authentication CONSOLENOAAA</w:t>
       </w:r>
     </w:p>
     <w:p>
@@ -2299,76 +1822,33 @@
           <w:bCs/>
           <w:lang w:val="en-GB"/>
         </w:rPr>
-        <w:t>Access:</w:t>
-      </w:r>
-    </w:p>
-    <w:p>
-      <w:pPr>
-        <w:rPr>
-          <w:lang w:val="en-GB"/>
-        </w:rPr>
-      </w:pPr>
-      <w:r>
-        <w:rPr>
-          <w:lang w:val="en-GB"/>
-        </w:rPr>
-        <w:t xml:space="preserve">Policy </w:t>
-      </w:r>
-      <w:r>
-        <w:sym w:font="Wingdings" w:char="F0E0"/>
-      </w:r>
-      <w:r>
-        <w:rPr>
-          <w:lang w:val="en-GB"/>
-        </w:rPr>
-        <w:t xml:space="preserve"> Policy Sets </w:t>
-      </w:r>
-      <w:r>
-        <w:sym w:font="Wingdings" w:char="F0E0"/>
-      </w:r>
-      <w:r>
-        <w:rPr>
-          <w:lang w:val="en-GB"/>
-        </w:rPr>
-        <w:t xml:space="preserve"> Create a new policy (click </w:t>
-      </w:r>
-      <w:proofErr w:type="gramStart"/>
-      <w:r>
-        <w:rPr>
-          <w:lang w:val="en-GB"/>
-        </w:rPr>
-        <w:t>on</w:t>
-      </w:r>
-      <w:r>
-        <w:rPr>
-          <w:lang w:val="en-GB"/>
-        </w:rPr>
-        <w:t xml:space="preserve"> ”</w:t>
-      </w:r>
-      <w:proofErr w:type="gramEnd"/>
-      <w:r>
-        <w:rPr>
-          <w:lang w:val="en-GB"/>
-        </w:rPr>
-        <w:t>+”</w:t>
-      </w:r>
-      <w:r>
-        <w:rPr>
-          <w:lang w:val="en-GB"/>
-        </w:rPr>
-        <w:t xml:space="preserve">) </w:t>
-      </w:r>
-      <w:r>
-        <w:rPr>
-          <w:lang w:val="en-GB"/>
-        </w:rPr>
-        <w:sym w:font="Wingdings" w:char="F0E0"/>
-      </w:r>
-      <w:r>
-        <w:rPr>
-          <w:lang w:val="en-GB"/>
-        </w:rPr>
-        <w:t xml:space="preserve"> Choose a name, click on “+” in the Conditions column</w:t>
+        <w:t>Others with the RADIUS server:</w:t>
+      </w:r>
+    </w:p>
+    <w:p>
+      <w:pPr>
+        <w:rPr>
+          <w:lang w:val="en-GB"/>
+        </w:rPr>
+      </w:pPr>
+      <w:r>
+        <w:rPr>
+          <w:lang w:val="en-GB"/>
+        </w:rPr>
+        <w:t xml:space="preserve">R1 (config) #aaa </w:t>
+      </w:r>
+      <w:r>
+        <w:rPr>
+          <w:lang w:val="en-GB"/>
+        </w:rPr>
+        <w:t xml:space="preserve">authentication </w:t>
+      </w:r>
+      <w:r>
+        <w:rPr>
+          <w:highlight w:val="yellow"/>
+          <w:lang w:val="en-GB"/>
+        </w:rPr>
+        <w:t>login</w:t>
       </w:r>
       <w:r>
         <w:rPr>
@@ -2378,52 +1858,23 @@
       </w:r>
       <w:r>
         <w:rPr>
-          <w:lang w:val="en-GB"/>
-        </w:rPr>
-        <w:sym w:font="Wingdings" w:char="F0E0"/>
-      </w:r>
-      <w:r>
-        <w:rPr>
-          <w:lang w:val="en-GB"/>
-        </w:rPr>
-        <w:t xml:space="preserve"> Conditions Studio</w:t>
-      </w:r>
-    </w:p>
-    <w:p>
-      <w:pPr>
-        <w:rPr>
-          <w:lang w:val="en-GB"/>
-        </w:rPr>
-      </w:pPr>
-      <w:r>
-        <w:rPr>
-          <w:lang w:val="en-GB"/>
-        </w:rPr>
-        <w:t xml:space="preserve">Choose a Dictionary </w:t>
-      </w:r>
-      <w:r>
-        <w:rPr>
-          <w:lang w:val="en-GB"/>
-        </w:rPr>
-        <w:sym w:font="Wingdings" w:char="F0E0"/>
-      </w:r>
-      <w:r>
-        <w:rPr>
-          <w:lang w:val="en-GB"/>
-        </w:rPr>
-        <w:t xml:space="preserve"> Choose a condition (e.g. Nas-Port-Type Wireless) </w:t>
-      </w:r>
-      <w:r>
-        <w:rPr>
-          <w:lang w:val="en-GB"/>
-        </w:rPr>
-        <w:sym w:font="Wingdings" w:char="F0E0"/>
-      </w:r>
-      <w:r>
-        <w:rPr>
-          <w:lang w:val="en-GB"/>
-        </w:rPr>
-        <w:t xml:space="preserve"> Save the condition</w:t>
+          <w:highlight w:val="green"/>
+          <w:lang w:val="en-GB"/>
+        </w:rPr>
+        <w:t>default</w:t>
+      </w:r>
+      <w:r>
+        <w:rPr>
+          <w:lang w:val="en-GB"/>
+        </w:rPr>
+        <w:t xml:space="preserve"> </w:t>
+      </w:r>
+      <w:r>
+        <w:rPr>
+          <w:highlight w:val="cyan"/>
+          <w:lang w:val="en-GB"/>
+        </w:rPr>
+        <w:t>group radius</w:t>
       </w:r>
     </w:p>
     <w:p>
@@ -2431,226 +1882,333 @@
         <w:rPr>
           <w:b/>
           <w:bCs/>
-          <w:lang w:val="en-GB"/>
+          <w:lang w:val="en-US"/>
         </w:rPr>
       </w:pPr>
       <w:r>
         <w:rPr>
           <w:b/>
           <w:bCs/>
-          <w:lang w:val="en-GB"/>
-        </w:rPr>
-        <w:t>Choose p</w:t>
-      </w:r>
-      <w:r>
+          <w:lang w:val="en-US"/>
+        </w:rPr>
+        <w:t>Change authorization of the console port:</w:t>
+      </w:r>
+    </w:p>
+    <w:p>
+      <w:pPr>
+        <w:rPr>
+          <w:lang w:val="en-GB"/>
+        </w:rPr>
+      </w:pPr>
+      <w:r>
+        <w:rPr>
+          <w:lang w:val="en-GB"/>
+        </w:rPr>
+        <w:t xml:space="preserve">R1 (config) #aaa authorization </w:t>
+      </w:r>
+      <w:r>
+        <w:rPr>
+          <w:highlight w:val="yellow"/>
+          <w:lang w:val="en-GB"/>
+        </w:rPr>
+        <w:t>exec</w:t>
+      </w:r>
+      <w:r>
+        <w:rPr>
+          <w:lang w:val="en-GB"/>
+        </w:rPr>
+        <w:t xml:space="preserve"> </w:t>
+      </w:r>
+      <w:r>
+        <w:rPr>
+          <w:highlight w:val="green"/>
+          <w:lang w:val="en-GB"/>
+        </w:rPr>
+        <w:t>IWANTPRIV15</w:t>
+      </w:r>
+      <w:r>
+        <w:rPr>
+          <w:lang w:val="en-GB"/>
+        </w:rPr>
+        <w:t xml:space="preserve"> </w:t>
+      </w:r>
+      <w:r>
+        <w:rPr>
+          <w:highlight w:val="cyan"/>
+          <w:lang w:val="en-GB"/>
+        </w:rPr>
+        <w:t>none</w:t>
+      </w:r>
+    </w:p>
+    <w:p>
+      <w:pPr>
+        <w:rPr>
+          <w:lang w:val="en-GB"/>
+        </w:rPr>
+      </w:pPr>
+      <w:r>
+        <w:rPr>
+          <w:lang w:val="en-GB"/>
+        </w:rPr>
+        <w:t>R1 (config) #line console 0</w:t>
+      </w:r>
+    </w:p>
+    <w:p>
+      <w:pPr>
+        <w:rPr>
+          <w:lang w:val="en-GB"/>
+        </w:rPr>
+      </w:pPr>
+      <w:r>
+        <w:rPr>
+          <w:lang w:val="en-GB"/>
+        </w:rPr>
+        <w:t>R1 (config-line) #authorization exec IWANTPRIV15</w:t>
+      </w:r>
+    </w:p>
+    <w:p>
+      <w:pPr>
         <w:rPr>
           <w:b/>
           <w:bCs/>
           <w:lang w:val="en-GB"/>
         </w:rPr>
-        <w:t>rotocols</w:t>
-      </w:r>
+      </w:pPr>
       <w:r>
         <w:rPr>
           <w:b/>
           <w:bCs/>
           <w:lang w:val="en-GB"/>
         </w:rPr>
-        <w:t>:</w:t>
-      </w:r>
-    </w:p>
-    <w:p>
-      <w:pPr>
-        <w:rPr>
-          <w:lang w:val="en-GB"/>
-        </w:rPr>
-      </w:pPr>
-      <w:r>
-        <w:rPr>
-          <w:lang w:val="en-GB"/>
-        </w:rPr>
-        <w:t xml:space="preserve">Now choose </w:t>
-      </w:r>
-      <w:r>
-        <w:rPr>
-          <w:lang w:val="en-GB"/>
-        </w:rPr>
-        <w:t>the protocol(s) that ISE will use to communicate with the network device.</w:t>
-      </w:r>
-    </w:p>
-    <w:p>
-      <w:pPr>
+        <w:t>For the others:</w:t>
+      </w:r>
+    </w:p>
+    <w:p>
+      <w:pPr>
+        <w:rPr>
+          <w:lang w:val="en-GB"/>
+        </w:rPr>
+      </w:pPr>
+      <w:r>
+        <w:rPr>
+          <w:lang w:val="en-GB"/>
+        </w:rPr>
+        <w:t>R1 (config) #</w:t>
+      </w:r>
+      <w:r>
+        <w:rPr>
+          <w:lang w:val="en-GB"/>
+        </w:rPr>
+        <w:t xml:space="preserve">aaa authorization </w:t>
+      </w:r>
+      <w:r>
+        <w:rPr>
+          <w:highlight w:val="yellow"/>
+          <w:lang w:val="en-GB"/>
+        </w:rPr>
+        <w:t>exec</w:t>
+      </w:r>
+      <w:r>
+        <w:rPr>
+          <w:lang w:val="en-GB"/>
+        </w:rPr>
+        <w:t xml:space="preserve"> </w:t>
+      </w:r>
+      <w:r>
+        <w:rPr>
+          <w:highlight w:val="green"/>
+          <w:lang w:val="en-GB"/>
+        </w:rPr>
+        <w:t>default</w:t>
+      </w:r>
+      <w:r>
+        <w:rPr>
+          <w:lang w:val="en-GB"/>
+        </w:rPr>
+        <w:t xml:space="preserve"> </w:t>
+      </w:r>
+      <w:r>
+        <w:rPr>
+          <w:highlight w:val="cyan"/>
+          <w:lang w:val="en-GB"/>
+        </w:rPr>
+        <w:t>group radius</w:t>
+      </w:r>
+      <w:r>
+        <w:rPr>
+          <w:lang w:val="en-GB"/>
+        </w:rPr>
+        <w:t xml:space="preserve"> local if-authenticated</w:t>
+      </w:r>
+    </w:p>
+    <w:p>
+      <w:pPr>
+        <w:rPr>
+          <w:lang w:val="en-GB"/>
+        </w:rPr>
+      </w:pPr>
+      <w:r>
+        <w:rPr>
+          <w:lang w:val="en-GB"/>
+        </w:rPr>
+        <w:t>R1</w:t>
+      </w:r>
+      <w:r>
+        <w:rPr>
+          <w:lang w:val="en-GB"/>
+        </w:rPr>
+        <w:t xml:space="preserve"> </w:t>
+      </w:r>
+      <w:r>
+        <w:rPr>
+          <w:lang w:val="en-GB"/>
+        </w:rPr>
+        <w:t>(config)</w:t>
+      </w:r>
+      <w:r>
+        <w:rPr>
+          <w:lang w:val="en-GB"/>
+        </w:rPr>
+        <w:t xml:space="preserve"> </w:t>
+      </w:r>
+      <w:r>
+        <w:rPr>
+          <w:lang w:val="en-GB"/>
+        </w:rPr>
+        <w:t>#line vty 0 4</w:t>
+      </w:r>
+    </w:p>
+    <w:p>
+      <w:pPr>
+        <w:rPr>
+          <w:lang w:val="en-GB"/>
+        </w:rPr>
+      </w:pPr>
+      <w:r>
+        <w:rPr>
+          <w:lang w:val="en-GB"/>
+        </w:rPr>
+        <w:t>R1</w:t>
+      </w:r>
+      <w:r>
+        <w:rPr>
+          <w:lang w:val="en-GB"/>
+        </w:rPr>
+        <w:t xml:space="preserve"> </w:t>
+      </w:r>
+      <w:r>
+        <w:rPr>
+          <w:lang w:val="en-GB"/>
+        </w:rPr>
+        <w:t>(config-line)</w:t>
+      </w:r>
+      <w:r>
+        <w:rPr>
+          <w:lang w:val="en-GB"/>
+        </w:rPr>
+        <w:t xml:space="preserve"> </w:t>
+      </w:r>
+      <w:r>
+        <w:rPr>
+          <w:lang w:val="en-GB"/>
+        </w:rPr>
+        <w:t>#authorization exec default</w:t>
+      </w:r>
+    </w:p>
+    <w:p>
+      <w:pPr>
+        <w:pStyle w:val="Titre2"/>
         <w:rPr>
           <w:b/>
           <w:bCs/>
           <w:lang w:val="en-GB"/>
         </w:rPr>
       </w:pPr>
-      <w:r>
+      <w:bookmarkStart w:id="5" w:name="_Toc223962149"/>
+      <w:r>
+        <w:rPr>
+          <w:lang w:val="en-GB"/>
+        </w:rPr>
+        <w:t>A</w:t>
+      </w:r>
+      <w:r>
+        <w:rPr>
+          <w:lang w:val="en-GB"/>
+        </w:rPr>
+        <w:t>uth</w:t>
+      </w:r>
+      <w:r>
+        <w:rPr>
+          <w:lang w:val="en-GB"/>
+        </w:rPr>
+        <w:t xml:space="preserve">entication </w:t>
+      </w:r>
+      <w:r>
+        <w:rPr>
+          <w:lang w:val="en-GB"/>
+        </w:rPr>
+        <w:t>proxy access</w:t>
+      </w:r>
+      <w:bookmarkEnd w:id="5"/>
+    </w:p>
+    <w:p>
+      <w:pPr>
         <w:rPr>
           <w:b/>
           <w:bCs/>
           <w:lang w:val="en-GB"/>
         </w:rPr>
-        <w:t>Access:</w:t>
-      </w:r>
-    </w:p>
-    <w:p>
-      <w:pPr>
-        <w:rPr>
-          <w:lang w:val="en-GB"/>
-        </w:rPr>
-      </w:pPr>
-      <w:r>
-        <w:rPr>
-          <w:lang w:val="en-GB"/>
-        </w:rPr>
-        <w:t>Allowed Protocols</w:t>
-      </w:r>
-      <w:r>
-        <w:rPr>
-          <w:lang w:val="en-GB"/>
-        </w:rPr>
-        <w:t xml:space="preserve"> </w:t>
-      </w:r>
-      <w:r>
-        <w:rPr>
-          <w:lang w:val="en-GB"/>
-        </w:rPr>
-        <w:t>(</w:t>
-      </w:r>
-      <w:r>
-        <w:rPr>
-          <w:lang w:val="en-GB"/>
-        </w:rPr>
-        <w:t xml:space="preserve">click </w:t>
-      </w:r>
-      <w:proofErr w:type="gramStart"/>
-      <w:r>
-        <w:rPr>
-          <w:lang w:val="en-GB"/>
-        </w:rPr>
-        <w:t>on</w:t>
-      </w:r>
-      <w:r>
-        <w:rPr>
-          <w:lang w:val="en-GB"/>
-        </w:rPr>
-        <w:t xml:space="preserve"> ”</w:t>
-      </w:r>
-      <w:proofErr w:type="gramEnd"/>
-      <w:r>
-        <w:rPr>
-          <w:lang w:val="en-GB"/>
-        </w:rPr>
-        <w:t>+”</w:t>
-      </w:r>
-      <w:r>
-        <w:rPr>
-          <w:lang w:val="en-GB"/>
-        </w:rPr>
-        <w:t>)</w:t>
-      </w:r>
-      <w:r>
-        <w:rPr>
-          <w:lang w:val="en-GB"/>
-        </w:rPr>
-        <w:t xml:space="preserve"> </w:t>
-      </w:r>
-      <w:r>
-        <w:sym w:font="Wingdings" w:char="F0E0"/>
-      </w:r>
-      <w:r>
-        <w:rPr>
-          <w:lang w:val="en-GB"/>
-        </w:rPr>
-        <w:t xml:space="preserve"> define the nece</w:t>
-      </w:r>
-      <w:r>
-        <w:rPr>
-          <w:lang w:val="en-GB"/>
-        </w:rPr>
-        <w:t>ssary protocols</w:t>
-      </w:r>
-      <w:r>
-        <w:rPr>
-          <w:lang w:val="en-GB"/>
-        </w:rPr>
-        <w:t xml:space="preserve"> </w:t>
-      </w:r>
-      <w:r>
-        <w:rPr>
-          <w:lang w:val="en-GB"/>
-        </w:rPr>
-        <w:sym w:font="Wingdings" w:char="F0E0"/>
-      </w:r>
-      <w:r>
-        <w:rPr>
-          <w:lang w:val="en-GB"/>
-        </w:rPr>
-        <w:t xml:space="preserve"> Choose the Allowed Protocol that you define </w:t>
-      </w:r>
-      <w:r>
-        <w:rPr>
-          <w:lang w:val="en-GB"/>
-        </w:rPr>
-        <w:sym w:font="Wingdings" w:char="F0E0"/>
-      </w:r>
-      <w:r>
-        <w:rPr>
-          <w:lang w:val="en-GB"/>
-        </w:rPr>
-        <w:t xml:space="preserve"> Save</w:t>
-      </w:r>
-    </w:p>
-    <w:p>
-      <w:pPr>
+      </w:pPr>
+      <w:r>
         <w:rPr>
           <w:b/>
           <w:bCs/>
           <w:lang w:val="en-GB"/>
         </w:rPr>
-      </w:pPr>
-      <w:r>
+        <w:t>Enable the web server on the router:</w:t>
+      </w:r>
+    </w:p>
+    <w:p>
+      <w:pPr>
+        <w:rPr>
+          <w:lang w:val="en-GB"/>
+        </w:rPr>
+      </w:pPr>
+      <w:r>
+        <w:rPr>
+          <w:lang w:val="en-GB"/>
+        </w:rPr>
+        <w:t>R1 (config) #ip http server</w:t>
+      </w:r>
+    </w:p>
+    <w:p>
+      <w:pPr>
         <w:rPr>
           <w:b/>
           <w:bCs/>
           <w:lang w:val="en-GB"/>
         </w:rPr>
-        <w:t>Authentication</w:t>
-      </w:r>
+      </w:pPr>
       <w:r>
         <w:rPr>
           <w:b/>
           <w:bCs/>
           <w:lang w:val="en-GB"/>
         </w:rPr>
-        <w:t>:</w:t>
-      </w:r>
-    </w:p>
-    <w:p>
-      <w:pPr>
-        <w:rPr>
-          <w:lang w:val="en-GB"/>
-        </w:rPr>
-      </w:pPr>
-      <w:r>
-        <w:rPr>
-          <w:lang w:val="en-GB"/>
-        </w:rPr>
-        <w:t>Create the rule</w:t>
-      </w:r>
-      <w:r>
-        <w:rPr>
-          <w:lang w:val="en-GB"/>
-        </w:rPr>
-        <w:t xml:space="preserve"> for the authentication</w:t>
-      </w:r>
-      <w:r>
-        <w:rPr>
-          <w:lang w:val="en-GB"/>
-        </w:rPr>
-        <w:t>.</w:t>
+        <w:t>Enable AAA for the web server:</w:t>
+      </w:r>
+    </w:p>
+    <w:p>
+      <w:pPr>
+        <w:rPr>
+          <w:lang w:val="en-GB"/>
+        </w:rPr>
+      </w:pPr>
+      <w:r>
+        <w:rPr>
+          <w:lang w:val="en-GB"/>
+        </w:rPr>
+        <w:t>R1 (config) #ip http authentication aaa</w:t>
       </w:r>
     </w:p>
     <w:p>
@@ -2667,215 +2225,20 @@
           <w:bCs/>
           <w:lang w:val="en-GB"/>
         </w:rPr>
-        <w:t>Access:</w:t>
-      </w:r>
-    </w:p>
-    <w:p>
-      <w:pPr>
-        <w:rPr>
-          <w:lang w:val="en-GB"/>
-        </w:rPr>
-      </w:pPr>
-      <w:r>
-        <w:rPr>
-          <w:lang w:val="en-GB"/>
-        </w:rPr>
-        <w:t xml:space="preserve">In the </w:t>
-      </w:r>
-      <w:proofErr w:type="gramStart"/>
-      <w:r>
-        <w:rPr>
-          <w:lang w:val="en-GB"/>
-        </w:rPr>
-        <w:t xml:space="preserve">column </w:t>
-      </w:r>
-      <w:r>
-        <w:rPr>
-          <w:lang w:val="en-GB"/>
-        </w:rPr>
-        <w:t>”View</w:t>
-      </w:r>
-      <w:proofErr w:type="gramEnd"/>
-      <w:r>
-        <w:rPr>
-          <w:lang w:val="en-GB"/>
-        </w:rPr>
-        <w:t xml:space="preserve">” click </w:t>
-      </w:r>
-      <w:r>
-        <w:rPr>
-          <w:lang w:val="en-GB"/>
-        </w:rPr>
-        <w:t>on the right arrow</w:t>
-      </w:r>
-      <w:r>
-        <w:rPr>
-          <w:lang w:val="en-GB"/>
-        </w:rPr>
-        <w:t xml:space="preserve">. </w:t>
-      </w:r>
-      <w:r>
-        <w:rPr>
-          <w:lang w:val="en-GB"/>
-        </w:rPr>
-        <w:t xml:space="preserve">You will choose the </w:t>
-      </w:r>
-      <w:r>
-        <w:rPr>
-          <w:lang w:val="en-GB"/>
-        </w:rPr>
-        <w:t xml:space="preserve">authentication policy </w:t>
-      </w:r>
-      <w:r>
-        <w:rPr>
-          <w:lang w:val="en-GB"/>
-        </w:rPr>
-        <w:t xml:space="preserve">and the </w:t>
-      </w:r>
-      <w:r>
-        <w:rPr>
-          <w:lang w:val="en-GB"/>
-        </w:rPr>
-        <w:t>authorization policy.</w:t>
-      </w:r>
-    </w:p>
-    <w:p>
-      <w:pPr>
-        <w:rPr>
-          <w:lang w:val="en-GB"/>
-        </w:rPr>
-      </w:pPr>
-      <w:r>
-        <w:rPr>
-          <w:lang w:val="en-GB"/>
-        </w:rPr>
-        <w:t xml:space="preserve">Create a Rule for Authentication Policy </w:t>
-      </w:r>
-      <w:r>
-        <w:rPr>
-          <w:lang w:val="en-GB"/>
-        </w:rPr>
-        <w:sym w:font="Wingdings" w:char="F0E0"/>
-      </w:r>
-      <w:r>
-        <w:rPr>
-          <w:lang w:val="en-GB"/>
-        </w:rPr>
-        <w:t xml:space="preserve"> Condition Studio</w:t>
-      </w:r>
-      <w:r>
-        <w:rPr>
-          <w:lang w:val="en-GB"/>
-        </w:rPr>
-        <w:t xml:space="preserve"> </w:t>
-      </w:r>
-      <w:r>
-        <w:rPr>
-          <w:lang w:val="en-GB"/>
-        </w:rPr>
-        <w:sym w:font="Wingdings" w:char="F0E0"/>
-      </w:r>
-      <w:r>
-        <w:rPr>
-          <w:lang w:val="en-GB"/>
-        </w:rPr>
-        <w:t xml:space="preserve"> Drag and drop the previous created condition</w:t>
-      </w:r>
-      <w:r>
-        <w:rPr>
-          <w:lang w:val="en-GB"/>
-        </w:rPr>
-        <w:t xml:space="preserve"> </w:t>
-      </w:r>
-      <w:r>
-        <w:rPr>
-          <w:lang w:val="en-GB"/>
-        </w:rPr>
-        <w:t xml:space="preserve"> </w:t>
-      </w:r>
-    </w:p>
-    <w:p>
-      <w:pPr>
-        <w:rPr>
-          <w:lang w:val="en-GB"/>
-        </w:rPr>
-      </w:pPr>
-      <w:r>
-        <w:rPr>
-          <w:lang w:val="en-GB"/>
-        </w:rPr>
-        <w:t xml:space="preserve">In the </w:t>
-      </w:r>
-      <w:proofErr w:type="gramStart"/>
-      <w:r>
-        <w:rPr>
-          <w:lang w:val="en-GB"/>
-        </w:rPr>
-        <w:t>column</w:t>
-      </w:r>
-      <w:r>
-        <w:rPr>
-          <w:lang w:val="en-GB"/>
-        </w:rPr>
-        <w:t xml:space="preserve"> </w:t>
-      </w:r>
-      <w:r>
-        <w:rPr>
-          <w:rFonts w:ascii="Aptos" w:hAnsi="Aptos" w:cs="Aptos"/>
-          <w:lang w:val="en-GB"/>
-        </w:rPr>
-        <w:t>”</w:t>
-      </w:r>
-      <w:r>
-        <w:rPr>
-          <w:lang w:val="en-GB"/>
-        </w:rPr>
-        <w:t>Use</w:t>
-      </w:r>
-      <w:proofErr w:type="gramEnd"/>
-      <w:r>
-        <w:rPr>
-          <w:rFonts w:ascii="Aptos" w:hAnsi="Aptos" w:cs="Aptos"/>
-          <w:lang w:val="en-GB"/>
-        </w:rPr>
-        <w:t>”</w:t>
-      </w:r>
-      <w:r>
-        <w:rPr>
-          <w:rFonts w:ascii="Aptos" w:hAnsi="Aptos" w:cs="Aptos"/>
-          <w:lang w:val="en-GB"/>
-        </w:rPr>
-        <w:t>,</w:t>
-      </w:r>
-      <w:r>
-        <w:rPr>
-          <w:lang w:val="en-GB"/>
-        </w:rPr>
-        <w:t xml:space="preserve"> choose who this Policy applies to </w:t>
-      </w:r>
-      <w:r>
-        <w:rPr>
-          <w:lang w:val="en-GB"/>
-        </w:rPr>
-        <w:t>(e.g.</w:t>
-      </w:r>
-      <w:r>
-        <w:rPr>
-          <w:lang w:val="en-GB"/>
-        </w:rPr>
-        <w:t xml:space="preserve"> Internal Users</w:t>
-      </w:r>
-      <w:r>
-        <w:rPr>
-          <w:lang w:val="en-GB"/>
-        </w:rPr>
-        <w:t>)</w:t>
-      </w:r>
-      <w:r>
-        <w:rPr>
-          <w:lang w:val="en-GB"/>
-        </w:rPr>
-        <w:t>.</w:t>
+        <w:t>Configure the proxy:</w:t>
+      </w:r>
+    </w:p>
+    <w:p>
+      <w:pPr>
+        <w:rPr>
+          <w:lang w:val="en-GB"/>
+        </w:rPr>
+      </w:pPr>
+      <w:r>
+        <w:rPr>
+          <w:lang w:val="en-GB"/>
+        </w:rPr>
+        <w:t>R1 (config) #ip auth-proxy name HTTPPROXY http</w:t>
       </w:r>
     </w:p>
     <w:p>
@@ -2892,37 +2255,20 @@
           <w:bCs/>
           <w:lang w:val="en-GB"/>
         </w:rPr>
-        <w:t>Authorization:</w:t>
-      </w:r>
-    </w:p>
-    <w:p>
-      <w:r>
-        <w:rPr>
-          <w:lang w:val="en-GB"/>
-        </w:rPr>
-        <w:t>Next, create an Authorization P</w:t>
-      </w:r>
-      <w:r>
-        <w:rPr>
-          <w:lang w:val="en-GB"/>
-        </w:rPr>
-        <w:t xml:space="preserve">olicy. Choose the same condition that the Authentication Policy. </w:t>
-      </w:r>
-      <w:proofErr w:type="spellStart"/>
-      <w:r>
-        <w:t>Choose</w:t>
-      </w:r>
-      <w:proofErr w:type="spellEnd"/>
-      <w:r>
-        <w:t xml:space="preserve"> the group </w:t>
-      </w:r>
-      <w:proofErr w:type="spellStart"/>
-      <w:r>
-        <w:t>affected</w:t>
-      </w:r>
-      <w:proofErr w:type="spellEnd"/>
-      <w:r>
-        <w:t>.</w:t>
+        <w:t>Create ACL to permit the user access the web server:</w:t>
+      </w:r>
+    </w:p>
+    <w:p>
+      <w:pPr>
+        <w:rPr>
+          <w:lang w:val="en-GB"/>
+        </w:rPr>
+      </w:pPr>
+      <w:r>
+        <w:rPr>
+          <w:lang w:val="en-GB"/>
+        </w:rPr>
+        <w:t>R1 (config) #access-list 100 permit tcp 192.168.1.0 0.0.0.255 host 192.168.1.254 eq 80</w:t>
       </w:r>
     </w:p>
     <w:p>
@@ -2939,6 +2285,186 @@
           <w:bCs/>
           <w:lang w:val="en-GB"/>
         </w:rPr>
+        <w:t>Apply the proxy and the ACL on the interface facing the user:</w:t>
+      </w:r>
+    </w:p>
+    <w:p>
+      <w:pPr>
+        <w:rPr>
+          <w:lang w:val="en-GB"/>
+        </w:rPr>
+      </w:pPr>
+      <w:r>
+        <w:rPr>
+          <w:lang w:val="en-GB"/>
+        </w:rPr>
+        <w:t>R1 (config) #int g0/0/0</w:t>
+      </w:r>
+    </w:p>
+    <w:p>
+      <w:pPr>
+        <w:rPr>
+          <w:lang w:val="en-GB"/>
+        </w:rPr>
+      </w:pPr>
+      <w:r>
+        <w:rPr>
+          <w:lang w:val="en-GB"/>
+        </w:rPr>
+        <w:t>R1 (config-if) #ip auth-proxy HTTPPROXY</w:t>
+      </w:r>
+    </w:p>
+    <w:p>
+      <w:pPr>
+        <w:rPr>
+          <w:lang w:val="en-US"/>
+        </w:rPr>
+      </w:pPr>
+      <w:r>
+        <w:rPr>
+          <w:lang w:val="en-US"/>
+        </w:rPr>
+        <w:t>R1 (config-if) #ip access-group </w:t>
+      </w:r>
+      <w:r>
+        <w:rPr>
+          <w:lang w:val="en-US"/>
+        </w:rPr>
+        <w:t>100</w:t>
+      </w:r>
+      <w:r>
+        <w:rPr>
+          <w:lang w:val="en-US"/>
+        </w:rPr>
+        <w:t xml:space="preserve"> in</w:t>
+      </w:r>
+    </w:p>
+    <w:p>
+      <w:pPr>
+        <w:rPr>
+          <w:rFonts w:asciiTheme="majorHAnsi" w:eastAsiaTheme="majorEastAsia" w:hAnsiTheme="majorHAnsi" w:cstheme="majorBidi"/>
+          <w:color w:val="0F4761" w:themeColor="accent1" w:themeShade="BF"/>
+          <w:sz w:val="40"/>
+          <w:szCs w:val="40"/>
+          <w:lang w:val="en-GB"/>
+        </w:rPr>
+      </w:pPr>
+      <w:r>
+        <w:rPr>
+          <w:lang w:val="en-GB"/>
+        </w:rPr>
+        <w:br w:type="page"/>
+      </w:r>
+    </w:p>
+    <w:p>
+      <w:pPr>
+        <w:pStyle w:val="Titre1"/>
+        <w:rPr>
+          <w:lang w:val="en-GB"/>
+        </w:rPr>
+      </w:pPr>
+      <w:bookmarkStart w:id="6" w:name="_Toc223962150"/>
+      <w:r>
+        <w:rPr>
+          <w:lang w:val="en-GB"/>
+        </w:rPr>
+        <w:lastRenderedPageBreak/>
+        <w:t>ISE server</w:t>
+      </w:r>
+      <w:bookmarkEnd w:id="6"/>
+    </w:p>
+    <w:p>
+      <w:pPr>
+        <w:pStyle w:val="Titre2"/>
+        <w:rPr>
+          <w:lang w:val="en-GB"/>
+        </w:rPr>
+      </w:pPr>
+      <w:bookmarkStart w:id="7" w:name="_Toc223962151"/>
+      <w:r>
+        <w:rPr>
+          <w:lang w:val="en-GB"/>
+        </w:rPr>
+        <w:t>Add n</w:t>
+      </w:r>
+      <w:r>
+        <w:rPr>
+          <w:lang w:val="en-GB"/>
+        </w:rPr>
+        <w:t>etwork devices</w:t>
+      </w:r>
+      <w:bookmarkEnd w:id="7"/>
+    </w:p>
+    <w:p>
+      <w:pPr>
+        <w:rPr>
+          <w:lang w:val="en-GB"/>
+        </w:rPr>
+      </w:pPr>
+      <w:r>
+        <w:rPr>
+          <w:lang w:val="en-GB"/>
+        </w:rPr>
+        <w:t>C</w:t>
+      </w:r>
+      <w:r>
+        <w:rPr>
+          <w:lang w:val="en-GB"/>
+        </w:rPr>
+        <w:t>onfigure the network device that serves as an intermediary between the endpoints and ISE.</w:t>
+      </w:r>
+    </w:p>
+    <w:p>
+      <w:pPr>
+        <w:rPr>
+          <w:lang w:val="en-GB"/>
+        </w:rPr>
+      </w:pPr>
+      <w:r>
+        <w:rPr>
+          <w:lang w:val="en-GB"/>
+        </w:rPr>
+        <w:t>Give a name, an</w:t>
+      </w:r>
+      <w:r>
+        <w:rPr>
+          <w:lang w:val="en-GB"/>
+        </w:rPr>
+        <w:t xml:space="preserve"> IP address</w:t>
+      </w:r>
+      <w:r>
+        <w:rPr>
+          <w:lang w:val="en-GB"/>
+        </w:rPr>
+        <w:t xml:space="preserve"> </w:t>
+      </w:r>
+      <w:r>
+        <w:rPr>
+          <w:lang w:val="en-GB"/>
+        </w:rPr>
+        <w:t>and the shared secret between the device and the RADIUS server.</w:t>
+      </w:r>
+      <w:r>
+        <w:rPr>
+          <w:lang w:val="en-GB"/>
+        </w:rPr>
+        <w:t xml:space="preserve"> </w:t>
+      </w:r>
+    </w:p>
+    <w:p>
+      <w:pPr>
+        <w:rPr>
+          <w:b/>
+          <w:bCs/>
+          <w:lang w:val="en-GB"/>
+        </w:rPr>
+      </w:pPr>
+      <w:r>
+        <w:rPr>
+          <w:b/>
+          <w:bCs/>
+          <w:lang w:val="en-GB"/>
+        </w:rPr>
         <w:t>Access:</w:t>
       </w:r>
     </w:p>
@@ -2952,6 +2478,1629 @@
         <w:rPr>
           <w:lang w:val="en-GB"/>
         </w:rPr>
+        <w:t>Administration</w:t>
+      </w:r>
+      <w:r>
+        <w:rPr>
+          <w:lang w:val="en-GB"/>
+        </w:rPr>
+        <w:t xml:space="preserve"> </w:t>
+      </w:r>
+      <w:r>
+        <w:rPr>
+          <w:lang w:val="en-GB"/>
+        </w:rPr>
+        <w:sym w:font="Wingdings" w:char="F0E0"/>
+      </w:r>
+      <w:r>
+        <w:rPr>
+          <w:lang w:val="en-GB"/>
+        </w:rPr>
+        <w:t xml:space="preserve"> </w:t>
+      </w:r>
+      <w:r>
+        <w:rPr>
+          <w:lang w:val="en-GB"/>
+        </w:rPr>
+        <w:t>Network Resources</w:t>
+      </w:r>
+      <w:r>
+        <w:rPr>
+          <w:lang w:val="en-GB"/>
+        </w:rPr>
+        <w:t xml:space="preserve"> </w:t>
+      </w:r>
+      <w:r>
+        <w:rPr>
+          <w:lang w:val="en-GB"/>
+        </w:rPr>
+        <w:sym w:font="Wingdings" w:char="F0E0"/>
+      </w:r>
+      <w:r>
+        <w:rPr>
+          <w:lang w:val="en-GB"/>
+        </w:rPr>
+        <w:t xml:space="preserve"> </w:t>
+      </w:r>
+      <w:r>
+        <w:rPr>
+          <w:lang w:val="en-GB"/>
+        </w:rPr>
+        <w:t>Network Devices</w:t>
+      </w:r>
+      <w:r>
+        <w:rPr>
+          <w:lang w:val="en-GB"/>
+        </w:rPr>
+        <w:t xml:space="preserve"> </w:t>
+      </w:r>
+      <w:r>
+        <w:rPr>
+          <w:lang w:val="en-GB"/>
+        </w:rPr>
+        <w:sym w:font="Wingdings" w:char="F0E0"/>
+      </w:r>
+      <w:r>
+        <w:rPr>
+          <w:lang w:val="en-GB"/>
+        </w:rPr>
+        <w:t xml:space="preserve"> </w:t>
+      </w:r>
+      <w:r>
+        <w:rPr>
+          <w:lang w:val="en-GB"/>
+        </w:rPr>
+        <w:t xml:space="preserve">Add </w:t>
+      </w:r>
+    </w:p>
+    <w:p>
+      <w:pPr>
+        <w:rPr>
+          <w:lang w:val="en-GB"/>
+        </w:rPr>
+      </w:pPr>
+      <w:r>
+        <w:rPr>
+          <w:lang w:val="en-GB"/>
+        </w:rPr>
+        <w:drawing>
+          <wp:inline distT="0" distB="0" distL="0" distR="0" wp14:anchorId="2A5CDAEA" wp14:editId="51D4F2E3">
+            <wp:extent cx="4427220" cy="2400030"/>
+            <wp:effectExtent l="0" t="0" r="0" b="635"/>
+            <wp:docPr id="322672299" name="Image 1"/>
+            <wp:cNvGraphicFramePr>
+              <a:graphicFrameLocks xmlns:a="http://schemas.openxmlformats.org/drawingml/2006/main" noChangeAspect="1"/>
+            </wp:cNvGraphicFramePr>
+            <a:graphic xmlns:a="http://schemas.openxmlformats.org/drawingml/2006/main">
+              <a:graphicData uri="http://schemas.openxmlformats.org/drawingml/2006/picture">
+                <pic:pic xmlns:pic="http://schemas.openxmlformats.org/drawingml/2006/picture">
+                  <pic:nvPicPr>
+                    <pic:cNvPr id="322672299" name=""/>
+                    <pic:cNvPicPr/>
+                  </pic:nvPicPr>
+                  <pic:blipFill>
+                    <a:blip r:embed="rId5"/>
+                    <a:stretch>
+                      <a:fillRect/>
+                    </a:stretch>
+                  </pic:blipFill>
+                  <pic:spPr>
+                    <a:xfrm>
+                      <a:off x="0" y="0"/>
+                      <a:ext cx="4432155" cy="2402705"/>
+                    </a:xfrm>
+                    <a:prstGeom prst="rect">
+                      <a:avLst/>
+                    </a:prstGeom>
+                  </pic:spPr>
+                </pic:pic>
+              </a:graphicData>
+            </a:graphic>
+          </wp:inline>
+        </w:drawing>
+      </w:r>
+    </w:p>
+    <w:p>
+      <w:pPr>
+        <w:rPr>
+          <w:lang w:val="en-GB"/>
+        </w:rPr>
+      </w:pPr>
+      <w:r>
+        <w:rPr>
+          <w:lang w:val="en-GB"/>
+        </w:rPr>
+        <w:drawing>
+          <wp:inline distT="0" distB="0" distL="0" distR="0" wp14:anchorId="02C09EC3" wp14:editId="49D05210">
+            <wp:extent cx="4448795" cy="2164080"/>
+            <wp:effectExtent l="0" t="0" r="9525" b="7620"/>
+            <wp:docPr id="1618651187" name="Image 1"/>
+            <wp:cNvGraphicFramePr>
+              <a:graphicFrameLocks xmlns:a="http://schemas.openxmlformats.org/drawingml/2006/main" noChangeAspect="1"/>
+            </wp:cNvGraphicFramePr>
+            <a:graphic xmlns:a="http://schemas.openxmlformats.org/drawingml/2006/main">
+              <a:graphicData uri="http://schemas.openxmlformats.org/drawingml/2006/picture">
+                <pic:pic xmlns:pic="http://schemas.openxmlformats.org/drawingml/2006/picture">
+                  <pic:nvPicPr>
+                    <pic:cNvPr id="1618651187" name=""/>
+                    <pic:cNvPicPr/>
+                  </pic:nvPicPr>
+                  <pic:blipFill>
+                    <a:blip r:embed="rId6"/>
+                    <a:stretch>
+                      <a:fillRect/>
+                    </a:stretch>
+                  </pic:blipFill>
+                  <pic:spPr>
+                    <a:xfrm>
+                      <a:off x="0" y="0"/>
+                      <a:ext cx="4464191" cy="2171569"/>
+                    </a:xfrm>
+                    <a:prstGeom prst="rect">
+                      <a:avLst/>
+                    </a:prstGeom>
+                  </pic:spPr>
+                </pic:pic>
+              </a:graphicData>
+            </a:graphic>
+          </wp:inline>
+        </w:drawing>
+      </w:r>
+    </w:p>
+    <w:p>
+      <w:pPr>
+        <w:rPr>
+          <w:lang w:val="en-GB"/>
+        </w:rPr>
+      </w:pPr>
+      <w:r>
+        <w:rPr>
+          <w:lang w:val="en-GB"/>
+        </w:rPr>
+        <w:drawing>
+          <wp:inline distT="0" distB="0" distL="0" distR="0" wp14:anchorId="32CE8E25" wp14:editId="64E5E0D0">
+            <wp:extent cx="4320540" cy="2105978"/>
+            <wp:effectExtent l="0" t="0" r="3810" b="8890"/>
+            <wp:docPr id="1386129560" name="Image 1"/>
+            <wp:cNvGraphicFramePr>
+              <a:graphicFrameLocks xmlns:a="http://schemas.openxmlformats.org/drawingml/2006/main" noChangeAspect="1"/>
+            </wp:cNvGraphicFramePr>
+            <a:graphic xmlns:a="http://schemas.openxmlformats.org/drawingml/2006/main">
+              <a:graphicData uri="http://schemas.openxmlformats.org/drawingml/2006/picture">
+                <pic:pic xmlns:pic="http://schemas.openxmlformats.org/drawingml/2006/picture">
+                  <pic:nvPicPr>
+                    <pic:cNvPr id="1386129560" name=""/>
+                    <pic:cNvPicPr/>
+                  </pic:nvPicPr>
+                  <pic:blipFill>
+                    <a:blip r:embed="rId7"/>
+                    <a:stretch>
+                      <a:fillRect/>
+                    </a:stretch>
+                  </pic:blipFill>
+                  <pic:spPr>
+                    <a:xfrm>
+                      <a:off x="0" y="0"/>
+                      <a:ext cx="4352083" cy="2121353"/>
+                    </a:xfrm>
+                    <a:prstGeom prst="rect">
+                      <a:avLst/>
+                    </a:prstGeom>
+                  </pic:spPr>
+                </pic:pic>
+              </a:graphicData>
+            </a:graphic>
+          </wp:inline>
+        </w:drawing>
+      </w:r>
+    </w:p>
+    <w:p>
+      <w:pPr>
+        <w:pStyle w:val="Titre2"/>
+        <w:rPr>
+          <w:lang w:val="en-GB"/>
+        </w:rPr>
+      </w:pPr>
+      <w:bookmarkStart w:id="8" w:name="_Toc223962152"/>
+      <w:r>
+        <w:rPr>
+          <w:lang w:val="en-GB"/>
+        </w:rPr>
+        <w:lastRenderedPageBreak/>
+        <w:t>Add identities</w:t>
+      </w:r>
+      <w:bookmarkEnd w:id="8"/>
+    </w:p>
+    <w:p>
+      <w:pPr>
+        <w:rPr>
+          <w:lang w:val="en-GB"/>
+        </w:rPr>
+      </w:pPr>
+      <w:r>
+        <w:rPr>
+          <w:lang w:val="en-GB"/>
+        </w:rPr>
+        <w:t>Create groups and users. Assign the user in th</w:t>
+      </w:r>
+      <w:r>
+        <w:rPr>
+          <w:lang w:val="en-GB"/>
+        </w:rPr>
+        <w:t>e good group.</w:t>
+      </w:r>
+    </w:p>
+    <w:p>
+      <w:pPr>
+        <w:rPr>
+          <w:b/>
+          <w:bCs/>
+          <w:lang w:val="en-GB"/>
+        </w:rPr>
+      </w:pPr>
+      <w:r>
+        <w:rPr>
+          <w:b/>
+          <w:bCs/>
+          <w:lang w:val="en-GB"/>
+        </w:rPr>
+        <w:t>Access:</w:t>
+      </w:r>
+    </w:p>
+    <w:p>
+      <w:pPr>
+        <w:rPr>
+          <w:b/>
+          <w:bCs/>
+          <w:lang w:val="en-GB"/>
+        </w:rPr>
+      </w:pPr>
+      <w:r>
+        <w:rPr>
+          <w:lang w:val="en-GB"/>
+        </w:rPr>
+        <w:t xml:space="preserve">Administration </w:t>
+      </w:r>
+      <w:r>
+        <w:sym w:font="Wingdings" w:char="F0E0"/>
+      </w:r>
+      <w:r>
+        <w:rPr>
+          <w:lang w:val="en-GB"/>
+        </w:rPr>
+        <w:t xml:space="preserve"> Identity Management </w:t>
+      </w:r>
+      <w:r>
+        <w:sym w:font="Wingdings" w:char="F0E0"/>
+      </w:r>
+      <w:r>
+        <w:rPr>
+          <w:lang w:val="en-GB"/>
+        </w:rPr>
+        <w:t xml:space="preserve"> Groups</w:t>
+      </w:r>
+    </w:p>
+    <w:p>
+      <w:pPr>
+        <w:rPr>
+          <w:lang w:val="en-GB"/>
+        </w:rPr>
+      </w:pPr>
+      <w:r>
+        <w:rPr>
+          <w:lang w:val="en-GB"/>
+        </w:rPr>
+        <w:t>Administration</w:t>
+      </w:r>
+      <w:r>
+        <w:rPr>
+          <w:lang w:val="en-GB"/>
+        </w:rPr>
+        <w:t xml:space="preserve"> </w:t>
+      </w:r>
+      <w:r>
+        <w:sym w:font="Wingdings" w:char="F0E0"/>
+      </w:r>
+      <w:r>
+        <w:rPr>
+          <w:lang w:val="en-GB"/>
+        </w:rPr>
+        <w:t xml:space="preserve"> Identity Management</w:t>
+      </w:r>
+      <w:r>
+        <w:rPr>
+          <w:lang w:val="en-GB"/>
+        </w:rPr>
+        <w:t xml:space="preserve"> </w:t>
+      </w:r>
+      <w:r>
+        <w:sym w:font="Wingdings" w:char="F0E0"/>
+      </w:r>
+      <w:r>
+        <w:rPr>
+          <w:lang w:val="en-GB"/>
+        </w:rPr>
+        <w:t xml:space="preserve"> Identities</w:t>
+      </w:r>
+    </w:p>
+    <w:p>
+      <w:pPr>
+        <w:rPr>
+          <w:lang w:val="en-GB"/>
+        </w:rPr>
+      </w:pPr>
+      <w:r>
+        <w:rPr>
+          <w:lang w:val="en-GB"/>
+        </w:rPr>
+        <w:drawing>
+          <wp:inline distT="0" distB="0" distL="0" distR="0" wp14:anchorId="1280DA3B" wp14:editId="23EEC41B">
+            <wp:extent cx="4211743" cy="2175510"/>
+            <wp:effectExtent l="0" t="0" r="0" b="0"/>
+            <wp:docPr id="1595283402" name="Image 1"/>
+            <wp:cNvGraphicFramePr>
+              <a:graphicFrameLocks xmlns:a="http://schemas.openxmlformats.org/drawingml/2006/main" noChangeAspect="1"/>
+            </wp:cNvGraphicFramePr>
+            <a:graphic xmlns:a="http://schemas.openxmlformats.org/drawingml/2006/main">
+              <a:graphicData uri="http://schemas.openxmlformats.org/drawingml/2006/picture">
+                <pic:pic xmlns:pic="http://schemas.openxmlformats.org/drawingml/2006/picture">
+                  <pic:nvPicPr>
+                    <pic:cNvPr id="1595283402" name=""/>
+                    <pic:cNvPicPr/>
+                  </pic:nvPicPr>
+                  <pic:blipFill>
+                    <a:blip r:embed="rId8"/>
+                    <a:stretch>
+                      <a:fillRect/>
+                    </a:stretch>
+                  </pic:blipFill>
+                  <pic:spPr>
+                    <a:xfrm>
+                      <a:off x="0" y="0"/>
+                      <a:ext cx="4216683" cy="2178062"/>
+                    </a:xfrm>
+                    <a:prstGeom prst="rect">
+                      <a:avLst/>
+                    </a:prstGeom>
+                  </pic:spPr>
+                </pic:pic>
+              </a:graphicData>
+            </a:graphic>
+          </wp:inline>
+        </w:drawing>
+      </w:r>
+    </w:p>
+    <w:p>
+      <w:pPr>
+        <w:rPr>
+          <w:lang w:val="en-GB"/>
+        </w:rPr>
+      </w:pPr>
+      <w:r>
+        <w:rPr>
+          <w:lang w:val="en-GB"/>
+        </w:rPr>
+        <w:drawing>
+          <wp:inline distT="0" distB="0" distL="0" distR="0" wp14:anchorId="6EB76E0C" wp14:editId="1B277F8B">
+            <wp:extent cx="4066621" cy="1975485"/>
+            <wp:effectExtent l="0" t="0" r="0" b="5715"/>
+            <wp:docPr id="1977362225" name="Image 1"/>
+            <wp:cNvGraphicFramePr>
+              <a:graphicFrameLocks xmlns:a="http://schemas.openxmlformats.org/drawingml/2006/main" noChangeAspect="1"/>
+            </wp:cNvGraphicFramePr>
+            <a:graphic xmlns:a="http://schemas.openxmlformats.org/drawingml/2006/main">
+              <a:graphicData uri="http://schemas.openxmlformats.org/drawingml/2006/picture">
+                <pic:pic xmlns:pic="http://schemas.openxmlformats.org/drawingml/2006/picture">
+                  <pic:nvPicPr>
+                    <pic:cNvPr id="1977362225" name=""/>
+                    <pic:cNvPicPr/>
+                  </pic:nvPicPr>
+                  <pic:blipFill>
+                    <a:blip r:embed="rId9"/>
+                    <a:stretch>
+                      <a:fillRect/>
+                    </a:stretch>
+                  </pic:blipFill>
+                  <pic:spPr>
+                    <a:xfrm>
+                      <a:off x="0" y="0"/>
+                      <a:ext cx="4072035" cy="1978115"/>
+                    </a:xfrm>
+                    <a:prstGeom prst="rect">
+                      <a:avLst/>
+                    </a:prstGeom>
+                  </pic:spPr>
+                </pic:pic>
+              </a:graphicData>
+            </a:graphic>
+          </wp:inline>
+        </w:drawing>
+      </w:r>
+    </w:p>
+    <w:p>
+      <w:pPr>
+        <w:rPr>
+          <w:lang w:val="en-GB"/>
+        </w:rPr>
+      </w:pPr>
+      <w:r>
+        <w:rPr>
+          <w:lang w:val="en-GB"/>
+        </w:rPr>
+        <w:drawing>
+          <wp:inline distT="0" distB="0" distL="0" distR="0" wp14:anchorId="2752AC5A" wp14:editId="1D44F534">
+            <wp:extent cx="4899938" cy="2385695"/>
+            <wp:effectExtent l="0" t="0" r="0" b="0"/>
+            <wp:docPr id="81686715" name="Image 1"/>
+            <wp:cNvGraphicFramePr>
+              <a:graphicFrameLocks xmlns:a="http://schemas.openxmlformats.org/drawingml/2006/main" noChangeAspect="1"/>
+            </wp:cNvGraphicFramePr>
+            <a:graphic xmlns:a="http://schemas.openxmlformats.org/drawingml/2006/main">
+              <a:graphicData uri="http://schemas.openxmlformats.org/drawingml/2006/picture">
+                <pic:pic xmlns:pic="http://schemas.openxmlformats.org/drawingml/2006/picture">
+                  <pic:nvPicPr>
+                    <pic:cNvPr id="81686715" name=""/>
+                    <pic:cNvPicPr/>
+                  </pic:nvPicPr>
+                  <pic:blipFill>
+                    <a:blip r:embed="rId10"/>
+                    <a:stretch>
+                      <a:fillRect/>
+                    </a:stretch>
+                  </pic:blipFill>
+                  <pic:spPr>
+                    <a:xfrm>
+                      <a:off x="0" y="0"/>
+                      <a:ext cx="4902519" cy="2386952"/>
+                    </a:xfrm>
+                    <a:prstGeom prst="rect">
+                      <a:avLst/>
+                    </a:prstGeom>
+                  </pic:spPr>
+                </pic:pic>
+              </a:graphicData>
+            </a:graphic>
+          </wp:inline>
+        </w:drawing>
+      </w:r>
+    </w:p>
+    <w:p>
+      <w:pPr>
+        <w:rPr>
+          <w:lang w:val="en-GB"/>
+        </w:rPr>
+      </w:pPr>
+      <w:r>
+        <w:rPr>
+          <w:lang w:val="en-GB"/>
+        </w:rPr>
+        <w:lastRenderedPageBreak/>
+        <w:drawing>
+          <wp:inline distT="0" distB="0" distL="0" distR="0" wp14:anchorId="5F79781F" wp14:editId="520231C6">
+            <wp:extent cx="3921785" cy="1950085"/>
+            <wp:effectExtent l="0" t="0" r="2540" b="0"/>
+            <wp:docPr id="333187234" name="Image 1"/>
+            <wp:cNvGraphicFramePr>
+              <a:graphicFrameLocks xmlns:a="http://schemas.openxmlformats.org/drawingml/2006/main" noChangeAspect="1"/>
+            </wp:cNvGraphicFramePr>
+            <a:graphic xmlns:a="http://schemas.openxmlformats.org/drawingml/2006/main">
+              <a:graphicData uri="http://schemas.openxmlformats.org/drawingml/2006/picture">
+                <pic:pic xmlns:pic="http://schemas.openxmlformats.org/drawingml/2006/picture">
+                  <pic:nvPicPr>
+                    <pic:cNvPr id="333187234" name=""/>
+                    <pic:cNvPicPr/>
+                  </pic:nvPicPr>
+                  <pic:blipFill>
+                    <a:blip r:embed="rId11"/>
+                    <a:stretch>
+                      <a:fillRect/>
+                    </a:stretch>
+                  </pic:blipFill>
+                  <pic:spPr>
+                    <a:xfrm>
+                      <a:off x="0" y="0"/>
+                      <a:ext cx="3926160" cy="1952260"/>
+                    </a:xfrm>
+                    <a:prstGeom prst="rect">
+                      <a:avLst/>
+                    </a:prstGeom>
+                  </pic:spPr>
+                </pic:pic>
+              </a:graphicData>
+            </a:graphic>
+          </wp:inline>
+        </w:drawing>
+      </w:r>
+    </w:p>
+    <w:p>
+      <w:pPr>
+        <w:rPr>
+          <w:lang w:val="en-GB"/>
+        </w:rPr>
+      </w:pPr>
+      <w:r>
+        <w:rPr>
+          <w:lang w:val="en-GB"/>
+        </w:rPr>
+        <w:drawing>
+          <wp:inline distT="0" distB="0" distL="0" distR="0" wp14:anchorId="6CEE5D3A" wp14:editId="352FEAE5">
+            <wp:extent cx="4533113" cy="2166620"/>
+            <wp:effectExtent l="0" t="0" r="1270" b="5080"/>
+            <wp:docPr id="1666590267" name="Image 1"/>
+            <wp:cNvGraphicFramePr>
+              <a:graphicFrameLocks xmlns:a="http://schemas.openxmlformats.org/drawingml/2006/main" noChangeAspect="1"/>
+            </wp:cNvGraphicFramePr>
+            <a:graphic xmlns:a="http://schemas.openxmlformats.org/drawingml/2006/main">
+              <a:graphicData uri="http://schemas.openxmlformats.org/drawingml/2006/picture">
+                <pic:pic xmlns:pic="http://schemas.openxmlformats.org/drawingml/2006/picture">
+                  <pic:nvPicPr>
+                    <pic:cNvPr id="1666590267" name=""/>
+                    <pic:cNvPicPr/>
+                  </pic:nvPicPr>
+                  <pic:blipFill>
+                    <a:blip r:embed="rId12"/>
+                    <a:stretch>
+                      <a:fillRect/>
+                    </a:stretch>
+                  </pic:blipFill>
+                  <pic:spPr>
+                    <a:xfrm>
+                      <a:off x="0" y="0"/>
+                      <a:ext cx="4536628" cy="2168300"/>
+                    </a:xfrm>
+                    <a:prstGeom prst="rect">
+                      <a:avLst/>
+                    </a:prstGeom>
+                  </pic:spPr>
+                </pic:pic>
+              </a:graphicData>
+            </a:graphic>
+          </wp:inline>
+        </w:drawing>
+      </w:r>
+    </w:p>
+    <w:p>
+      <w:pPr>
+        <w:rPr>
+          <w:rFonts w:asciiTheme="majorHAnsi" w:eastAsiaTheme="majorEastAsia" w:hAnsiTheme="majorHAnsi" w:cstheme="majorBidi"/>
+          <w:color w:val="0F4761" w:themeColor="accent1" w:themeShade="BF"/>
+          <w:sz w:val="32"/>
+          <w:szCs w:val="32"/>
+          <w:lang w:val="en-GB"/>
+        </w:rPr>
+      </w:pPr>
+      <w:r>
+        <w:rPr>
+          <w:lang w:val="en-GB"/>
+        </w:rPr>
+        <w:drawing>
+          <wp:inline distT="0" distB="0" distL="0" distR="0" wp14:anchorId="364B830E" wp14:editId="78F181FE">
+            <wp:extent cx="5002897" cy="2515235"/>
+            <wp:effectExtent l="0" t="0" r="7620" b="0"/>
+            <wp:docPr id="1213378466" name="Image 1"/>
+            <wp:cNvGraphicFramePr>
+              <a:graphicFrameLocks xmlns:a="http://schemas.openxmlformats.org/drawingml/2006/main" noChangeAspect="1"/>
+            </wp:cNvGraphicFramePr>
+            <a:graphic xmlns:a="http://schemas.openxmlformats.org/drawingml/2006/main">
+              <a:graphicData uri="http://schemas.openxmlformats.org/drawingml/2006/picture">
+                <pic:pic xmlns:pic="http://schemas.openxmlformats.org/drawingml/2006/picture">
+                  <pic:nvPicPr>
+                    <pic:cNvPr id="1213378466" name=""/>
+                    <pic:cNvPicPr/>
+                  </pic:nvPicPr>
+                  <pic:blipFill>
+                    <a:blip r:embed="rId13"/>
+                    <a:stretch>
+                      <a:fillRect/>
+                    </a:stretch>
+                  </pic:blipFill>
+                  <pic:spPr>
+                    <a:xfrm>
+                      <a:off x="0" y="0"/>
+                      <a:ext cx="5006477" cy="2517035"/>
+                    </a:xfrm>
+                    <a:prstGeom prst="rect">
+                      <a:avLst/>
+                    </a:prstGeom>
+                  </pic:spPr>
+                </pic:pic>
+              </a:graphicData>
+            </a:graphic>
+          </wp:inline>
+        </w:drawing>
+      </w:r>
+      <w:r>
+        <w:rPr>
+          <w:lang w:val="en-GB"/>
+        </w:rPr>
+        <w:br w:type="page"/>
+      </w:r>
+    </w:p>
+    <w:p>
+      <w:pPr>
+        <w:pStyle w:val="Titre2"/>
+        <w:rPr>
+          <w:lang w:val="en-GB"/>
+        </w:rPr>
+      </w:pPr>
+      <w:bookmarkStart w:id="9" w:name="_Toc223962153"/>
+      <w:r>
+        <w:rPr>
+          <w:lang w:val="en-GB"/>
+        </w:rPr>
+        <w:lastRenderedPageBreak/>
+        <w:t xml:space="preserve">Add </w:t>
+      </w:r>
+      <w:r>
+        <w:rPr>
+          <w:lang w:val="en-GB"/>
+        </w:rPr>
+        <w:t>p</w:t>
+      </w:r>
+      <w:r>
+        <w:rPr>
+          <w:lang w:val="en-GB"/>
+        </w:rPr>
+        <w:t>olicies</w:t>
+      </w:r>
+      <w:bookmarkEnd w:id="9"/>
+    </w:p>
+    <w:p>
+      <w:pPr>
+        <w:pStyle w:val="Titre3"/>
+        <w:rPr>
+          <w:lang w:val="en-GB"/>
+        </w:rPr>
+      </w:pPr>
+      <w:r>
+        <w:rPr>
+          <w:lang w:val="en-GB"/>
+        </w:rPr>
+        <w:t>Create conditions</w:t>
+      </w:r>
+    </w:p>
+    <w:p>
+      <w:pPr>
+        <w:rPr>
+          <w:lang w:val="en-GB"/>
+        </w:rPr>
+      </w:pPr>
+      <w:r>
+        <w:rPr>
+          <w:lang w:val="en-GB"/>
+        </w:rPr>
+        <w:t>Create the conditions</w:t>
+      </w:r>
+      <w:r>
+        <w:rPr>
+          <w:lang w:val="en-GB"/>
+        </w:rPr>
+        <w:t>, if the conditions are true, the results are applied.</w:t>
+      </w:r>
+    </w:p>
+    <w:p>
+      <w:pPr>
+        <w:rPr>
+          <w:b/>
+          <w:bCs/>
+          <w:lang w:val="en-GB"/>
+        </w:rPr>
+      </w:pPr>
+      <w:r>
+        <w:rPr>
+          <w:b/>
+          <w:bCs/>
+          <w:lang w:val="en-GB"/>
+        </w:rPr>
+        <w:t>Access:</w:t>
+      </w:r>
+    </w:p>
+    <w:p>
+      <w:pPr>
+        <w:rPr>
+          <w:lang w:val="en-GB"/>
+        </w:rPr>
+      </w:pPr>
+      <w:r>
+        <w:rPr>
+          <w:lang w:val="en-GB"/>
+        </w:rPr>
+        <w:t xml:space="preserve">Policy </w:t>
+      </w:r>
+      <w:r>
+        <w:sym w:font="Wingdings" w:char="F0E0"/>
+      </w:r>
+      <w:r>
+        <w:rPr>
+          <w:lang w:val="en-GB"/>
+        </w:rPr>
+        <w:t xml:space="preserve"> Policy Sets </w:t>
+      </w:r>
+      <w:r>
+        <w:sym w:font="Wingdings" w:char="F0E0"/>
+      </w:r>
+      <w:r>
+        <w:rPr>
+          <w:lang w:val="en-GB"/>
+        </w:rPr>
+        <w:t xml:space="preserve"> Create a new policy (click </w:t>
+      </w:r>
+      <w:r>
+        <w:rPr>
+          <w:lang w:val="en-GB"/>
+        </w:rPr>
+        <w:t>on</w:t>
+      </w:r>
+      <w:r>
+        <w:rPr>
+          <w:lang w:val="en-GB"/>
+        </w:rPr>
+        <w:t xml:space="preserve"> ”+”</w:t>
+      </w:r>
+      <w:r>
+        <w:rPr>
+          <w:lang w:val="en-GB"/>
+        </w:rPr>
+        <w:t xml:space="preserve">) </w:t>
+      </w:r>
+      <w:r>
+        <w:rPr>
+          <w:lang w:val="en-GB"/>
+        </w:rPr>
+        <w:sym w:font="Wingdings" w:char="F0E0"/>
+      </w:r>
+      <w:r>
+        <w:rPr>
+          <w:lang w:val="en-GB"/>
+        </w:rPr>
+        <w:t xml:space="preserve"> Choose a name, click on “+” in the Conditions column</w:t>
+      </w:r>
+      <w:r>
+        <w:rPr>
+          <w:lang w:val="en-GB"/>
+        </w:rPr>
+        <w:t xml:space="preserve"> </w:t>
+      </w:r>
+      <w:r>
+        <w:rPr>
+          <w:lang w:val="en-GB"/>
+        </w:rPr>
+        <w:sym w:font="Wingdings" w:char="F0E0"/>
+      </w:r>
+      <w:r>
+        <w:rPr>
+          <w:lang w:val="en-GB"/>
+        </w:rPr>
+        <w:t xml:space="preserve"> Conditions Studio</w:t>
+      </w:r>
+    </w:p>
+    <w:p>
+      <w:pPr>
+        <w:rPr>
+          <w:lang w:val="en-GB"/>
+        </w:rPr>
+      </w:pPr>
+      <w:r>
+        <w:rPr>
+          <w:lang w:val="en-GB"/>
+        </w:rPr>
+        <w:t xml:space="preserve">Choose a Dictionary </w:t>
+      </w:r>
+      <w:r>
+        <w:rPr>
+          <w:lang w:val="en-GB"/>
+        </w:rPr>
+        <w:sym w:font="Wingdings" w:char="F0E0"/>
+      </w:r>
+      <w:r>
+        <w:rPr>
+          <w:lang w:val="en-GB"/>
+        </w:rPr>
+        <w:t xml:space="preserve"> Choose a condition (e.g. Nas-Port-Type Wireless) </w:t>
+      </w:r>
+      <w:r>
+        <w:rPr>
+          <w:lang w:val="en-GB"/>
+        </w:rPr>
+        <w:sym w:font="Wingdings" w:char="F0E0"/>
+      </w:r>
+      <w:r>
+        <w:rPr>
+          <w:lang w:val="en-GB"/>
+        </w:rPr>
+        <w:t xml:space="preserve"> Save the condition</w:t>
+      </w:r>
+    </w:p>
+    <w:p>
+      <w:pPr>
+        <w:rPr>
+          <w:lang w:val="en-GB"/>
+        </w:rPr>
+      </w:pPr>
+      <w:r>
+        <w:rPr>
+          <w:lang w:val="en-GB"/>
+        </w:rPr>
+        <w:drawing>
+          <wp:inline distT="0" distB="0" distL="0" distR="0" wp14:anchorId="38C43959" wp14:editId="4AE85F47">
+            <wp:extent cx="3827966" cy="2007235"/>
+            <wp:effectExtent l="0" t="0" r="1270" b="0"/>
+            <wp:docPr id="20215851" name="Image 1"/>
+            <wp:cNvGraphicFramePr>
+              <a:graphicFrameLocks xmlns:a="http://schemas.openxmlformats.org/drawingml/2006/main" noChangeAspect="1"/>
+            </wp:cNvGraphicFramePr>
+            <a:graphic xmlns:a="http://schemas.openxmlformats.org/drawingml/2006/main">
+              <a:graphicData uri="http://schemas.openxmlformats.org/drawingml/2006/picture">
+                <pic:pic xmlns:pic="http://schemas.openxmlformats.org/drawingml/2006/picture">
+                  <pic:nvPicPr>
+                    <pic:cNvPr id="20215851" name=""/>
+                    <pic:cNvPicPr/>
+                  </pic:nvPicPr>
+                  <pic:blipFill>
+                    <a:blip r:embed="rId14"/>
+                    <a:stretch>
+                      <a:fillRect/>
+                    </a:stretch>
+                  </pic:blipFill>
+                  <pic:spPr>
+                    <a:xfrm>
+                      <a:off x="0" y="0"/>
+                      <a:ext cx="3834045" cy="2010423"/>
+                    </a:xfrm>
+                    <a:prstGeom prst="rect">
+                      <a:avLst/>
+                    </a:prstGeom>
+                  </pic:spPr>
+                </pic:pic>
+              </a:graphicData>
+            </a:graphic>
+          </wp:inline>
+        </w:drawing>
+      </w:r>
+    </w:p>
+    <w:p>
+      <w:pPr>
+        <w:rPr>
+          <w:lang w:val="en-GB"/>
+        </w:rPr>
+      </w:pPr>
+      <w:r>
+        <w:rPr>
+          <w:lang w:val="en-GB"/>
+        </w:rPr>
+        <w:drawing>
+          <wp:inline distT="0" distB="0" distL="0" distR="0" wp14:anchorId="1FC643CE" wp14:editId="4F6C3BA2">
+            <wp:extent cx="4121687" cy="1954530"/>
+            <wp:effectExtent l="0" t="0" r="0" b="7620"/>
+            <wp:docPr id="1808189784" name="Image 1"/>
+            <wp:cNvGraphicFramePr>
+              <a:graphicFrameLocks xmlns:a="http://schemas.openxmlformats.org/drawingml/2006/main" noChangeAspect="1"/>
+            </wp:cNvGraphicFramePr>
+            <a:graphic xmlns:a="http://schemas.openxmlformats.org/drawingml/2006/main">
+              <a:graphicData uri="http://schemas.openxmlformats.org/drawingml/2006/picture">
+                <pic:pic xmlns:pic="http://schemas.openxmlformats.org/drawingml/2006/picture">
+                  <pic:nvPicPr>
+                    <pic:cNvPr id="1808189784" name=""/>
+                    <pic:cNvPicPr/>
+                  </pic:nvPicPr>
+                  <pic:blipFill>
+                    <a:blip r:embed="rId15"/>
+                    <a:stretch>
+                      <a:fillRect/>
+                    </a:stretch>
+                  </pic:blipFill>
+                  <pic:spPr>
+                    <a:xfrm>
+                      <a:off x="0" y="0"/>
+                      <a:ext cx="4131341" cy="1959108"/>
+                    </a:xfrm>
+                    <a:prstGeom prst="rect">
+                      <a:avLst/>
+                    </a:prstGeom>
+                  </pic:spPr>
+                </pic:pic>
+              </a:graphicData>
+            </a:graphic>
+          </wp:inline>
+        </w:drawing>
+      </w:r>
+    </w:p>
+    <w:p>
+      <w:pPr>
+        <w:rPr>
+          <w:lang w:val="en-GB"/>
+        </w:rPr>
+      </w:pPr>
+      <w:r>
+        <w:rPr>
+          <w:lang w:val="en-GB"/>
+        </w:rPr>
+        <w:drawing>
+          <wp:inline distT="0" distB="0" distL="0" distR="0" wp14:anchorId="19442BD0" wp14:editId="5CEB317F">
+            <wp:extent cx="4953673" cy="1496695"/>
+            <wp:effectExtent l="0" t="0" r="0" b="8255"/>
+            <wp:docPr id="1416215296" name="Image 1"/>
+            <wp:cNvGraphicFramePr>
+              <a:graphicFrameLocks xmlns:a="http://schemas.openxmlformats.org/drawingml/2006/main" noChangeAspect="1"/>
+            </wp:cNvGraphicFramePr>
+            <a:graphic xmlns:a="http://schemas.openxmlformats.org/drawingml/2006/main">
+              <a:graphicData uri="http://schemas.openxmlformats.org/drawingml/2006/picture">
+                <pic:pic xmlns:pic="http://schemas.openxmlformats.org/drawingml/2006/picture">
+                  <pic:nvPicPr>
+                    <pic:cNvPr id="1416215296" name=""/>
+                    <pic:cNvPicPr/>
+                  </pic:nvPicPr>
+                  <pic:blipFill>
+                    <a:blip r:embed="rId16"/>
+                    <a:stretch>
+                      <a:fillRect/>
+                    </a:stretch>
+                  </pic:blipFill>
+                  <pic:spPr>
+                    <a:xfrm>
+                      <a:off x="0" y="0"/>
+                      <a:ext cx="4957675" cy="1497904"/>
+                    </a:xfrm>
+                    <a:prstGeom prst="rect">
+                      <a:avLst/>
+                    </a:prstGeom>
+                  </pic:spPr>
+                </pic:pic>
+              </a:graphicData>
+            </a:graphic>
+          </wp:inline>
+        </w:drawing>
+      </w:r>
+    </w:p>
+    <w:p>
+      <w:pPr>
+        <w:rPr>
+          <w:lang w:val="en-GB"/>
+        </w:rPr>
+      </w:pPr>
+      <w:r>
+        <w:rPr>
+          <w:lang w:val="en-GB"/>
+        </w:rPr>
+        <w:t>Virtual = SSH/Telnet/VTY</w:t>
+      </w:r>
+    </w:p>
+    <w:p>
+      <w:r>
+        <w:t>Async = Console/AU</w:t>
+      </w:r>
+      <w:r>
+        <w:t>X serial</w:t>
+      </w:r>
+    </w:p>
+    <w:p>
+      <w:r>
+        <w:t>Ethernet = 802.1X</w:t>
+      </w:r>
+    </w:p>
+    <w:p>
+      <w:r>
+        <w:t>Wireless = Wi-Fi</w:t>
+      </w:r>
+    </w:p>
+    <w:p>
+      <w:pPr>
+        <w:rPr>
+          <w:b/>
+          <w:bCs/>
+        </w:rPr>
+      </w:pPr>
+      <w:r>
+        <w:rPr>
+          <w:b/>
+          <w:bCs/>
+        </w:rPr>
+        <w:lastRenderedPageBreak/>
+        <w:t>Choose p</w:t>
+      </w:r>
+      <w:r>
+        <w:rPr>
+          <w:b/>
+          <w:bCs/>
+        </w:rPr>
+        <w:t>rotocols:</w:t>
+      </w:r>
+    </w:p>
+    <w:p>
+      <w:pPr>
+        <w:rPr>
+          <w:lang w:val="en-GB"/>
+        </w:rPr>
+      </w:pPr>
+      <w:r>
+        <w:rPr>
+          <w:lang w:val="en-GB"/>
+        </w:rPr>
+        <w:t xml:space="preserve">Now choose </w:t>
+      </w:r>
+      <w:r>
+        <w:rPr>
+          <w:lang w:val="en-GB"/>
+        </w:rPr>
+        <w:t>the protocol(s) that ISE will use to communicate with the network device.</w:t>
+      </w:r>
+    </w:p>
+    <w:p>
+      <w:pPr>
+        <w:rPr>
+          <w:b/>
+          <w:bCs/>
+          <w:lang w:val="en-GB"/>
+        </w:rPr>
+      </w:pPr>
+      <w:r>
+        <w:rPr>
+          <w:b/>
+          <w:bCs/>
+          <w:lang w:val="en-GB"/>
+        </w:rPr>
+        <w:t>Access:</w:t>
+      </w:r>
+    </w:p>
+    <w:p>
+      <w:pPr>
+        <w:rPr>
+          <w:lang w:val="en-GB"/>
+        </w:rPr>
+      </w:pPr>
+      <w:r>
+        <w:rPr>
+          <w:lang w:val="en-GB"/>
+        </w:rPr>
+        <w:t>Allowed Protocols</w:t>
+      </w:r>
+      <w:r>
+        <w:rPr>
+          <w:lang w:val="en-GB"/>
+        </w:rPr>
+        <w:t xml:space="preserve"> </w:t>
+      </w:r>
+      <w:r>
+        <w:rPr>
+          <w:lang w:val="en-GB"/>
+        </w:rPr>
+        <w:t>(</w:t>
+      </w:r>
+      <w:r>
+        <w:rPr>
+          <w:lang w:val="en-GB"/>
+        </w:rPr>
+        <w:t xml:space="preserve">click </w:t>
+      </w:r>
+      <w:r>
+        <w:rPr>
+          <w:lang w:val="en-GB"/>
+        </w:rPr>
+        <w:t>on</w:t>
+      </w:r>
+      <w:r>
+        <w:rPr>
+          <w:lang w:val="en-GB"/>
+        </w:rPr>
+        <w:t xml:space="preserve"> ”+”</w:t>
+      </w:r>
+      <w:r>
+        <w:rPr>
+          <w:lang w:val="en-GB"/>
+        </w:rPr>
+        <w:t>)</w:t>
+      </w:r>
+      <w:r>
+        <w:rPr>
+          <w:lang w:val="en-GB"/>
+        </w:rPr>
+        <w:t xml:space="preserve"> </w:t>
+      </w:r>
+      <w:r>
+        <w:sym w:font="Wingdings" w:char="F0E0"/>
+      </w:r>
+      <w:r>
+        <w:rPr>
+          <w:lang w:val="en-GB"/>
+        </w:rPr>
+        <w:t xml:space="preserve"> define the nece</w:t>
+      </w:r>
+      <w:r>
+        <w:rPr>
+          <w:lang w:val="en-GB"/>
+        </w:rPr>
+        <w:t>ssary protocols</w:t>
+      </w:r>
+      <w:r>
+        <w:rPr>
+          <w:lang w:val="en-GB"/>
+        </w:rPr>
+        <w:t xml:space="preserve"> </w:t>
+      </w:r>
+      <w:r>
+        <w:rPr>
+          <w:lang w:val="en-GB"/>
+        </w:rPr>
+        <w:sym w:font="Wingdings" w:char="F0E0"/>
+      </w:r>
+      <w:r>
+        <w:rPr>
+          <w:lang w:val="en-GB"/>
+        </w:rPr>
+        <w:t xml:space="preserve"> Choose the Allowed Protocol that you define </w:t>
+      </w:r>
+      <w:r>
+        <w:rPr>
+          <w:lang w:val="en-GB"/>
+        </w:rPr>
+        <w:sym w:font="Wingdings" w:char="F0E0"/>
+      </w:r>
+      <w:r>
+        <w:rPr>
+          <w:lang w:val="en-GB"/>
+        </w:rPr>
+        <w:t xml:space="preserve"> Save</w:t>
+      </w:r>
+    </w:p>
+    <w:p>
+      <w:pPr>
+        <w:rPr>
+          <w:lang w:val="en-GB"/>
+        </w:rPr>
+      </w:pPr>
+      <w:r>
+        <w:rPr>
+          <w:lang w:val="en-GB"/>
+        </w:rPr>
+        <w:drawing>
+          <wp:inline distT="0" distB="0" distL="0" distR="0" wp14:anchorId="4D62A59A" wp14:editId="49D86BA6">
+            <wp:extent cx="3788805" cy="1551940"/>
+            <wp:effectExtent l="0" t="0" r="2540" b="0"/>
+            <wp:docPr id="1159279317" name="Image 1"/>
+            <wp:cNvGraphicFramePr>
+              <a:graphicFrameLocks xmlns:a="http://schemas.openxmlformats.org/drawingml/2006/main" noChangeAspect="1"/>
+            </wp:cNvGraphicFramePr>
+            <a:graphic xmlns:a="http://schemas.openxmlformats.org/drawingml/2006/main">
+              <a:graphicData uri="http://schemas.openxmlformats.org/drawingml/2006/picture">
+                <pic:pic xmlns:pic="http://schemas.openxmlformats.org/drawingml/2006/picture">
+                  <pic:nvPicPr>
+                    <pic:cNvPr id="1159279317" name=""/>
+                    <pic:cNvPicPr/>
+                  </pic:nvPicPr>
+                  <pic:blipFill>
+                    <a:blip r:embed="rId17"/>
+                    <a:stretch>
+                      <a:fillRect/>
+                    </a:stretch>
+                  </pic:blipFill>
+                  <pic:spPr>
+                    <a:xfrm>
+                      <a:off x="0" y="0"/>
+                      <a:ext cx="3792359" cy="1553396"/>
+                    </a:xfrm>
+                    <a:prstGeom prst="rect">
+                      <a:avLst/>
+                    </a:prstGeom>
+                  </pic:spPr>
+                </pic:pic>
+              </a:graphicData>
+            </a:graphic>
+          </wp:inline>
+        </w:drawing>
+      </w:r>
+    </w:p>
+    <w:p>
+      <w:pPr>
+        <w:rPr>
+          <w:b/>
+          <w:bCs/>
+          <w:lang w:val="en-GB"/>
+        </w:rPr>
+      </w:pPr>
+      <w:r>
+        <w:rPr>
+          <w:b/>
+          <w:bCs/>
+          <w:lang w:val="en-GB"/>
+        </w:rPr>
+        <w:t>Authentication</w:t>
+      </w:r>
+      <w:r>
+        <w:rPr>
+          <w:b/>
+          <w:bCs/>
+          <w:lang w:val="en-GB"/>
+        </w:rPr>
+        <w:t>:</w:t>
+      </w:r>
+    </w:p>
+    <w:p>
+      <w:pPr>
+        <w:rPr>
+          <w:lang w:val="en-GB"/>
+        </w:rPr>
+      </w:pPr>
+      <w:r>
+        <w:rPr>
+          <w:lang w:val="en-GB"/>
+        </w:rPr>
+        <w:t>Create the rule</w:t>
+      </w:r>
+      <w:r>
+        <w:rPr>
+          <w:lang w:val="en-GB"/>
+        </w:rPr>
+        <w:t xml:space="preserve"> for the authentication</w:t>
+      </w:r>
+      <w:r>
+        <w:rPr>
+          <w:lang w:val="en-GB"/>
+        </w:rPr>
+        <w:t>.</w:t>
+      </w:r>
+    </w:p>
+    <w:p>
+      <w:pPr>
+        <w:rPr>
+          <w:b/>
+          <w:bCs/>
+          <w:lang w:val="en-GB"/>
+        </w:rPr>
+      </w:pPr>
+      <w:r>
+        <w:rPr>
+          <w:b/>
+          <w:bCs/>
+          <w:lang w:val="en-GB"/>
+        </w:rPr>
+        <w:t>Access:</w:t>
+      </w:r>
+    </w:p>
+    <w:p>
+      <w:pPr>
+        <w:rPr>
+          <w:lang w:val="en-GB"/>
+        </w:rPr>
+      </w:pPr>
+      <w:r>
+        <w:rPr>
+          <w:lang w:val="en-GB"/>
+        </w:rPr>
+        <w:t xml:space="preserve">In the column </w:t>
+      </w:r>
+      <w:r>
+        <w:rPr>
+          <w:lang w:val="en-GB"/>
+        </w:rPr>
+        <w:t xml:space="preserve">”View” click </w:t>
+      </w:r>
+      <w:r>
+        <w:rPr>
+          <w:lang w:val="en-GB"/>
+        </w:rPr>
+        <w:t>on the right arrow</w:t>
+      </w:r>
+      <w:r>
+        <w:rPr>
+          <w:lang w:val="en-GB"/>
+        </w:rPr>
+        <w:t xml:space="preserve">. </w:t>
+      </w:r>
+      <w:r>
+        <w:rPr>
+          <w:lang w:val="en-GB"/>
+        </w:rPr>
+        <w:t xml:space="preserve">You will choose the </w:t>
+      </w:r>
+      <w:r>
+        <w:rPr>
+          <w:lang w:val="en-GB"/>
+        </w:rPr>
+        <w:t xml:space="preserve">authentication policy </w:t>
+      </w:r>
+      <w:r>
+        <w:rPr>
+          <w:lang w:val="en-GB"/>
+        </w:rPr>
+        <w:t xml:space="preserve">and the </w:t>
+      </w:r>
+      <w:r>
+        <w:rPr>
+          <w:lang w:val="en-GB"/>
+        </w:rPr>
+        <w:t>authorization policy.</w:t>
+      </w:r>
+    </w:p>
+    <w:p>
+      <w:pPr>
+        <w:rPr>
+          <w:lang w:val="en-GB"/>
+        </w:rPr>
+      </w:pPr>
+      <w:r>
+        <w:rPr>
+          <w:lang w:val="en-GB"/>
+        </w:rPr>
+        <w:t xml:space="preserve">Create a Rule for Authentication Policy </w:t>
+      </w:r>
+      <w:r>
+        <w:rPr>
+          <w:lang w:val="en-GB"/>
+        </w:rPr>
+        <w:sym w:font="Wingdings" w:char="F0E0"/>
+      </w:r>
+      <w:r>
+        <w:rPr>
+          <w:lang w:val="en-GB"/>
+        </w:rPr>
+        <w:t xml:space="preserve"> Condition Studio</w:t>
+      </w:r>
+      <w:r>
+        <w:rPr>
+          <w:lang w:val="en-GB"/>
+        </w:rPr>
+        <w:t xml:space="preserve"> </w:t>
+      </w:r>
+      <w:r>
+        <w:rPr>
+          <w:lang w:val="en-GB"/>
+        </w:rPr>
+        <w:sym w:font="Wingdings" w:char="F0E0"/>
+      </w:r>
+      <w:r>
+        <w:rPr>
+          <w:lang w:val="en-GB"/>
+        </w:rPr>
+        <w:t xml:space="preserve"> Drag and drop the previous created condition</w:t>
+      </w:r>
+      <w:r>
+        <w:rPr>
+          <w:lang w:val="en-GB"/>
+        </w:rPr>
+        <w:t xml:space="preserve"> </w:t>
+      </w:r>
+      <w:r>
+        <w:rPr>
+          <w:lang w:val="en-GB"/>
+        </w:rPr>
+        <w:t xml:space="preserve"> </w:t>
+      </w:r>
+    </w:p>
+    <w:p>
+      <w:pPr>
+        <w:rPr>
+          <w:lang w:val="en-GB"/>
+        </w:rPr>
+      </w:pPr>
+      <w:r>
+        <w:rPr>
+          <w:lang w:val="en-GB"/>
+        </w:rPr>
+        <w:t>In the column</w:t>
+      </w:r>
+      <w:r>
+        <w:rPr>
+          <w:lang w:val="en-GB"/>
+        </w:rPr>
+        <w:t xml:space="preserve"> </w:t>
+      </w:r>
+      <w:r>
+        <w:rPr>
+          <w:rFonts w:ascii="Aptos" w:hAnsi="Aptos" w:cs="Aptos"/>
+          <w:lang w:val="en-GB"/>
+        </w:rPr>
+        <w:t>”</w:t>
+      </w:r>
+      <w:r>
+        <w:rPr>
+          <w:lang w:val="en-GB"/>
+        </w:rPr>
+        <w:t>Use</w:t>
+      </w:r>
+      <w:r>
+        <w:rPr>
+          <w:rFonts w:ascii="Aptos" w:hAnsi="Aptos" w:cs="Aptos"/>
+          <w:lang w:val="en-GB"/>
+        </w:rPr>
+        <w:t>”</w:t>
+      </w:r>
+      <w:r>
+        <w:rPr>
+          <w:rFonts w:ascii="Aptos" w:hAnsi="Aptos" w:cs="Aptos"/>
+          <w:lang w:val="en-GB"/>
+        </w:rPr>
+        <w:t>,</w:t>
+      </w:r>
+      <w:r>
+        <w:rPr>
+          <w:lang w:val="en-GB"/>
+        </w:rPr>
+        <w:t xml:space="preserve"> choose who this Policy applies to </w:t>
+      </w:r>
+      <w:r>
+        <w:rPr>
+          <w:lang w:val="en-GB"/>
+        </w:rPr>
+        <w:t>(e.g.</w:t>
+      </w:r>
+      <w:r>
+        <w:rPr>
+          <w:lang w:val="en-GB"/>
+        </w:rPr>
+        <w:t xml:space="preserve"> Internal Users</w:t>
+      </w:r>
+      <w:r>
+        <w:rPr>
+          <w:lang w:val="en-GB"/>
+        </w:rPr>
+        <w:t>)</w:t>
+      </w:r>
+      <w:r>
+        <w:rPr>
+          <w:lang w:val="en-GB"/>
+        </w:rPr>
+        <w:t>.</w:t>
+      </w:r>
+    </w:p>
+    <w:p>
+      <w:pPr>
+        <w:rPr>
+          <w:lang w:val="en-GB"/>
+        </w:rPr>
+      </w:pPr>
+      <w:r>
+        <w:rPr>
+          <w:lang w:val="en-GB"/>
+        </w:rPr>
+        <w:drawing>
+          <wp:inline distT="0" distB="0" distL="0" distR="0" wp14:anchorId="71E4A4D8" wp14:editId="06812C50">
+            <wp:extent cx="4175760" cy="1620685"/>
+            <wp:effectExtent l="0" t="0" r="0" b="0"/>
+            <wp:docPr id="513135690" name="Image 1"/>
+            <wp:cNvGraphicFramePr>
+              <a:graphicFrameLocks xmlns:a="http://schemas.openxmlformats.org/drawingml/2006/main" noChangeAspect="1"/>
+            </wp:cNvGraphicFramePr>
+            <a:graphic xmlns:a="http://schemas.openxmlformats.org/drawingml/2006/main">
+              <a:graphicData uri="http://schemas.openxmlformats.org/drawingml/2006/picture">
+                <pic:pic xmlns:pic="http://schemas.openxmlformats.org/drawingml/2006/picture">
+                  <pic:nvPicPr>
+                    <pic:cNvPr id="513135690" name=""/>
+                    <pic:cNvPicPr/>
+                  </pic:nvPicPr>
+                  <pic:blipFill>
+                    <a:blip r:embed="rId18"/>
+                    <a:stretch>
+                      <a:fillRect/>
+                    </a:stretch>
+                  </pic:blipFill>
+                  <pic:spPr>
+                    <a:xfrm>
+                      <a:off x="0" y="0"/>
+                      <a:ext cx="4182542" cy="1623317"/>
+                    </a:xfrm>
+                    <a:prstGeom prst="rect">
+                      <a:avLst/>
+                    </a:prstGeom>
+                  </pic:spPr>
+                </pic:pic>
+              </a:graphicData>
+            </a:graphic>
+          </wp:inline>
+        </w:drawing>
+      </w:r>
+    </w:p>
+    <w:p>
+      <w:pPr>
+        <w:rPr>
+          <w:lang w:val="en-GB"/>
+        </w:rPr>
+      </w:pPr>
+      <w:r>
+        <w:rPr>
+          <w:lang w:val="en-GB"/>
+        </w:rPr>
+        <w:drawing>
+          <wp:inline distT="0" distB="0" distL="0" distR="0" wp14:anchorId="70ABD0EF" wp14:editId="68D0E2CE">
+            <wp:extent cx="4761329" cy="1488440"/>
+            <wp:effectExtent l="0" t="0" r="1270" b="0"/>
+            <wp:docPr id="1871031484" name="Image 1"/>
+            <wp:cNvGraphicFramePr>
+              <a:graphicFrameLocks xmlns:a="http://schemas.openxmlformats.org/drawingml/2006/main" noChangeAspect="1"/>
+            </wp:cNvGraphicFramePr>
+            <a:graphic xmlns:a="http://schemas.openxmlformats.org/drawingml/2006/main">
+              <a:graphicData uri="http://schemas.openxmlformats.org/drawingml/2006/picture">
+                <pic:pic xmlns:pic="http://schemas.openxmlformats.org/drawingml/2006/picture">
+                  <pic:nvPicPr>
+                    <pic:cNvPr id="1871031484" name=""/>
+                    <pic:cNvPicPr/>
+                  </pic:nvPicPr>
+                  <pic:blipFill>
+                    <a:blip r:embed="rId19"/>
+                    <a:stretch>
+                      <a:fillRect/>
+                    </a:stretch>
+                  </pic:blipFill>
+                  <pic:spPr>
+                    <a:xfrm>
+                      <a:off x="0" y="0"/>
+                      <a:ext cx="4765920" cy="1489875"/>
+                    </a:xfrm>
+                    <a:prstGeom prst="rect">
+                      <a:avLst/>
+                    </a:prstGeom>
+                  </pic:spPr>
+                </pic:pic>
+              </a:graphicData>
+            </a:graphic>
+          </wp:inline>
+        </w:drawing>
+      </w:r>
+    </w:p>
+    <w:p>
+      <w:pPr>
+        <w:rPr>
+          <w:b/>
+          <w:bCs/>
+          <w:lang w:val="en-GB"/>
+        </w:rPr>
+      </w:pPr>
+      <w:r>
+        <w:rPr>
+          <w:b/>
+          <w:bCs/>
+          <w:lang w:val="en-GB"/>
+        </w:rPr>
+        <w:t>Authorization:</w:t>
+      </w:r>
+    </w:p>
+    <w:p>
+      <w:r>
+        <w:rPr>
+          <w:lang w:val="en-GB"/>
+        </w:rPr>
+        <w:lastRenderedPageBreak/>
+        <w:t>Next, create an Authorization P</w:t>
+      </w:r>
+      <w:r>
+        <w:rPr>
+          <w:lang w:val="en-GB"/>
+        </w:rPr>
+        <w:t xml:space="preserve">olicy. Choose the same condition that the Authentication Policy. </w:t>
+      </w:r>
+      <w:r>
+        <w:t>Choose the group affected</w:t>
+      </w:r>
+      <w:r>
+        <w:t>.</w:t>
+      </w:r>
+    </w:p>
+    <w:p>
+      <w:pPr>
+        <w:rPr>
+          <w:b/>
+          <w:bCs/>
+          <w:lang w:val="en-GB"/>
+        </w:rPr>
+      </w:pPr>
+      <w:r>
+        <w:rPr>
+          <w:b/>
+          <w:bCs/>
+          <w:lang w:val="en-GB"/>
+        </w:rPr>
+        <w:t>Access:</w:t>
+      </w:r>
+    </w:p>
+    <w:p>
+      <w:pPr>
+        <w:rPr>
+          <w:lang w:val="en-GB"/>
+        </w:rPr>
+      </w:pPr>
+      <w:r>
+        <w:rPr>
+          <w:lang w:val="en-GB"/>
+        </w:rPr>
         <w:t>Conditions Studio</w:t>
       </w:r>
       <w:r>
@@ -2981,19 +4130,11 @@
         </w:rPr>
         <w:t xml:space="preserve">ose the </w:t>
       </w:r>
-      <w:proofErr w:type="gramStart"/>
-      <w:r>
-        <w:rPr>
-          <w:lang w:val="en-GB"/>
-        </w:rPr>
-        <w:t>icon ”Identity</w:t>
-      </w:r>
-      <w:proofErr w:type="gramEnd"/>
-      <w:r>
-        <w:rPr>
-          <w:lang w:val="en-GB"/>
-        </w:rPr>
-        <w:t xml:space="preserve"> Group-Name” </w:t>
+      <w:r>
+        <w:rPr>
+          <w:lang w:val="en-GB"/>
+        </w:rPr>
+        <w:t xml:space="preserve">icon ”Identity Group-Name” </w:t>
       </w:r>
       <w:r>
         <w:sym w:font="Wingdings" w:char="F0E0"/>
@@ -3036,27 +4177,13 @@
         <w:rPr>
           <w:lang w:val="en-GB"/>
         </w:rPr>
-        <w:t xml:space="preserve">In the </w:t>
-      </w:r>
-      <w:proofErr w:type="gramStart"/>
-      <w:r>
-        <w:rPr>
-          <w:lang w:val="en-GB"/>
-        </w:rPr>
-        <w:t>column</w:t>
-      </w:r>
-      <w:r>
-        <w:rPr>
-          <w:lang w:val="en-GB"/>
-        </w:rPr>
-        <w:t xml:space="preserve"> ”Results</w:t>
-      </w:r>
-      <w:proofErr w:type="gramEnd"/>
-      <w:r>
-        <w:rPr>
-          <w:lang w:val="en-GB"/>
-        </w:rPr>
-        <w:t>/Profiles”</w:t>
+        <w:t>In the column</w:t>
+      </w:r>
+      <w:r>
+        <w:rPr>
+          <w:lang w:val="en-GB"/>
+        </w:rPr>
+        <w:t xml:space="preserve"> ”Results/Profiles”</w:t>
       </w:r>
       <w:r>
         <w:rPr>
@@ -3070,7 +4197,6 @@
         </w:rPr>
         <w:t xml:space="preserve">click </w:t>
       </w:r>
-      <w:proofErr w:type="gramStart"/>
       <w:r>
         <w:rPr>
           <w:lang w:val="en-GB"/>
@@ -3081,14 +4207,7 @@
         <w:rPr>
           <w:lang w:val="en-GB"/>
         </w:rPr>
-        <w:t xml:space="preserve"> ”</w:t>
-      </w:r>
-      <w:proofErr w:type="gramEnd"/>
-      <w:r>
-        <w:rPr>
-          <w:lang w:val="en-GB"/>
-        </w:rPr>
-        <w:t>+”</w:t>
+        <w:t xml:space="preserve"> ”+”</w:t>
       </w:r>
       <w:r>
         <w:rPr>
@@ -3106,29 +4225,14 @@
         <w:rPr>
           <w:lang w:val="en-GB"/>
         </w:rPr>
-        <w:t xml:space="preserve">Create </w:t>
-      </w:r>
-      <w:proofErr w:type="gramStart"/>
-      <w:r>
-        <w:rPr>
-          <w:lang w:val="en-GB"/>
-        </w:rPr>
-        <w:t>a</w:t>
-      </w:r>
-      <w:r>
-        <w:rPr>
-          <w:lang w:val="en-GB"/>
-        </w:rPr>
-        <w:t xml:space="preserve"> ”New</w:t>
-      </w:r>
-      <w:proofErr w:type="gramEnd"/>
-      <w:r>
-        <w:rPr>
-          <w:lang w:val="en-GB"/>
-        </w:rPr>
-        <w:t xml:space="preserve"> authorization profile” (click </w:t>
-      </w:r>
-      <w:proofErr w:type="gramStart"/>
+        <w:t>Create a</w:t>
+      </w:r>
+      <w:r>
+        <w:rPr>
+          <w:lang w:val="en-GB"/>
+        </w:rPr>
+        <w:t xml:space="preserve"> ”New authorization profile” (click </w:t>
+      </w:r>
       <w:r>
         <w:rPr>
           <w:lang w:val="en-GB"/>
@@ -3139,14 +4243,7 @@
         <w:rPr>
           <w:lang w:val="en-GB"/>
         </w:rPr>
-        <w:t xml:space="preserve"> ”</w:t>
-      </w:r>
-      <w:proofErr w:type="gramEnd"/>
-      <w:r>
-        <w:rPr>
-          <w:lang w:val="en-GB"/>
-        </w:rPr>
-        <w:t>+”)</w:t>
+        <w:t xml:space="preserve"> ”+”)</w:t>
       </w:r>
       <w:r>
         <w:rPr>
@@ -3188,21 +4285,7 @@
         <w:rPr>
           <w:lang w:val="en-GB"/>
         </w:rPr>
-        <w:t xml:space="preserve"> cisco </w:t>
-      </w:r>
-      <w:proofErr w:type="spellStart"/>
-      <w:r>
-        <w:rPr>
-          <w:lang w:val="en-GB"/>
-        </w:rPr>
-        <w:t>av</w:t>
-      </w:r>
-      <w:proofErr w:type="spellEnd"/>
-      <w:r>
-        <w:rPr>
-          <w:lang w:val="en-GB"/>
-        </w:rPr>
-        <w:t>-pair</w:t>
+        <w:t xml:space="preserve"> cisco av-pair</w:t>
       </w:r>
       <w:r>
         <w:rPr>
@@ -3246,27 +4329,13 @@
         <w:rPr>
           <w:lang w:val="en-GB"/>
         </w:rPr>
-        <w:t xml:space="preserve">In the column Use </w:t>
-      </w:r>
-      <w:proofErr w:type="gramStart"/>
-      <w:r>
-        <w:rPr>
-          <w:lang w:val="en-GB"/>
-        </w:rPr>
-        <w:t>choose</w:t>
-      </w:r>
-      <w:r>
-        <w:rPr>
-          <w:lang w:val="en-GB"/>
-        </w:rPr>
-        <w:t xml:space="preserve"> ”Internal</w:t>
-      </w:r>
-      <w:proofErr w:type="gramEnd"/>
-      <w:r>
-        <w:rPr>
-          <w:lang w:val="en-GB"/>
-        </w:rPr>
-        <w:t xml:space="preserve"> Users” </w:t>
+        <w:t>In the column Use choose</w:t>
+      </w:r>
+      <w:r>
+        <w:rPr>
+          <w:lang w:val="en-GB"/>
+        </w:rPr>
+        <w:t xml:space="preserve"> ”Internal Users” </w:t>
       </w:r>
       <w:r>
         <w:sym w:font="Wingdings" w:char="F0E0"/>
@@ -3342,6 +4411,192 @@
           <w:lang w:val="en-GB"/>
         </w:rPr>
         <w:t xml:space="preserve"> can’t be found.</w:t>
+      </w:r>
+    </w:p>
+    <w:p>
+      <w:pPr>
+        <w:rPr>
+          <w:lang w:val="en-GB"/>
+        </w:rPr>
+      </w:pPr>
+      <w:r>
+        <w:rPr>
+          <w:lang w:val="en-GB"/>
+        </w:rPr>
+        <w:drawing>
+          <wp:inline distT="0" distB="0" distL="0" distR="0" wp14:anchorId="70992462" wp14:editId="3176158E">
+            <wp:extent cx="5760720" cy="1835785"/>
+            <wp:effectExtent l="0" t="0" r="0" b="0"/>
+            <wp:docPr id="415460112" name="Image 1"/>
+            <wp:cNvGraphicFramePr>
+              <a:graphicFrameLocks xmlns:a="http://schemas.openxmlformats.org/drawingml/2006/main" noChangeAspect="1"/>
+            </wp:cNvGraphicFramePr>
+            <a:graphic xmlns:a="http://schemas.openxmlformats.org/drawingml/2006/main">
+              <a:graphicData uri="http://schemas.openxmlformats.org/drawingml/2006/picture">
+                <pic:pic xmlns:pic="http://schemas.openxmlformats.org/drawingml/2006/picture">
+                  <pic:nvPicPr>
+                    <pic:cNvPr id="415460112" name=""/>
+                    <pic:cNvPicPr/>
+                  </pic:nvPicPr>
+                  <pic:blipFill>
+                    <a:blip r:embed="rId20"/>
+                    <a:stretch>
+                      <a:fillRect/>
+                    </a:stretch>
+                  </pic:blipFill>
+                  <pic:spPr>
+                    <a:xfrm>
+                      <a:off x="0" y="0"/>
+                      <a:ext cx="5760720" cy="1835785"/>
+                    </a:xfrm>
+                    <a:prstGeom prst="rect">
+                      <a:avLst/>
+                    </a:prstGeom>
+                  </pic:spPr>
+                </pic:pic>
+              </a:graphicData>
+            </a:graphic>
+          </wp:inline>
+        </w:drawing>
+      </w:r>
+    </w:p>
+    <w:p>
+      <w:pPr>
+        <w:rPr>
+          <w:lang w:val="en-GB"/>
+        </w:rPr>
+      </w:pPr>
+      <w:r>
+        <w:rPr>
+          <w:lang w:val="en-GB"/>
+        </w:rPr>
+        <w:drawing>
+          <wp:inline distT="0" distB="0" distL="0" distR="0" wp14:anchorId="21694CFD" wp14:editId="76D658B9">
+            <wp:extent cx="4244340" cy="2051525"/>
+            <wp:effectExtent l="0" t="0" r="3810" b="6350"/>
+            <wp:docPr id="1096037608" name="Image 1"/>
+            <wp:cNvGraphicFramePr>
+              <a:graphicFrameLocks xmlns:a="http://schemas.openxmlformats.org/drawingml/2006/main" noChangeAspect="1"/>
+            </wp:cNvGraphicFramePr>
+            <a:graphic xmlns:a="http://schemas.openxmlformats.org/drawingml/2006/main">
+              <a:graphicData uri="http://schemas.openxmlformats.org/drawingml/2006/picture">
+                <pic:pic xmlns:pic="http://schemas.openxmlformats.org/drawingml/2006/picture">
+                  <pic:nvPicPr>
+                    <pic:cNvPr id="1096037608" name=""/>
+                    <pic:cNvPicPr/>
+                  </pic:nvPicPr>
+                  <pic:blipFill>
+                    <a:blip r:embed="rId21"/>
+                    <a:stretch>
+                      <a:fillRect/>
+                    </a:stretch>
+                  </pic:blipFill>
+                  <pic:spPr>
+                    <a:xfrm>
+                      <a:off x="0" y="0"/>
+                      <a:ext cx="4248568" cy="2053568"/>
+                    </a:xfrm>
+                    <a:prstGeom prst="rect">
+                      <a:avLst/>
+                    </a:prstGeom>
+                  </pic:spPr>
+                </pic:pic>
+              </a:graphicData>
+            </a:graphic>
+          </wp:inline>
+        </w:drawing>
+      </w:r>
+    </w:p>
+    <w:p>
+      <w:pPr>
+        <w:rPr>
+          <w:lang w:val="en-GB"/>
+        </w:rPr>
+      </w:pPr>
+      <w:r>
+        <w:rPr>
+          <w:lang w:val="en-GB"/>
+        </w:rPr>
+        <w:lastRenderedPageBreak/>
+        <w:drawing>
+          <wp:inline distT="0" distB="0" distL="0" distR="0" wp14:anchorId="68D84A2A" wp14:editId="0F185C78">
+            <wp:extent cx="3848100" cy="2376219"/>
+            <wp:effectExtent l="0" t="0" r="0" b="5080"/>
+            <wp:docPr id="98281320" name="Image 1"/>
+            <wp:cNvGraphicFramePr>
+              <a:graphicFrameLocks xmlns:a="http://schemas.openxmlformats.org/drawingml/2006/main" noChangeAspect="1"/>
+            </wp:cNvGraphicFramePr>
+            <a:graphic xmlns:a="http://schemas.openxmlformats.org/drawingml/2006/main">
+              <a:graphicData uri="http://schemas.openxmlformats.org/drawingml/2006/picture">
+                <pic:pic xmlns:pic="http://schemas.openxmlformats.org/drawingml/2006/picture">
+                  <pic:nvPicPr>
+                    <pic:cNvPr id="98281320" name=""/>
+                    <pic:cNvPicPr/>
+                  </pic:nvPicPr>
+                  <pic:blipFill>
+                    <a:blip r:embed="rId22"/>
+                    <a:stretch>
+                      <a:fillRect/>
+                    </a:stretch>
+                  </pic:blipFill>
+                  <pic:spPr>
+                    <a:xfrm>
+                      <a:off x="0" y="0"/>
+                      <a:ext cx="3850822" cy="2377900"/>
+                    </a:xfrm>
+                    <a:prstGeom prst="rect">
+                      <a:avLst/>
+                    </a:prstGeom>
+                  </pic:spPr>
+                </pic:pic>
+              </a:graphicData>
+            </a:graphic>
+          </wp:inline>
+        </w:drawing>
+      </w:r>
+    </w:p>
+    <w:p>
+      <w:r>
+        <w:t>shell:priv-lvl=15</w:t>
+      </w:r>
+    </w:p>
+    <w:p>
+      <w:pPr>
+        <w:rPr>
+          <w:lang w:val="en-GB"/>
+        </w:rPr>
+      </w:pPr>
+      <w:r>
+        <w:rPr>
+          <w:lang w:val="en-GB"/>
+        </w:rPr>
+        <w:t xml:space="preserve">auth-proxy:priv-lvl=15 </w:t>
+      </w:r>
+    </w:p>
+    <w:p>
+      <w:pPr>
+        <w:rPr>
+          <w:lang w:val="en-GB"/>
+        </w:rPr>
+      </w:pPr>
+      <w:r>
+        <w:rPr>
+          <w:lang w:val="en-GB"/>
+        </w:rPr>
+        <w:t xml:space="preserve">auth-proxy:proxyacl#1=permit icmp any any </w:t>
+      </w:r>
+    </w:p>
+    <w:p>
+      <w:pPr>
+        <w:rPr>
+          <w:lang w:val="en-GB"/>
+        </w:rPr>
+      </w:pPr>
+      <w:r>
+        <w:rPr>
+          <w:lang w:val="en-GB"/>
+        </w:rPr>
+        <w:t>auth-proxy:proxyacl#2=permit tcp any any</w:t>
       </w:r>
     </w:p>
     <w:sectPr>
@@ -4153,7 +5408,6 @@
     <w:next w:val="Normal"/>
     <w:link w:val="Titre3Car"/>
     <w:uiPriority w:val="9"/>
-    <w:semiHidden/>
     <w:unhideWhenUsed/>
     <w:qFormat/>
     <w:rsid w:val="009343FC"/>
@@ -4305,7 +5559,6 @@
   <w:style w:type="character" w:default="1" w:styleId="Policepardfaut">
     <w:name w:val="Default Paragraph Font"/>
     <w:uiPriority w:val="1"/>
-    <w:semiHidden/>
     <w:unhideWhenUsed/>
   </w:style>
   <w:style w:type="table" w:default="1" w:styleId="TableauNormal">
@@ -4360,7 +5613,6 @@
     <w:basedOn w:val="Policepardfaut"/>
     <w:link w:val="Titre3"/>
     <w:uiPriority w:val="9"/>
-    <w:semiHidden/>
     <w:rsid w:val="009343FC"/>
     <w:rPr>
       <w:rFonts w:eastAsiaTheme="majorEastAsia" w:cstheme="majorBidi"/>

--- a/AAA.docx
+++ b/AAA.docx
@@ -106,7 +106,7 @@
           <w:r>
             <w:fldChar w:fldCharType="separate"/>
           </w:r>
-          <w:hyperlink w:anchor="_Toc223962144" w:history="1">
+          <w:hyperlink w:anchor="_Toc223962698" w:history="1">
             <w:r>
               <w:rPr>
                 <w:rStyle w:val="Lienhypertexte"/>
@@ -134,7 +134,7 @@
                 <w:noProof/>
                 <w:webHidden/>
               </w:rPr>
-              <w:instrText xml:space="preserve"> PAGEREF _Toc223962144 \h </w:instrText>
+              <w:instrText xml:space="preserve"> PAGEREF _Toc223962698 \h </w:instrText>
             </w:r>
             <w:r>
               <w:rPr>
@@ -181,7 +181,7 @@
               <w14:ligatures w14:val="standardContextual"/>
             </w:rPr>
           </w:pPr>
-          <w:hyperlink w:anchor="_Toc223962145" w:history="1">
+          <w:hyperlink w:anchor="_Toc223962699" w:history="1">
             <w:r>
               <w:rPr>
                 <w:rStyle w:val="Lienhypertexte"/>
@@ -209,7 +209,7 @@
                 <w:noProof/>
                 <w:webHidden/>
               </w:rPr>
-              <w:instrText xml:space="preserve"> PAGEREF _Toc223962145 \h </w:instrText>
+              <w:instrText xml:space="preserve"> PAGEREF _Toc223962699 \h </w:instrText>
             </w:r>
             <w:r>
               <w:rPr>
@@ -256,7 +256,7 @@
               <w14:ligatures w14:val="standardContextual"/>
             </w:rPr>
           </w:pPr>
-          <w:hyperlink w:anchor="_Toc223962146" w:history="1">
+          <w:hyperlink w:anchor="_Toc223962700" w:history="1">
             <w:r>
               <w:rPr>
                 <w:rStyle w:val="Lienhypertexte"/>
@@ -284,7 +284,7 @@
                 <w:noProof/>
                 <w:webHidden/>
               </w:rPr>
-              <w:instrText xml:space="preserve"> PAGEREF _Toc223962146 \h </w:instrText>
+              <w:instrText xml:space="preserve"> PAGEREF _Toc223962700 \h </w:instrText>
             </w:r>
             <w:r>
               <w:rPr>
@@ -331,7 +331,7 @@
               <w14:ligatures w14:val="standardContextual"/>
             </w:rPr>
           </w:pPr>
-          <w:hyperlink w:anchor="_Toc223962147" w:history="1">
+          <w:hyperlink w:anchor="_Toc223962701" w:history="1">
             <w:r>
               <w:rPr>
                 <w:rStyle w:val="Lienhypertexte"/>
@@ -359,7 +359,7 @@
                 <w:noProof/>
                 <w:webHidden/>
               </w:rPr>
-              <w:instrText xml:space="preserve"> PAGEREF _Toc223962147 \h </w:instrText>
+              <w:instrText xml:space="preserve"> PAGEREF _Toc223962701 \h </w:instrText>
             </w:r>
             <w:r>
               <w:rPr>
@@ -406,7 +406,7 @@
               <w14:ligatures w14:val="standardContextual"/>
             </w:rPr>
           </w:pPr>
-          <w:hyperlink w:anchor="_Toc223962148" w:history="1">
+          <w:hyperlink w:anchor="_Toc223962702" w:history="1">
             <w:r>
               <w:rPr>
                 <w:rStyle w:val="Lienhypertexte"/>
@@ -434,7 +434,7 @@
                 <w:noProof/>
                 <w:webHidden/>
               </w:rPr>
-              <w:instrText xml:space="preserve"> PAGEREF _Toc223962148 \h </w:instrText>
+              <w:instrText xml:space="preserve"> PAGEREF _Toc223962702 \h </w:instrText>
             </w:r>
             <w:r>
               <w:rPr>
@@ -481,7 +481,7 @@
               <w14:ligatures w14:val="standardContextual"/>
             </w:rPr>
           </w:pPr>
-          <w:hyperlink w:anchor="_Toc223962149" w:history="1">
+          <w:hyperlink w:anchor="_Toc223962703" w:history="1">
             <w:r>
               <w:rPr>
                 <w:rStyle w:val="Lienhypertexte"/>
@@ -509,7 +509,7 @@
                 <w:noProof/>
                 <w:webHidden/>
               </w:rPr>
-              <w:instrText xml:space="preserve"> PAGEREF _Toc223962149 \h </w:instrText>
+              <w:instrText xml:space="preserve"> PAGEREF _Toc223962703 \h </w:instrText>
             </w:r>
             <w:r>
               <w:rPr>
@@ -556,7 +556,7 @@
               <w14:ligatures w14:val="standardContextual"/>
             </w:rPr>
           </w:pPr>
-          <w:hyperlink w:anchor="_Toc223962150" w:history="1">
+          <w:hyperlink w:anchor="_Toc223962704" w:history="1">
             <w:r>
               <w:rPr>
                 <w:rStyle w:val="Lienhypertexte"/>
@@ -584,7 +584,7 @@
                 <w:noProof/>
                 <w:webHidden/>
               </w:rPr>
-              <w:instrText xml:space="preserve"> PAGEREF _Toc223962150 \h </w:instrText>
+              <w:instrText xml:space="preserve"> PAGEREF _Toc223962704 \h </w:instrText>
             </w:r>
             <w:r>
               <w:rPr>
@@ -631,7 +631,7 @@
               <w14:ligatures w14:val="standardContextual"/>
             </w:rPr>
           </w:pPr>
-          <w:hyperlink w:anchor="_Toc223962151" w:history="1">
+          <w:hyperlink w:anchor="_Toc223962705" w:history="1">
             <w:r>
               <w:rPr>
                 <w:rStyle w:val="Lienhypertexte"/>
@@ -659,7 +659,7 @@
                 <w:noProof/>
                 <w:webHidden/>
               </w:rPr>
-              <w:instrText xml:space="preserve"> PAGEREF _Toc223962151 \h </w:instrText>
+              <w:instrText xml:space="preserve"> PAGEREF _Toc223962705 \h </w:instrText>
             </w:r>
             <w:r>
               <w:rPr>
@@ -706,7 +706,7 @@
               <w14:ligatures w14:val="standardContextual"/>
             </w:rPr>
           </w:pPr>
-          <w:hyperlink w:anchor="_Toc223962152" w:history="1">
+          <w:hyperlink w:anchor="_Toc223962706" w:history="1">
             <w:r>
               <w:rPr>
                 <w:rStyle w:val="Lienhypertexte"/>
@@ -734,7 +734,7 @@
                 <w:noProof/>
                 <w:webHidden/>
               </w:rPr>
-              <w:instrText xml:space="preserve"> PAGEREF _Toc223962152 \h </w:instrText>
+              <w:instrText xml:space="preserve"> PAGEREF _Toc223962706 \h </w:instrText>
             </w:r>
             <w:r>
               <w:rPr>
@@ -781,7 +781,7 @@
               <w14:ligatures w14:val="standardContextual"/>
             </w:rPr>
           </w:pPr>
-          <w:hyperlink w:anchor="_Toc223962153" w:history="1">
+          <w:hyperlink w:anchor="_Toc223962707" w:history="1">
             <w:r>
               <w:rPr>
                 <w:rStyle w:val="Lienhypertexte"/>
@@ -809,7 +809,76 @@
                 <w:noProof/>
                 <w:webHidden/>
               </w:rPr>
-              <w:instrText xml:space="preserve"> PAGEREF _Toc223962153 \h </w:instrText>
+              <w:instrText xml:space="preserve"> PAGEREF _Toc223962707 \h </w:instrText>
+            </w:r>
+            <w:r>
+              <w:rPr>
+                <w:noProof/>
+                <w:webHidden/>
+              </w:rPr>
+            </w:r>
+            <w:r>
+              <w:rPr>
+                <w:noProof/>
+                <w:webHidden/>
+              </w:rPr>
+              <w:fldChar w:fldCharType="separate"/>
+            </w:r>
+            <w:r>
+              <w:rPr>
+                <w:noProof/>
+                <w:webHidden/>
+              </w:rPr>
+              <w:t>7</w:t>
+            </w:r>
+            <w:r>
+              <w:rPr>
+                <w:noProof/>
+                <w:webHidden/>
+              </w:rPr>
+              <w:fldChar w:fldCharType="end"/>
+            </w:r>
+          </w:hyperlink>
+        </w:p>
+        <w:p>
+          <w:pPr>
+            <w:pStyle w:val="TM3"/>
+            <w:tabs>
+              <w:tab w:val="right" w:leader="dot" w:pos="9062"/>
+            </w:tabs>
+            <w:rPr>
+              <w:noProof/>
+            </w:rPr>
+          </w:pPr>
+          <w:hyperlink w:anchor="_Toc223962708" w:history="1">
+            <w:r>
+              <w:rPr>
+                <w:rStyle w:val="Lienhypertexte"/>
+                <w:noProof/>
+                <w:lang w:val="en-GB"/>
+              </w:rPr>
+              <w:t>Create conditions</w:t>
+            </w:r>
+            <w:r>
+              <w:rPr>
+                <w:noProof/>
+                <w:webHidden/>
+              </w:rPr>
+              <w:tab/>
+            </w:r>
+            <w:r>
+              <w:rPr>
+                <w:noProof/>
+                <w:webHidden/>
+              </w:rPr>
+              <w:fldChar w:fldCharType="begin"/>
+            </w:r>
+            <w:r>
+              <w:rPr>
+                <w:noProof/>
+                <w:webHidden/>
+              </w:rPr>
+              <w:instrText xml:space="preserve"> PAGEREF _Toc223962708 \h </w:instrText>
             </w:r>
             <w:r>
               <w:rPr>
@@ -872,7 +941,7 @@
           <w:lang w:val="en-GB"/>
         </w:rPr>
       </w:pPr>
-      <w:bookmarkStart w:id="0" w:name="_Toc223962144"/>
+      <w:bookmarkStart w:id="0" w:name="_Toc223962698"/>
       <w:r>
         <w:rPr>
           <w:lang w:val="en-GB"/>
@@ -909,8 +978,16 @@
         <w:rPr>
           <w:lang w:val="en-GB"/>
         </w:rPr>
-        <w:t>R1 (config) #aaa new-model</w:t>
-      </w:r>
+        <w:t xml:space="preserve">R1 (config) #aaa </w:t>
+      </w:r>
+      <w:proofErr w:type="gramStart"/>
+      <w:r>
+        <w:rPr>
+          <w:lang w:val="en-GB"/>
+        </w:rPr>
+        <w:t>new-model</w:t>
+      </w:r>
+      <w:proofErr w:type="gramEnd"/>
     </w:p>
     <w:p>
       <w:pPr>
@@ -1045,7 +1122,7 @@
           <w:lang w:val="en-GB"/>
         </w:rPr>
       </w:pPr>
-      <w:bookmarkStart w:id="1" w:name="_Toc223962145"/>
+      <w:bookmarkStart w:id="1" w:name="_Toc223962699"/>
       <w:r>
         <w:rPr>
           <w:lang w:val="en-GB"/>
@@ -1149,6 +1226,7 @@
           <w:lang w:val="en-GB"/>
         </w:rPr>
       </w:pPr>
+      <w:proofErr w:type="spellStart"/>
       <w:r>
         <w:rPr>
           <w:highlight w:val="yellow"/>
@@ -1156,6 +1234,7 @@
         </w:rPr>
         <w:t>ppp</w:t>
       </w:r>
+      <w:proofErr w:type="spellEnd"/>
       <w:r>
         <w:rPr>
           <w:lang w:val="en-GB"/>
@@ -1301,7 +1380,7 @@
           <w:lang w:val="en-GB"/>
         </w:rPr>
       </w:pPr>
-      <w:bookmarkStart w:id="2" w:name="_Toc223962146"/>
+      <w:bookmarkStart w:id="2" w:name="_Toc223962700"/>
       <w:r>
         <w:rPr>
           <w:lang w:val="en-GB"/>
@@ -1493,7 +1572,7 @@
           <w:lang w:val="en-GB"/>
         </w:rPr>
       </w:pPr>
-      <w:bookmarkStart w:id="3" w:name="_Toc223962147"/>
+      <w:bookmarkStart w:id="3" w:name="_Toc223962701"/>
       <w:r>
         <w:rPr>
           <w:lang w:val="en-GB"/>
@@ -1703,7 +1782,7 @@
           <w:lang w:val="en-GB"/>
         </w:rPr>
       </w:pPr>
-      <w:bookmarkStart w:id="4" w:name="_Toc223962148"/>
+      <w:bookmarkStart w:id="4" w:name="_Toc223962702"/>
       <w:r>
         <w:rPr>
           <w:lang w:val="en-GB"/>
@@ -2075,7 +2154,21 @@
         <w:rPr>
           <w:lang w:val="en-GB"/>
         </w:rPr>
-        <w:t>#line vty 0 4</w:t>
+        <w:t xml:space="preserve">#line </w:t>
+      </w:r>
+      <w:proofErr w:type="spellStart"/>
+      <w:r>
+        <w:rPr>
+          <w:lang w:val="en-GB"/>
+        </w:rPr>
+        <w:t>vty</w:t>
+      </w:r>
+      <w:proofErr w:type="spellEnd"/>
+      <w:r>
+        <w:rPr>
+          <w:lang w:val="en-GB"/>
+        </w:rPr>
+        <w:t xml:space="preserve"> 0 4</w:t>
       </w:r>
     </w:p>
     <w:p>
@@ -2118,173 +2211,273 @@
     <w:p>
       <w:pPr>
         <w:pStyle w:val="Titre2"/>
+        <w:rPr>
+          <w:lang w:val="en-GB"/>
+        </w:rPr>
+      </w:pPr>
+      <w:bookmarkStart w:id="5" w:name="_Toc223962703"/>
+      <w:r>
+        <w:rPr>
+          <w:lang w:val="en-GB"/>
+        </w:rPr>
+        <w:t>A</w:t>
+      </w:r>
+      <w:r>
+        <w:rPr>
+          <w:lang w:val="en-GB"/>
+        </w:rPr>
+        <w:t>uth</w:t>
+      </w:r>
+      <w:r>
+        <w:rPr>
+          <w:lang w:val="en-GB"/>
+        </w:rPr>
+        <w:t xml:space="preserve">entication </w:t>
+      </w:r>
+      <w:r>
+        <w:rPr>
+          <w:lang w:val="en-GB"/>
+        </w:rPr>
+        <w:t>proxy access</w:t>
+      </w:r>
+      <w:bookmarkEnd w:id="5"/>
+    </w:p>
+    <w:p>
+      <w:pPr>
         <w:rPr>
           <w:b/>
           <w:bCs/>
           <w:lang w:val="en-GB"/>
         </w:rPr>
       </w:pPr>
-      <w:bookmarkStart w:id="5" w:name="_Toc223962149"/>
-      <w:r>
-        <w:rPr>
-          <w:lang w:val="en-GB"/>
-        </w:rPr>
-        <w:t>A</w:t>
-      </w:r>
-      <w:r>
-        <w:rPr>
-          <w:lang w:val="en-GB"/>
-        </w:rPr>
-        <w:t>uth</w:t>
-      </w:r>
-      <w:r>
-        <w:rPr>
-          <w:lang w:val="en-GB"/>
-        </w:rPr>
-        <w:t xml:space="preserve">entication </w:t>
-      </w:r>
-      <w:r>
-        <w:rPr>
-          <w:lang w:val="en-GB"/>
-        </w:rPr>
-        <w:t>proxy access</w:t>
-      </w:r>
-      <w:bookmarkEnd w:id="5"/>
-    </w:p>
-    <w:p>
-      <w:pPr>
+      <w:r>
         <w:rPr>
           <w:b/>
           <w:bCs/>
           <w:lang w:val="en-GB"/>
         </w:rPr>
-      </w:pPr>
-      <w:r>
+        <w:t>Refer RADIUS for authentication &amp; authorization:</w:t>
+      </w:r>
+    </w:p>
+    <w:p>
+      <w:pPr>
+        <w:rPr>
+          <w:lang w:val="en-GB"/>
+        </w:rPr>
+      </w:pPr>
+      <w:r>
+        <w:rPr>
+          <w:lang w:val="en-GB"/>
+        </w:rPr>
+        <w:t>R1 (config) #</w:t>
+      </w:r>
+      <w:r>
+        <w:rPr>
+          <w:lang w:val="en-GB"/>
+        </w:rPr>
+        <w:t>aaa authentication login default group radius</w:t>
+      </w:r>
+      <w:r>
+        <w:rPr>
+          <w:lang w:val="en-GB"/>
+        </w:rPr>
+        <w:br/>
+      </w:r>
+      <w:r>
+        <w:rPr>
+          <w:lang w:val="en-GB"/>
+        </w:rPr>
+        <w:t>R1 (config) #</w:t>
+      </w:r>
+      <w:r>
+        <w:rPr>
+          <w:lang w:val="en-GB"/>
+        </w:rPr>
+        <w:t>aaa authorization auth-proxy default group radius</w:t>
+      </w:r>
+    </w:p>
+    <w:p>
+      <w:pPr>
         <w:rPr>
           <w:b/>
           <w:bCs/>
           <w:lang w:val="en-GB"/>
         </w:rPr>
-        <w:t>Enable the web server on the router:</w:t>
-      </w:r>
-    </w:p>
-    <w:p>
-      <w:pPr>
-        <w:rPr>
-          <w:lang w:val="en-GB"/>
-        </w:rPr>
-      </w:pPr>
-      <w:r>
-        <w:rPr>
-          <w:lang w:val="en-GB"/>
-        </w:rPr>
-        <w:t>R1 (config) #ip http server</w:t>
-      </w:r>
-    </w:p>
-    <w:p>
-      <w:pPr>
+      </w:pPr>
+      <w:r>
         <w:rPr>
           <w:b/>
           <w:bCs/>
           <w:lang w:val="en-GB"/>
         </w:rPr>
-      </w:pPr>
-      <w:r>
+        <w:t>Enable the web server on the router:</w:t>
+      </w:r>
+    </w:p>
+    <w:p>
+      <w:pPr>
+        <w:rPr>
+          <w:lang w:val="en-GB"/>
+        </w:rPr>
+      </w:pPr>
+      <w:r>
+        <w:rPr>
+          <w:lang w:val="en-GB"/>
+        </w:rPr>
+        <w:t>R1 (config) #ip http server</w:t>
+      </w:r>
+    </w:p>
+    <w:p>
+      <w:pPr>
         <w:rPr>
           <w:b/>
           <w:bCs/>
           <w:lang w:val="en-GB"/>
         </w:rPr>
-        <w:t>Enable AAA for the web server:</w:t>
-      </w:r>
-    </w:p>
-    <w:p>
-      <w:pPr>
-        <w:rPr>
-          <w:lang w:val="en-GB"/>
-        </w:rPr>
-      </w:pPr>
-      <w:r>
-        <w:rPr>
-          <w:lang w:val="en-GB"/>
-        </w:rPr>
-        <w:t>R1 (config) #ip http authentication aaa</w:t>
-      </w:r>
-    </w:p>
-    <w:p>
-      <w:pPr>
+      </w:pPr>
+      <w:r>
         <w:rPr>
           <w:b/>
           <w:bCs/>
           <w:lang w:val="en-GB"/>
         </w:rPr>
-      </w:pPr>
-      <w:r>
+        <w:t>Enable AAA for the web server:</w:t>
+      </w:r>
+    </w:p>
+    <w:p>
+      <w:pPr>
+        <w:rPr>
+          <w:lang w:val="en-GB"/>
+        </w:rPr>
+      </w:pPr>
+      <w:r>
+        <w:rPr>
+          <w:lang w:val="en-GB"/>
+        </w:rPr>
+        <w:t xml:space="preserve">R1 (config) #ip http authentication </w:t>
+      </w:r>
+      <w:proofErr w:type="spellStart"/>
+      <w:r>
+        <w:rPr>
+          <w:lang w:val="en-GB"/>
+        </w:rPr>
+        <w:t>aaa</w:t>
+      </w:r>
+      <w:proofErr w:type="spellEnd"/>
+    </w:p>
+    <w:p>
+      <w:pPr>
         <w:rPr>
           <w:b/>
           <w:bCs/>
           <w:lang w:val="en-GB"/>
         </w:rPr>
-        <w:t>Configure the proxy:</w:t>
-      </w:r>
-    </w:p>
-    <w:p>
-      <w:pPr>
-        <w:rPr>
-          <w:lang w:val="en-GB"/>
-        </w:rPr>
-      </w:pPr>
-      <w:r>
-        <w:rPr>
-          <w:lang w:val="en-GB"/>
-        </w:rPr>
-        <w:t>R1 (config) #ip auth-proxy name HTTPPROXY http</w:t>
-      </w:r>
-    </w:p>
-    <w:p>
-      <w:pPr>
+      </w:pPr>
+      <w:r>
         <w:rPr>
           <w:b/>
           <w:bCs/>
           <w:lang w:val="en-GB"/>
         </w:rPr>
-      </w:pPr>
-      <w:r>
+        <w:t>Configure the proxy:</w:t>
+      </w:r>
+    </w:p>
+    <w:p>
+      <w:pPr>
+        <w:rPr>
+          <w:lang w:val="en-GB"/>
+        </w:rPr>
+      </w:pPr>
+      <w:r>
+        <w:rPr>
+          <w:lang w:val="en-GB"/>
+        </w:rPr>
+        <w:t>R1 (config) #ip auth-proxy name HTTPPROXY http</w:t>
+      </w:r>
+    </w:p>
+    <w:p>
+      <w:pPr>
         <w:rPr>
           <w:b/>
           <w:bCs/>
           <w:lang w:val="en-GB"/>
         </w:rPr>
-        <w:t>Create ACL to permit the user access the web server:</w:t>
-      </w:r>
-    </w:p>
-    <w:p>
-      <w:pPr>
-        <w:rPr>
-          <w:lang w:val="en-GB"/>
-        </w:rPr>
-      </w:pPr>
-      <w:r>
-        <w:rPr>
-          <w:lang w:val="en-GB"/>
-        </w:rPr>
-        <w:t>R1 (config) #access-list 100 permit tcp 192.168.1.0 0.0.0.255 host 192.168.1.254 eq 80</w:t>
-      </w:r>
-    </w:p>
-    <w:p>
-      <w:pPr>
+      </w:pPr>
+      <w:r>
         <w:rPr>
           <w:b/>
           <w:bCs/>
           <w:lang w:val="en-GB"/>
         </w:rPr>
-      </w:pPr>
-      <w:r>
+        <w:t>Create ACL to permit the user access the web server:</w:t>
+      </w:r>
+    </w:p>
+    <w:p>
+      <w:pPr>
+        <w:rPr>
+          <w:lang w:val="en-GB"/>
+        </w:rPr>
+      </w:pPr>
+      <w:r>
+        <w:rPr>
+          <w:lang w:val="en-GB"/>
+        </w:rPr>
+        <w:t xml:space="preserve">R1 (config) #access-list 100 permit </w:t>
+      </w:r>
+      <w:proofErr w:type="spellStart"/>
+      <w:r>
+        <w:rPr>
+          <w:lang w:val="en-GB"/>
+        </w:rPr>
+        <w:t>tcp</w:t>
+      </w:r>
+      <w:proofErr w:type="spellEnd"/>
+      <w:r>
+        <w:rPr>
+          <w:lang w:val="en-GB"/>
+        </w:rPr>
+        <w:t xml:space="preserve"> 192.168.1.0 0.0.0.255 host 192.168.</w:t>
+      </w:r>
+      <w:r>
+        <w:rPr>
+          <w:lang w:val="en-GB"/>
+        </w:rPr>
+        <w:t>2</w:t>
+      </w:r>
+      <w:r>
+        <w:rPr>
+          <w:lang w:val="en-GB"/>
+        </w:rPr>
+        <w:t xml:space="preserve">.254 </w:t>
+      </w:r>
+      <w:proofErr w:type="spellStart"/>
+      <w:r>
+        <w:rPr>
+          <w:lang w:val="en-GB"/>
+        </w:rPr>
+        <w:t>eq</w:t>
+      </w:r>
+      <w:proofErr w:type="spellEnd"/>
+      <w:r>
+        <w:rPr>
+          <w:lang w:val="en-GB"/>
+        </w:rPr>
+        <w:t xml:space="preserve"> 80</w:t>
+      </w:r>
+    </w:p>
+    <w:p>
+      <w:pPr>
         <w:rPr>
           <w:b/>
           <w:bCs/>
           <w:lang w:val="en-GB"/>
         </w:rPr>
+      </w:pPr>
+      <w:r>
+        <w:rPr>
+          <w:b/>
+          <w:bCs/>
+          <w:lang w:val="en-GB"/>
+        </w:rPr>
         <w:t>Apply the proxy and the ACL on the interface facing the user:</w:t>
       </w:r>
     </w:p>
@@ -2324,7 +2517,21 @@
         <w:rPr>
           <w:lang w:val="en-US"/>
         </w:rPr>
-        <w:t>R1 (config-if) #ip access-group </w:t>
+        <w:t>R1 (config-</w:t>
+      </w:r>
+      <w:proofErr w:type="gramStart"/>
+      <w:r>
+        <w:rPr>
+          <w:lang w:val="en-US"/>
+        </w:rPr>
+        <w:t>if) #</w:t>
+      </w:r>
+      <w:proofErr w:type="gramEnd"/>
+      <w:r>
+        <w:rPr>
+          <w:lang w:val="en-US"/>
+        </w:rPr>
+        <w:t>ip access-group </w:t>
       </w:r>
       <w:r>
         <w:rPr>
@@ -2353,6 +2560,7 @@
         <w:rPr>
           <w:lang w:val="en-GB"/>
         </w:rPr>
+        <w:lastRenderedPageBreak/>
         <w:br w:type="page"/>
       </w:r>
     </w:p>
@@ -2363,7 +2571,7 @@
           <w:lang w:val="en-GB"/>
         </w:rPr>
       </w:pPr>
-      <w:bookmarkStart w:id="6" w:name="_Toc223962150"/>
+      <w:bookmarkStart w:id="6" w:name="_Toc223962704"/>
       <w:r>
         <w:rPr>
           <w:lang w:val="en-GB"/>
@@ -2380,7 +2588,7 @@
           <w:lang w:val="en-GB"/>
         </w:rPr>
       </w:pPr>
-      <w:bookmarkStart w:id="7" w:name="_Toc223962151"/>
+      <w:bookmarkStart w:id="7" w:name="_Toc223962705"/>
       <w:r>
         <w:rPr>
           <w:lang w:val="en-GB"/>
@@ -2561,6 +2769,7 @@
       </w:pPr>
       <w:r>
         <w:rPr>
+          <w:noProof/>
           <w:lang w:val="en-GB"/>
         </w:rPr>
         <w:drawing>
@@ -2608,6 +2817,7 @@
       </w:pPr>
       <w:r>
         <w:rPr>
+          <w:noProof/>
           <w:lang w:val="en-GB"/>
         </w:rPr>
         <w:drawing>
@@ -2655,6 +2865,7 @@
       </w:pPr>
       <w:r>
         <w:rPr>
+          <w:noProof/>
           <w:lang w:val="en-GB"/>
         </w:rPr>
         <w:drawing>
@@ -2701,7 +2912,7 @@
           <w:lang w:val="en-GB"/>
         </w:rPr>
       </w:pPr>
-      <w:bookmarkStart w:id="8" w:name="_Toc223962152"/>
+      <w:bookmarkStart w:id="8" w:name="_Toc223962706"/>
       <w:r>
         <w:rPr>
           <w:lang w:val="en-GB"/>
@@ -2831,6 +3042,7 @@
       </w:pPr>
       <w:r>
         <w:rPr>
+          <w:noProof/>
           <w:lang w:val="en-GB"/>
         </w:rPr>
         <w:drawing>
@@ -2878,6 +3090,7 @@
       </w:pPr>
       <w:r>
         <w:rPr>
+          <w:noProof/>
           <w:lang w:val="en-GB"/>
         </w:rPr>
         <w:drawing>
@@ -2925,6 +3138,7 @@
       </w:pPr>
       <w:r>
         <w:rPr>
+          <w:noProof/>
           <w:lang w:val="en-GB"/>
         </w:rPr>
         <w:drawing>
@@ -2972,6 +3186,7 @@
       </w:pPr>
       <w:r>
         <w:rPr>
+          <w:noProof/>
           <w:lang w:val="en-GB"/>
         </w:rPr>
         <w:lastRenderedPageBreak/>
@@ -3020,6 +3235,7 @@
       </w:pPr>
       <w:r>
         <w:rPr>
+          <w:noProof/>
           <w:lang w:val="en-GB"/>
         </w:rPr>
         <w:drawing>
@@ -3071,6 +3287,7 @@
       </w:pPr>
       <w:r>
         <w:rPr>
+          <w:noProof/>
           <w:lang w:val="en-GB"/>
         </w:rPr>
         <w:drawing>
@@ -3123,7 +3340,7 @@
           <w:lang w:val="en-GB"/>
         </w:rPr>
       </w:pPr>
-      <w:bookmarkStart w:id="9" w:name="_Toc223962153"/>
+      <w:bookmarkStart w:id="9" w:name="_Toc223962707"/>
       <w:r>
         <w:rPr>
           <w:lang w:val="en-GB"/>
@@ -3152,12 +3369,14 @@
           <w:lang w:val="en-GB"/>
         </w:rPr>
       </w:pPr>
+      <w:bookmarkStart w:id="10" w:name="_Toc223962708"/>
       <w:r>
         <w:rPr>
           <w:lang w:val="en-GB"/>
         </w:rPr>
         <w:t>Create conditions</w:t>
       </w:r>
+      <w:bookmarkEnd w:id="10"/>
     </w:p>
     <w:p>
       <w:pPr>
@@ -3214,7 +3433,21 @@
         <w:rPr>
           <w:lang w:val="en-GB"/>
         </w:rPr>
-        <w:t xml:space="preserve"> Policy Sets </w:t>
+        <w:t xml:space="preserve"> </w:t>
+      </w:r>
+      <w:proofErr w:type="spellStart"/>
+      <w:r>
+        <w:rPr>
+          <w:lang w:val="en-GB"/>
+        </w:rPr>
+        <w:t>Policy</w:t>
+      </w:r>
+      <w:proofErr w:type="spellEnd"/>
+      <w:r>
+        <w:rPr>
+          <w:lang w:val="en-GB"/>
+        </w:rPr>
+        <w:t xml:space="preserve"> Sets </w:t>
       </w:r>
       <w:r>
         <w:sym w:font="Wingdings" w:char="F0E0"/>
@@ -3225,6 +3458,7 @@
         </w:rPr>
         <w:t xml:space="preserve"> Create a new policy (click </w:t>
       </w:r>
+      <w:proofErr w:type="gramStart"/>
       <w:r>
         <w:rPr>
           <w:lang w:val="en-GB"/>
@@ -3235,7 +3469,14 @@
         <w:rPr>
           <w:lang w:val="en-GB"/>
         </w:rPr>
-        <w:t xml:space="preserve"> ”+”</w:t>
+        <w:t xml:space="preserve"> ”</w:t>
+      </w:r>
+      <w:proofErr w:type="gramEnd"/>
+      <w:r>
+        <w:rPr>
+          <w:lang w:val="en-GB"/>
+        </w:rPr>
+        <w:t>+”</w:t>
       </w:r>
       <w:r>
         <w:rPr>
@@ -3319,6 +3560,7 @@
       </w:pPr>
       <w:r>
         <w:rPr>
+          <w:noProof/>
           <w:lang w:val="en-GB"/>
         </w:rPr>
         <w:drawing>
@@ -3366,6 +3608,7 @@
       </w:pPr>
       <w:r>
         <w:rPr>
+          <w:noProof/>
           <w:lang w:val="en-GB"/>
         </w:rPr>
         <w:drawing>
@@ -3413,6 +3656,7 @@
       </w:pPr>
       <w:r>
         <w:rPr>
+          <w:noProof/>
           <w:lang w:val="en-GB"/>
         </w:rPr>
         <w:drawing>
@@ -3466,20 +3710,41 @@
       </w:r>
     </w:p>
     <w:p>
-      <w:r>
-        <w:t>Async = Console/AU</w:t>
-      </w:r>
-      <w:r>
-        <w:t>X serial</w:t>
-      </w:r>
-    </w:p>
-    <w:p>
-      <w:r>
+      <w:pPr>
+        <w:rPr>
+          <w:lang w:val="en-GB"/>
+        </w:rPr>
+      </w:pPr>
+      <w:r>
+        <w:rPr>
+          <w:lang w:val="en-GB"/>
+        </w:rPr>
+        <w:t>Async = Console/AUX serial</w:t>
+      </w:r>
+    </w:p>
+    <w:p>
+      <w:pPr>
+        <w:rPr>
+          <w:lang w:val="en-GB"/>
+        </w:rPr>
+      </w:pPr>
+      <w:r>
+        <w:rPr>
+          <w:lang w:val="en-GB"/>
+        </w:rPr>
         <w:t>Ethernet = 802.1X</w:t>
       </w:r>
     </w:p>
     <w:p>
-      <w:r>
+      <w:pPr>
+        <w:rPr>
+          <w:lang w:val="en-GB"/>
+        </w:rPr>
+      </w:pPr>
+      <w:r>
+        <w:rPr>
+          <w:lang w:val="en-GB"/>
+        </w:rPr>
         <w:t>Wireless = Wi-Fi</w:t>
       </w:r>
     </w:p>
@@ -3488,12 +3753,14 @@
         <w:rPr>
           <w:b/>
           <w:bCs/>
+          <w:lang w:val="en-GB"/>
         </w:rPr>
       </w:pPr>
       <w:r>
         <w:rPr>
           <w:b/>
           <w:bCs/>
+          <w:lang w:val="en-GB"/>
         </w:rPr>
         <w:lastRenderedPageBreak/>
         <w:t>Choose p</w:t>
@@ -3502,6 +3769,7 @@
         <w:rPr>
           <w:b/>
           <w:bCs/>
+          <w:lang w:val="en-GB"/>
         </w:rPr>
         <w:t>rotocols:</w:t>
       </w:r>
@@ -3572,6 +3840,7 @@
         </w:rPr>
         <w:t xml:space="preserve">click </w:t>
       </w:r>
+      <w:proofErr w:type="gramStart"/>
       <w:r>
         <w:rPr>
           <w:lang w:val="en-GB"/>
@@ -3582,7 +3851,14 @@
         <w:rPr>
           <w:lang w:val="en-GB"/>
         </w:rPr>
-        <w:t xml:space="preserve"> ”+”</w:t>
+        <w:t xml:space="preserve"> ”</w:t>
+      </w:r>
+      <w:proofErr w:type="gramEnd"/>
+      <w:r>
+        <w:rPr>
+          <w:lang w:val="en-GB"/>
+        </w:rPr>
+        <w:t>+”</w:t>
       </w:r>
       <w:r>
         <w:rPr>
@@ -3650,6 +3926,7 @@
       </w:pPr>
       <w:r>
         <w:rPr>
+          <w:noProof/>
           <w:lang w:val="en-GB"/>
         </w:rPr>
         <w:drawing>
@@ -3766,13 +4043,27 @@
         <w:rPr>
           <w:lang w:val="en-GB"/>
         </w:rPr>
-        <w:t xml:space="preserve">In the column </w:t>
-      </w:r>
-      <w:r>
-        <w:rPr>
-          <w:lang w:val="en-GB"/>
-        </w:rPr>
-        <w:t xml:space="preserve">”View” click </w:t>
+        <w:t xml:space="preserve">In the </w:t>
+      </w:r>
+      <w:proofErr w:type="gramStart"/>
+      <w:r>
+        <w:rPr>
+          <w:lang w:val="en-GB"/>
+        </w:rPr>
+        <w:t xml:space="preserve">column </w:t>
+      </w:r>
+      <w:r>
+        <w:rPr>
+          <w:lang w:val="en-GB"/>
+        </w:rPr>
+        <w:t>”View</w:t>
+      </w:r>
+      <w:proofErr w:type="gramEnd"/>
+      <w:r>
+        <w:rPr>
+          <w:lang w:val="en-GB"/>
+        </w:rPr>
+        <w:t xml:space="preserve">” click </w:t>
       </w:r>
       <w:r>
         <w:rPr>
@@ -3876,7 +4167,14 @@
         <w:rPr>
           <w:lang w:val="en-GB"/>
         </w:rPr>
-        <w:t>In the column</w:t>
+        <w:t xml:space="preserve">In the </w:t>
+      </w:r>
+      <w:proofErr w:type="gramStart"/>
+      <w:r>
+        <w:rPr>
+          <w:lang w:val="en-GB"/>
+        </w:rPr>
+        <w:t>column</w:t>
       </w:r>
       <w:r>
         <w:rPr>
@@ -3897,6 +4195,7 @@
         </w:rPr>
         <w:t>Use</w:t>
       </w:r>
+      <w:proofErr w:type="gramEnd"/>
       <w:r>
         <w:rPr>
           <w:rFonts w:ascii="Aptos" w:hAnsi="Aptos" w:cs="Aptos"/>
@@ -3950,6 +4249,7 @@
       </w:pPr>
       <w:r>
         <w:rPr>
+          <w:noProof/>
           <w:lang w:val="en-GB"/>
         </w:rPr>
         <w:drawing>
@@ -3997,6 +4297,7 @@
       </w:pPr>
       <w:r>
         <w:rPr>
+          <w:noProof/>
           <w:lang w:val="en-GB"/>
         </w:rPr>
         <w:drawing>
@@ -4054,6 +4355,11 @@
       </w:r>
     </w:p>
     <w:p>
+      <w:pPr>
+        <w:rPr>
+          <w:lang w:val="en-GB"/>
+        </w:rPr>
+      </w:pPr>
       <w:r>
         <w:rPr>
           <w:lang w:val="en-GB"/>
@@ -4068,10 +4374,10 @@
         <w:t xml:space="preserve">olicy. Choose the same condition that the Authentication Policy. </w:t>
       </w:r>
       <w:r>
-        <w:t>Choose the group affected</w:t>
-      </w:r>
-      <w:r>
-        <w:t>.</w:t>
+        <w:rPr>
+          <w:lang w:val="en-GB"/>
+        </w:rPr>
+        <w:t>Choose the group affected.</w:t>
       </w:r>
     </w:p>
     <w:p>
@@ -4130,11 +4436,19 @@
         </w:rPr>
         <w:t xml:space="preserve">ose the </w:t>
       </w:r>
-      <w:r>
-        <w:rPr>
-          <w:lang w:val="en-GB"/>
-        </w:rPr>
-        <w:t xml:space="preserve">icon ”Identity Group-Name” </w:t>
+      <w:proofErr w:type="gramStart"/>
+      <w:r>
+        <w:rPr>
+          <w:lang w:val="en-GB"/>
+        </w:rPr>
+        <w:t>icon ”Identity</w:t>
+      </w:r>
+      <w:proofErr w:type="gramEnd"/>
+      <w:r>
+        <w:rPr>
+          <w:lang w:val="en-GB"/>
+        </w:rPr>
+        <w:t xml:space="preserve"> Group-Name” </w:t>
       </w:r>
       <w:r>
         <w:sym w:font="Wingdings" w:char="F0E0"/>
@@ -4177,13 +4491,27 @@
         <w:rPr>
           <w:lang w:val="en-GB"/>
         </w:rPr>
-        <w:t>In the column</w:t>
-      </w:r>
-      <w:r>
-        <w:rPr>
-          <w:lang w:val="en-GB"/>
-        </w:rPr>
-        <w:t xml:space="preserve"> ”Results/Profiles”</w:t>
+        <w:t xml:space="preserve">In the </w:t>
+      </w:r>
+      <w:proofErr w:type="gramStart"/>
+      <w:r>
+        <w:rPr>
+          <w:lang w:val="en-GB"/>
+        </w:rPr>
+        <w:t>column</w:t>
+      </w:r>
+      <w:r>
+        <w:rPr>
+          <w:lang w:val="en-GB"/>
+        </w:rPr>
+        <w:t xml:space="preserve"> ”Results</w:t>
+      </w:r>
+      <w:proofErr w:type="gramEnd"/>
+      <w:r>
+        <w:rPr>
+          <w:lang w:val="en-GB"/>
+        </w:rPr>
+        <w:t>/Profiles”</w:t>
       </w:r>
       <w:r>
         <w:rPr>
@@ -4197,6 +4525,7 @@
         </w:rPr>
         <w:t xml:space="preserve">click </w:t>
       </w:r>
+      <w:proofErr w:type="gramStart"/>
       <w:r>
         <w:rPr>
           <w:lang w:val="en-GB"/>
@@ -4207,7 +4536,14 @@
         <w:rPr>
           <w:lang w:val="en-GB"/>
         </w:rPr>
-        <w:t xml:space="preserve"> ”+”</w:t>
+        <w:t xml:space="preserve"> ”</w:t>
+      </w:r>
+      <w:proofErr w:type="gramEnd"/>
+      <w:r>
+        <w:rPr>
+          <w:lang w:val="en-GB"/>
+        </w:rPr>
+        <w:t>+”</w:t>
       </w:r>
       <w:r>
         <w:rPr>
@@ -4225,14 +4561,29 @@
         <w:rPr>
           <w:lang w:val="en-GB"/>
         </w:rPr>
-        <w:t>Create a</w:t>
-      </w:r>
-      <w:r>
-        <w:rPr>
-          <w:lang w:val="en-GB"/>
-        </w:rPr>
-        <w:t xml:space="preserve"> ”New authorization profile” (click </w:t>
-      </w:r>
+        <w:t xml:space="preserve">Create </w:t>
+      </w:r>
+      <w:proofErr w:type="gramStart"/>
+      <w:r>
+        <w:rPr>
+          <w:lang w:val="en-GB"/>
+        </w:rPr>
+        <w:t>a</w:t>
+      </w:r>
+      <w:r>
+        <w:rPr>
+          <w:lang w:val="en-GB"/>
+        </w:rPr>
+        <w:t xml:space="preserve"> ”New</w:t>
+      </w:r>
+      <w:proofErr w:type="gramEnd"/>
+      <w:r>
+        <w:rPr>
+          <w:lang w:val="en-GB"/>
+        </w:rPr>
+        <w:t xml:space="preserve"> authorization profile” (click </w:t>
+      </w:r>
+      <w:proofErr w:type="gramStart"/>
       <w:r>
         <w:rPr>
           <w:lang w:val="en-GB"/>
@@ -4243,7 +4594,14 @@
         <w:rPr>
           <w:lang w:val="en-GB"/>
         </w:rPr>
-        <w:t xml:space="preserve"> ”+”)</w:t>
+        <w:t xml:space="preserve"> ”</w:t>
+      </w:r>
+      <w:proofErr w:type="gramEnd"/>
+      <w:r>
+        <w:rPr>
+          <w:lang w:val="en-GB"/>
+        </w:rPr>
+        <w:t>+”)</w:t>
       </w:r>
       <w:r>
         <w:rPr>
@@ -4285,7 +4643,21 @@
         <w:rPr>
           <w:lang w:val="en-GB"/>
         </w:rPr>
-        <w:t xml:space="preserve"> cisco av-pair</w:t>
+        <w:t xml:space="preserve"> cisco </w:t>
+      </w:r>
+      <w:proofErr w:type="spellStart"/>
+      <w:r>
+        <w:rPr>
+          <w:lang w:val="en-GB"/>
+        </w:rPr>
+        <w:t>av</w:t>
+      </w:r>
+      <w:proofErr w:type="spellEnd"/>
+      <w:r>
+        <w:rPr>
+          <w:lang w:val="en-GB"/>
+        </w:rPr>
+        <w:t>-pair</w:t>
       </w:r>
       <w:r>
         <w:rPr>
@@ -4329,13 +4701,27 @@
         <w:rPr>
           <w:lang w:val="en-GB"/>
         </w:rPr>
-        <w:t>In the column Use choose</w:t>
-      </w:r>
-      <w:r>
-        <w:rPr>
-          <w:lang w:val="en-GB"/>
-        </w:rPr>
-        <w:t xml:space="preserve"> ”Internal Users” </w:t>
+        <w:t xml:space="preserve">In the column Use </w:t>
+      </w:r>
+      <w:proofErr w:type="gramStart"/>
+      <w:r>
+        <w:rPr>
+          <w:lang w:val="en-GB"/>
+        </w:rPr>
+        <w:t>choose</w:t>
+      </w:r>
+      <w:r>
+        <w:rPr>
+          <w:lang w:val="en-GB"/>
+        </w:rPr>
+        <w:t xml:space="preserve"> ”Internal</w:t>
+      </w:r>
+      <w:proofErr w:type="gramEnd"/>
+      <w:r>
+        <w:rPr>
+          <w:lang w:val="en-GB"/>
+        </w:rPr>
+        <w:t xml:space="preserve"> Users” </w:t>
       </w:r>
       <w:r>
         <w:sym w:font="Wingdings" w:char="F0E0"/>
@@ -4421,6 +4807,7 @@
       </w:pPr>
       <w:r>
         <w:rPr>
+          <w:noProof/>
           <w:lang w:val="en-GB"/>
         </w:rPr>
         <w:drawing>
@@ -4468,6 +4855,7 @@
       </w:pPr>
       <w:r>
         <w:rPr>
+          <w:noProof/>
           <w:lang w:val="en-GB"/>
         </w:rPr>
         <w:drawing>
@@ -4515,6 +4903,7 @@
       </w:pPr>
       <w:r>
         <w:rPr>
+          <w:noProof/>
           <w:lang w:val="en-GB"/>
         </w:rPr>
         <w:lastRenderedPageBreak/>
@@ -4556,48 +4945,172 @@
       </w:r>
     </w:p>
     <w:p>
-      <w:r>
-        <w:t>shell:priv-lvl=15</w:t>
-      </w:r>
-    </w:p>
-    <w:p>
-      <w:pPr>
-        <w:rPr>
-          <w:lang w:val="en-GB"/>
-        </w:rPr>
-      </w:pPr>
-      <w:r>
-        <w:rPr>
-          <w:lang w:val="en-GB"/>
-        </w:rPr>
-        <w:t xml:space="preserve">auth-proxy:priv-lvl=15 </w:t>
-      </w:r>
-    </w:p>
-    <w:p>
-      <w:pPr>
-        <w:rPr>
-          <w:lang w:val="en-GB"/>
-        </w:rPr>
-      </w:pPr>
-      <w:r>
-        <w:rPr>
-          <w:lang w:val="en-GB"/>
-        </w:rPr>
-        <w:t xml:space="preserve">auth-proxy:proxyacl#1=permit icmp any any </w:t>
-      </w:r>
-    </w:p>
-    <w:p>
-      <w:pPr>
-        <w:rPr>
-          <w:lang w:val="en-GB"/>
-        </w:rPr>
-      </w:pPr>
-      <w:r>
-        <w:rPr>
-          <w:lang w:val="en-GB"/>
-        </w:rPr>
-        <w:t>auth-proxy:proxyacl#2=permit tcp any any</w:t>
-      </w:r>
+      <w:pPr>
+        <w:rPr>
+          <w:lang w:val="en-GB"/>
+        </w:rPr>
+      </w:pPr>
+      <w:proofErr w:type="spellStart"/>
+      <w:proofErr w:type="gramStart"/>
+      <w:r>
+        <w:rPr>
+          <w:lang w:val="en-GB"/>
+        </w:rPr>
+        <w:t>shell:priv</w:t>
+      </w:r>
+      <w:proofErr w:type="gramEnd"/>
+      <w:r>
+        <w:rPr>
+          <w:lang w:val="en-GB"/>
+        </w:rPr>
+        <w:t>-lvl</w:t>
+      </w:r>
+      <w:proofErr w:type="spellEnd"/>
+      <w:r>
+        <w:rPr>
+          <w:lang w:val="en-GB"/>
+        </w:rPr>
+        <w:t>=15</w:t>
+      </w:r>
+    </w:p>
+    <w:p>
+      <w:pPr>
+        <w:rPr>
+          <w:lang w:val="en-GB"/>
+        </w:rPr>
+      </w:pPr>
+      <w:proofErr w:type="spellStart"/>
+      <w:r>
+        <w:rPr>
+          <w:lang w:val="en-GB"/>
+        </w:rPr>
+        <w:t>auth-</w:t>
+      </w:r>
+      <w:proofErr w:type="gramStart"/>
+      <w:r>
+        <w:rPr>
+          <w:lang w:val="en-GB"/>
+        </w:rPr>
+        <w:t>proxy:priv</w:t>
+      </w:r>
+      <w:proofErr w:type="gramEnd"/>
+      <w:r>
+        <w:rPr>
+          <w:lang w:val="en-GB"/>
+        </w:rPr>
+        <w:t>-lvl</w:t>
+      </w:r>
+      <w:proofErr w:type="spellEnd"/>
+      <w:r>
+        <w:rPr>
+          <w:lang w:val="en-GB"/>
+        </w:rPr>
+        <w:t xml:space="preserve">=15 </w:t>
+      </w:r>
+    </w:p>
+    <w:p>
+      <w:pPr>
+        <w:rPr>
+          <w:lang w:val="en-GB"/>
+        </w:rPr>
+      </w:pPr>
+      <w:r>
+        <w:rPr>
+          <w:lang w:val="en-GB"/>
+        </w:rPr>
+        <w:t>auth-</w:t>
+      </w:r>
+      <w:proofErr w:type="gramStart"/>
+      <w:r>
+        <w:rPr>
+          <w:lang w:val="en-GB"/>
+        </w:rPr>
+        <w:t>proxy:proxyacl</w:t>
+      </w:r>
+      <w:proofErr w:type="gramEnd"/>
+      <w:r>
+        <w:rPr>
+          <w:lang w:val="en-GB"/>
+        </w:rPr>
+        <w:t xml:space="preserve">#1=permit </w:t>
+      </w:r>
+      <w:proofErr w:type="spellStart"/>
+      <w:r>
+        <w:rPr>
+          <w:lang w:val="en-GB"/>
+        </w:rPr>
+        <w:t>icmp</w:t>
+      </w:r>
+      <w:proofErr w:type="spellEnd"/>
+      <w:r>
+        <w:rPr>
+          <w:lang w:val="en-GB"/>
+        </w:rPr>
+        <w:t xml:space="preserve"> any </w:t>
+      </w:r>
+      <w:proofErr w:type="spellStart"/>
+      <w:r>
+        <w:rPr>
+          <w:lang w:val="en-GB"/>
+        </w:rPr>
+        <w:t>any</w:t>
+      </w:r>
+      <w:proofErr w:type="spellEnd"/>
+      <w:r>
+        <w:rPr>
+          <w:lang w:val="en-GB"/>
+        </w:rPr>
+        <w:t xml:space="preserve"> </w:t>
+      </w:r>
+    </w:p>
+    <w:p>
+      <w:pPr>
+        <w:rPr>
+          <w:lang w:val="en-GB"/>
+        </w:rPr>
+      </w:pPr>
+      <w:r>
+        <w:rPr>
+          <w:lang w:val="en-GB"/>
+        </w:rPr>
+        <w:t>auth-</w:t>
+      </w:r>
+      <w:proofErr w:type="gramStart"/>
+      <w:r>
+        <w:rPr>
+          <w:lang w:val="en-GB"/>
+        </w:rPr>
+        <w:t>proxy:proxyacl</w:t>
+      </w:r>
+      <w:proofErr w:type="gramEnd"/>
+      <w:r>
+        <w:rPr>
+          <w:lang w:val="en-GB"/>
+        </w:rPr>
+        <w:t xml:space="preserve">#2=permit </w:t>
+      </w:r>
+      <w:proofErr w:type="spellStart"/>
+      <w:r>
+        <w:rPr>
+          <w:lang w:val="en-GB"/>
+        </w:rPr>
+        <w:t>tcp</w:t>
+      </w:r>
+      <w:proofErr w:type="spellEnd"/>
+      <w:r>
+        <w:rPr>
+          <w:lang w:val="en-GB"/>
+        </w:rPr>
+        <w:t xml:space="preserve"> any </w:t>
+      </w:r>
+      <w:proofErr w:type="spellStart"/>
+      <w:r>
+        <w:rPr>
+          <w:lang w:val="en-GB"/>
+        </w:rPr>
+        <w:t>any</w:t>
+      </w:r>
+      <w:proofErr w:type="spellEnd"/>
     </w:p>
     <w:sectPr>
       <w:pgSz w:w="11906" w:h="16838"/>
@@ -5924,6 +6437,19 @@
       <w:u w:val="single"/>
     </w:rPr>
   </w:style>
+  <w:style w:type="paragraph" w:styleId="TM3">
+    <w:name w:val="toc 3"/>
+    <w:basedOn w:val="Normal"/>
+    <w:next w:val="Normal"/>
+    <w:autoRedefine/>
+    <w:uiPriority w:val="39"/>
+    <w:unhideWhenUsed/>
+    <w:rsid w:val="005F52A2"/>
+    <w:pPr>
+      <w:spacing w:after="100"/>
+      <w:ind w:left="440"/>
+    </w:pPr>
+  </w:style>
 </w:styles>
 </file>
 

--- a/AAA.docx
+++ b/AAA.docx
@@ -965,60 +965,109 @@
           <w:bCs/>
           <w:lang w:val="en-GB"/>
         </w:rPr>
-        <w:t>Enable AAA on a router:</w:t>
-      </w:r>
-    </w:p>
-    <w:p>
-      <w:pPr>
-        <w:rPr>
-          <w:lang w:val="en-GB"/>
-        </w:rPr>
-      </w:pPr>
-      <w:r>
-        <w:rPr>
-          <w:lang w:val="en-GB"/>
-        </w:rPr>
-        <w:t xml:space="preserve">R1 (config) #aaa </w:t>
-      </w:r>
-      <w:proofErr w:type="gramStart"/>
-      <w:r>
-        <w:rPr>
-          <w:lang w:val="en-GB"/>
-        </w:rPr>
-        <w:t>new-model</w:t>
-      </w:r>
-      <w:proofErr w:type="gramEnd"/>
-    </w:p>
-    <w:p>
-      <w:pPr>
+        <w:t>D</w:t>
+      </w:r>
+      <w:r>
         <w:rPr>
           <w:b/>
           <w:bCs/>
           <w:lang w:val="en-GB"/>
         </w:rPr>
-      </w:pPr>
-      <w:r>
+        <w:t>ebug:</w:t>
+      </w:r>
+    </w:p>
+    <w:p>
+      <w:pPr>
+        <w:rPr>
+          <w:lang w:val="en-GB"/>
+        </w:rPr>
+      </w:pPr>
+      <w:r>
+        <w:rPr>
+          <w:lang w:val="en-GB"/>
+        </w:rPr>
+        <w:t>R1 #debug radius</w:t>
+      </w:r>
+    </w:p>
+    <w:p>
+      <w:pPr>
+        <w:rPr>
+          <w:lang w:val="en-GB"/>
+        </w:rPr>
+      </w:pPr>
+      <w:r>
+        <w:rPr>
+          <w:lang w:val="en-GB"/>
+        </w:rPr>
+        <w:t>R1 #</w:t>
+      </w:r>
+      <w:r>
+        <w:rPr>
+          <w:lang w:val="en-GB"/>
+        </w:rPr>
+        <w:t>show ip auth-proxy cache</w:t>
+      </w:r>
+    </w:p>
+    <w:p>
+      <w:pPr>
         <w:rPr>
           <w:b/>
           <w:bCs/>
           <w:lang w:val="en-GB"/>
         </w:rPr>
-        <w:t xml:space="preserve">Specify </w:t>
-      </w:r>
+      </w:pPr>
       <w:r>
         <w:rPr>
           <w:b/>
           <w:bCs/>
           <w:lang w:val="en-GB"/>
         </w:rPr>
-        <w:t xml:space="preserve">a RADIUS </w:t>
-      </w:r>
-      <w:r>
+        <w:t>Enable AAA on a router:</w:t>
+      </w:r>
+    </w:p>
+    <w:p>
+      <w:pPr>
+        <w:rPr>
+          <w:lang w:val="en-GB"/>
+        </w:rPr>
+      </w:pPr>
+      <w:r>
+        <w:rPr>
+          <w:lang w:val="en-GB"/>
+        </w:rPr>
+        <w:t>R1 (config) #aaa new-model</w:t>
+      </w:r>
+    </w:p>
+    <w:p>
+      <w:pPr>
         <w:rPr>
           <w:b/>
           <w:bCs/>
           <w:lang w:val="en-GB"/>
         </w:rPr>
+      </w:pPr>
+      <w:r>
+        <w:rPr>
+          <w:b/>
+          <w:bCs/>
+          <w:lang w:val="en-GB"/>
+        </w:rPr>
+        <w:t xml:space="preserve">Specify </w:t>
+      </w:r>
+      <w:r>
+        <w:rPr>
+          <w:b/>
+          <w:bCs/>
+          <w:lang w:val="en-GB"/>
+        </w:rPr>
+        <w:t xml:space="preserve">a RADIUS </w:t>
+      </w:r>
+      <w:r>
+        <w:rPr>
+          <w:b/>
+          <w:bCs/>
+          <w:lang w:val="en-GB"/>
+        </w:rPr>
         <w:t>server:</w:t>
       </w:r>
     </w:p>
@@ -1107,6 +1156,82 @@
           <w:lang w:val="en-GB"/>
         </w:rPr>
         <w:t xml:space="preserve">key </w:t>
+      </w:r>
+      <w:r>
+        <w:rPr>
+          <w:lang w:val="en-GB"/>
+        </w:rPr>
+        <w:t>SECRETKEY</w:t>
+      </w:r>
+    </w:p>
+    <w:p>
+      <w:pPr>
+        <w:rPr>
+          <w:b/>
+          <w:bCs/>
+          <w:lang w:val="en-GB"/>
+        </w:rPr>
+      </w:pPr>
+      <w:r>
+        <w:rPr>
+          <w:b/>
+          <w:bCs/>
+          <w:lang w:val="en-GB"/>
+        </w:rPr>
+        <w:t>O</w:t>
+      </w:r>
+      <w:r>
+        <w:rPr>
+          <w:b/>
+          <w:bCs/>
+          <w:lang w:val="en-GB"/>
+        </w:rPr>
+        <w:t>r</w:t>
+      </w:r>
+      <w:r>
+        <w:rPr>
+          <w:b/>
+          <w:bCs/>
+          <w:lang w:val="en-GB"/>
+        </w:rPr>
+        <w:t xml:space="preserve"> the old version:</w:t>
+      </w:r>
+    </w:p>
+    <w:p>
+      <w:pPr>
+        <w:rPr>
+          <w:lang w:val="en-GB"/>
+        </w:rPr>
+      </w:pPr>
+      <w:r>
+        <w:rPr>
+          <w:lang w:val="en-GB"/>
+        </w:rPr>
+        <w:t>R1</w:t>
+      </w:r>
+      <w:r>
+        <w:rPr>
+          <w:lang w:val="en-GB"/>
+        </w:rPr>
+        <w:t xml:space="preserve"> </w:t>
+      </w:r>
+      <w:r>
+        <w:rPr>
+          <w:lang w:val="en-GB"/>
+        </w:rPr>
+        <w:t>(config)</w:t>
+      </w:r>
+      <w:r>
+        <w:rPr>
+          <w:lang w:val="en-GB"/>
+        </w:rPr>
+        <w:t xml:space="preserve"> </w:t>
+      </w:r>
+      <w:r>
+        <w:rPr>
+          <w:lang w:val="en-GB"/>
+        </w:rPr>
+        <w:t xml:space="preserve">#radius-server host 192.168.2.205 key </w:t>
       </w:r>
       <w:r>
         <w:rPr>
@@ -1226,7 +1351,6 @@
           <w:lang w:val="en-GB"/>
         </w:rPr>
       </w:pPr>
-      <w:proofErr w:type="spellStart"/>
       <w:r>
         <w:rPr>
           <w:highlight w:val="yellow"/>
@@ -1234,7 +1358,6 @@
         </w:rPr>
         <w:t>ppp</w:t>
       </w:r>
-      <w:proofErr w:type="spellEnd"/>
       <w:r>
         <w:rPr>
           <w:lang w:val="en-GB"/>
@@ -1772,6 +1895,7 @@
         <w:rPr>
           <w:lang w:val="en-GB"/>
         </w:rPr>
+        <w:lastRenderedPageBreak/>
         <w:br w:type="page"/>
       </w:r>
     </w:p>
@@ -2154,21 +2278,7 @@
         <w:rPr>
           <w:lang w:val="en-GB"/>
         </w:rPr>
-        <w:t xml:space="preserve">#line </w:t>
-      </w:r>
-      <w:proofErr w:type="spellStart"/>
-      <w:r>
-        <w:rPr>
-          <w:lang w:val="en-GB"/>
-        </w:rPr>
-        <w:t>vty</w:t>
-      </w:r>
-      <w:proofErr w:type="spellEnd"/>
-      <w:r>
-        <w:rPr>
-          <w:lang w:val="en-GB"/>
-        </w:rPr>
-        <w:t xml:space="preserve"> 0 4</w:t>
+        <w:t>#line vty 0 4</w:t>
       </w:r>
     </w:p>
     <w:p>
@@ -2353,16 +2463,8 @@
         <w:rPr>
           <w:lang w:val="en-GB"/>
         </w:rPr>
-        <w:t xml:space="preserve">R1 (config) #ip http authentication </w:t>
-      </w:r>
-      <w:proofErr w:type="spellStart"/>
-      <w:r>
-        <w:rPr>
-          <w:lang w:val="en-GB"/>
-        </w:rPr>
-        <w:t>aaa</w:t>
-      </w:r>
-      <w:proofErr w:type="spellEnd"/>
+        <w:t>R1 (config) #ip http authentication aaa</w:t>
+      </w:r>
     </w:p>
     <w:p>
       <w:pPr>
@@ -2421,21 +2523,7 @@
         <w:rPr>
           <w:lang w:val="en-GB"/>
         </w:rPr>
-        <w:t xml:space="preserve">R1 (config) #access-list 100 permit </w:t>
-      </w:r>
-      <w:proofErr w:type="spellStart"/>
-      <w:r>
-        <w:rPr>
-          <w:lang w:val="en-GB"/>
-        </w:rPr>
-        <w:t>tcp</w:t>
-      </w:r>
-      <w:proofErr w:type="spellEnd"/>
-      <w:r>
-        <w:rPr>
-          <w:lang w:val="en-GB"/>
-        </w:rPr>
-        <w:t xml:space="preserve"> 192.168.1.0 0.0.0.255 host 192.168.</w:t>
+        <w:t>R1 (config) #access-list 100 permit tcp 192.168.1.0 0.0.0.255 host 192.168.</w:t>
       </w:r>
       <w:r>
         <w:rPr>
@@ -2447,21 +2535,7 @@
         <w:rPr>
           <w:lang w:val="en-GB"/>
         </w:rPr>
-        <w:t xml:space="preserve">.254 </w:t>
-      </w:r>
-      <w:proofErr w:type="spellStart"/>
-      <w:r>
-        <w:rPr>
-          <w:lang w:val="en-GB"/>
-        </w:rPr>
-        <w:t>eq</w:t>
-      </w:r>
-      <w:proofErr w:type="spellEnd"/>
-      <w:r>
-        <w:rPr>
-          <w:lang w:val="en-GB"/>
-        </w:rPr>
-        <w:t xml:space="preserve"> 80</w:t>
+        <w:t>.254 eq 80</w:t>
       </w:r>
     </w:p>
     <w:p>
@@ -2517,51 +2591,19 @@
         <w:rPr>
           <w:lang w:val="en-US"/>
         </w:rPr>
-        <w:t>R1 (config-</w:t>
-      </w:r>
-      <w:proofErr w:type="gramStart"/>
+        <w:t>R1 (config-if) #ip access-group </w:t>
+      </w:r>
       <w:r>
         <w:rPr>
           <w:lang w:val="en-US"/>
         </w:rPr>
-        <w:t>if) #</w:t>
-      </w:r>
-      <w:proofErr w:type="gramEnd"/>
+        <w:t>100</w:t>
+      </w:r>
       <w:r>
         <w:rPr>
           <w:lang w:val="en-US"/>
         </w:rPr>
-        <w:t>ip access-group </w:t>
-      </w:r>
-      <w:r>
-        <w:rPr>
-          <w:lang w:val="en-US"/>
-        </w:rPr>
-        <w:t>100</w:t>
-      </w:r>
-      <w:r>
-        <w:rPr>
-          <w:lang w:val="en-US"/>
-        </w:rPr>
         <w:t xml:space="preserve"> in</w:t>
-      </w:r>
-    </w:p>
-    <w:p>
-      <w:pPr>
-        <w:rPr>
-          <w:rFonts w:asciiTheme="majorHAnsi" w:eastAsiaTheme="majorEastAsia" w:hAnsiTheme="majorHAnsi" w:cstheme="majorBidi"/>
-          <w:color w:val="0F4761" w:themeColor="accent1" w:themeShade="BF"/>
-          <w:sz w:val="40"/>
-          <w:szCs w:val="40"/>
-          <w:lang w:val="en-GB"/>
-        </w:rPr>
-      </w:pPr>
-      <w:r>
-        <w:rPr>
-          <w:lang w:val="en-GB"/>
-        </w:rPr>
-        <w:lastRenderedPageBreak/>
-        <w:br w:type="page"/>
       </w:r>
     </w:p>
     <w:p>
@@ -3433,21 +3475,7 @@
         <w:rPr>
           <w:lang w:val="en-GB"/>
         </w:rPr>
-        <w:t xml:space="preserve"> </w:t>
-      </w:r>
-      <w:proofErr w:type="spellStart"/>
-      <w:r>
-        <w:rPr>
-          <w:lang w:val="en-GB"/>
-        </w:rPr>
-        <w:t>Policy</w:t>
-      </w:r>
-      <w:proofErr w:type="spellEnd"/>
-      <w:r>
-        <w:rPr>
-          <w:lang w:val="en-GB"/>
-        </w:rPr>
-        <w:t xml:space="preserve"> Sets </w:t>
+        <w:t xml:space="preserve"> Policy Sets </w:t>
       </w:r>
       <w:r>
         <w:sym w:font="Wingdings" w:char="F0E0"/>
@@ -3458,7 +3486,6 @@
         </w:rPr>
         <w:t xml:space="preserve"> Create a new policy (click </w:t>
       </w:r>
-      <w:proofErr w:type="gramStart"/>
       <w:r>
         <w:rPr>
           <w:lang w:val="en-GB"/>
@@ -3469,14 +3496,7 @@
         <w:rPr>
           <w:lang w:val="en-GB"/>
         </w:rPr>
-        <w:t xml:space="preserve"> ”</w:t>
-      </w:r>
-      <w:proofErr w:type="gramEnd"/>
-      <w:r>
-        <w:rPr>
-          <w:lang w:val="en-GB"/>
-        </w:rPr>
-        <w:t>+”</w:t>
+        <w:t xml:space="preserve"> ”+”</w:t>
       </w:r>
       <w:r>
         <w:rPr>
@@ -3840,7 +3860,6 @@
         </w:rPr>
         <w:t xml:space="preserve">click </w:t>
       </w:r>
-      <w:proofErr w:type="gramStart"/>
       <w:r>
         <w:rPr>
           <w:lang w:val="en-GB"/>
@@ -3851,14 +3870,7 @@
         <w:rPr>
           <w:lang w:val="en-GB"/>
         </w:rPr>
-        <w:t xml:space="preserve"> ”</w:t>
-      </w:r>
-      <w:proofErr w:type="gramEnd"/>
-      <w:r>
-        <w:rPr>
-          <w:lang w:val="en-GB"/>
-        </w:rPr>
-        <w:t>+”</w:t>
+        <w:t xml:space="preserve"> ”+”</w:t>
       </w:r>
       <w:r>
         <w:rPr>
@@ -4043,27 +4055,13 @@
         <w:rPr>
           <w:lang w:val="en-GB"/>
         </w:rPr>
-        <w:t xml:space="preserve">In the </w:t>
-      </w:r>
-      <w:proofErr w:type="gramStart"/>
-      <w:r>
-        <w:rPr>
-          <w:lang w:val="en-GB"/>
-        </w:rPr>
-        <w:t xml:space="preserve">column </w:t>
-      </w:r>
-      <w:r>
-        <w:rPr>
-          <w:lang w:val="en-GB"/>
-        </w:rPr>
-        <w:t>”View</w:t>
-      </w:r>
-      <w:proofErr w:type="gramEnd"/>
-      <w:r>
-        <w:rPr>
-          <w:lang w:val="en-GB"/>
-        </w:rPr>
-        <w:t xml:space="preserve">” click </w:t>
+        <w:t xml:space="preserve">In the column </w:t>
+      </w:r>
+      <w:r>
+        <w:rPr>
+          <w:lang w:val="en-GB"/>
+        </w:rPr>
+        <w:t xml:space="preserve">”View” click </w:t>
       </w:r>
       <w:r>
         <w:rPr>
@@ -4167,14 +4165,7 @@
         <w:rPr>
           <w:lang w:val="en-GB"/>
         </w:rPr>
-        <w:t xml:space="preserve">In the </w:t>
-      </w:r>
-      <w:proofErr w:type="gramStart"/>
-      <w:r>
-        <w:rPr>
-          <w:lang w:val="en-GB"/>
-        </w:rPr>
-        <w:t>column</w:t>
+        <w:t>In the column</w:t>
       </w:r>
       <w:r>
         <w:rPr>
@@ -4195,7 +4186,6 @@
         </w:rPr>
         <w:t>Use</w:t>
       </w:r>
-      <w:proofErr w:type="gramEnd"/>
       <w:r>
         <w:rPr>
           <w:rFonts w:ascii="Aptos" w:hAnsi="Aptos" w:cs="Aptos"/>
@@ -4436,19 +4426,11 @@
         </w:rPr>
         <w:t xml:space="preserve">ose the </w:t>
       </w:r>
-      <w:proofErr w:type="gramStart"/>
-      <w:r>
-        <w:rPr>
-          <w:lang w:val="en-GB"/>
-        </w:rPr>
-        <w:t>icon ”Identity</w:t>
-      </w:r>
-      <w:proofErr w:type="gramEnd"/>
-      <w:r>
-        <w:rPr>
-          <w:lang w:val="en-GB"/>
-        </w:rPr>
-        <w:t xml:space="preserve"> Group-Name” </w:t>
+      <w:r>
+        <w:rPr>
+          <w:lang w:val="en-GB"/>
+        </w:rPr>
+        <w:t xml:space="preserve">icon ”Identity Group-Name” </w:t>
       </w:r>
       <w:r>
         <w:sym w:font="Wingdings" w:char="F0E0"/>
@@ -4491,27 +4473,13 @@
         <w:rPr>
           <w:lang w:val="en-GB"/>
         </w:rPr>
-        <w:t xml:space="preserve">In the </w:t>
-      </w:r>
-      <w:proofErr w:type="gramStart"/>
-      <w:r>
-        <w:rPr>
-          <w:lang w:val="en-GB"/>
-        </w:rPr>
-        <w:t>column</w:t>
-      </w:r>
-      <w:r>
-        <w:rPr>
-          <w:lang w:val="en-GB"/>
-        </w:rPr>
-        <w:t xml:space="preserve"> ”Results</w:t>
-      </w:r>
-      <w:proofErr w:type="gramEnd"/>
-      <w:r>
-        <w:rPr>
-          <w:lang w:val="en-GB"/>
-        </w:rPr>
-        <w:t>/Profiles”</w:t>
+        <w:t>In the column</w:t>
+      </w:r>
+      <w:r>
+        <w:rPr>
+          <w:lang w:val="en-GB"/>
+        </w:rPr>
+        <w:t xml:space="preserve"> ”Results/Profiles”</w:t>
       </w:r>
       <w:r>
         <w:rPr>
@@ -4525,7 +4493,6 @@
         </w:rPr>
         <w:t xml:space="preserve">click </w:t>
       </w:r>
-      <w:proofErr w:type="gramStart"/>
       <w:r>
         <w:rPr>
           <w:lang w:val="en-GB"/>
@@ -4536,14 +4503,7 @@
         <w:rPr>
           <w:lang w:val="en-GB"/>
         </w:rPr>
-        <w:t xml:space="preserve"> ”</w:t>
-      </w:r>
-      <w:proofErr w:type="gramEnd"/>
-      <w:r>
-        <w:rPr>
-          <w:lang w:val="en-GB"/>
-        </w:rPr>
-        <w:t>+”</w:t>
+        <w:t xml:space="preserve"> ”+”</w:t>
       </w:r>
       <w:r>
         <w:rPr>
@@ -4561,29 +4521,14 @@
         <w:rPr>
           <w:lang w:val="en-GB"/>
         </w:rPr>
-        <w:t xml:space="preserve">Create </w:t>
-      </w:r>
-      <w:proofErr w:type="gramStart"/>
-      <w:r>
-        <w:rPr>
-          <w:lang w:val="en-GB"/>
-        </w:rPr>
-        <w:t>a</w:t>
-      </w:r>
-      <w:r>
-        <w:rPr>
-          <w:lang w:val="en-GB"/>
-        </w:rPr>
-        <w:t xml:space="preserve"> ”New</w:t>
-      </w:r>
-      <w:proofErr w:type="gramEnd"/>
-      <w:r>
-        <w:rPr>
-          <w:lang w:val="en-GB"/>
-        </w:rPr>
-        <w:t xml:space="preserve"> authorization profile” (click </w:t>
-      </w:r>
-      <w:proofErr w:type="gramStart"/>
+        <w:t>Create a</w:t>
+      </w:r>
+      <w:r>
+        <w:rPr>
+          <w:lang w:val="en-GB"/>
+        </w:rPr>
+        <w:t xml:space="preserve"> ”New authorization profile” (click </w:t>
+      </w:r>
       <w:r>
         <w:rPr>
           <w:lang w:val="en-GB"/>
@@ -4594,14 +4539,7 @@
         <w:rPr>
           <w:lang w:val="en-GB"/>
         </w:rPr>
-        <w:t xml:space="preserve"> ”</w:t>
-      </w:r>
-      <w:proofErr w:type="gramEnd"/>
-      <w:r>
-        <w:rPr>
-          <w:lang w:val="en-GB"/>
-        </w:rPr>
-        <w:t>+”)</w:t>
+        <w:t xml:space="preserve"> ”+”)</w:t>
       </w:r>
       <w:r>
         <w:rPr>
@@ -4643,21 +4581,7 @@
         <w:rPr>
           <w:lang w:val="en-GB"/>
         </w:rPr>
-        <w:t xml:space="preserve"> cisco </w:t>
-      </w:r>
-      <w:proofErr w:type="spellStart"/>
-      <w:r>
-        <w:rPr>
-          <w:lang w:val="en-GB"/>
-        </w:rPr>
-        <w:t>av</w:t>
-      </w:r>
-      <w:proofErr w:type="spellEnd"/>
-      <w:r>
-        <w:rPr>
-          <w:lang w:val="en-GB"/>
-        </w:rPr>
-        <w:t>-pair</w:t>
+        <w:t xml:space="preserve"> cisco av-pair</w:t>
       </w:r>
       <w:r>
         <w:rPr>
@@ -4701,27 +4625,13 @@
         <w:rPr>
           <w:lang w:val="en-GB"/>
         </w:rPr>
-        <w:t xml:space="preserve">In the column Use </w:t>
-      </w:r>
-      <w:proofErr w:type="gramStart"/>
-      <w:r>
-        <w:rPr>
-          <w:lang w:val="en-GB"/>
-        </w:rPr>
-        <w:t>choose</w:t>
-      </w:r>
-      <w:r>
-        <w:rPr>
-          <w:lang w:val="en-GB"/>
-        </w:rPr>
-        <w:t xml:space="preserve"> ”Internal</w:t>
-      </w:r>
-      <w:proofErr w:type="gramEnd"/>
-      <w:r>
-        <w:rPr>
-          <w:lang w:val="en-GB"/>
-        </w:rPr>
-        <w:t xml:space="preserve"> Users” </w:t>
+        <w:t>In the column Use choose</w:t>
+      </w:r>
+      <w:r>
+        <w:rPr>
+          <w:lang w:val="en-GB"/>
+        </w:rPr>
+        <w:t xml:space="preserve"> ”Internal Users” </w:t>
       </w:r>
       <w:r>
         <w:sym w:font="Wingdings" w:char="F0E0"/>
@@ -4950,167 +4860,51 @@
           <w:lang w:val="en-GB"/>
         </w:rPr>
       </w:pPr>
-      <w:proofErr w:type="spellStart"/>
-      <w:proofErr w:type="gramStart"/>
-      <w:r>
-        <w:rPr>
-          <w:lang w:val="en-GB"/>
-        </w:rPr>
-        <w:t>shell:priv</w:t>
-      </w:r>
-      <w:proofErr w:type="gramEnd"/>
-      <w:r>
-        <w:rPr>
-          <w:lang w:val="en-GB"/>
-        </w:rPr>
-        <w:t>-lvl</w:t>
-      </w:r>
-      <w:proofErr w:type="spellEnd"/>
-      <w:r>
-        <w:rPr>
-          <w:lang w:val="en-GB"/>
-        </w:rPr>
-        <w:t>=15</w:t>
-      </w:r>
-    </w:p>
-    <w:p>
-      <w:pPr>
-        <w:rPr>
-          <w:lang w:val="en-GB"/>
-        </w:rPr>
-      </w:pPr>
-      <w:proofErr w:type="spellStart"/>
-      <w:r>
-        <w:rPr>
-          <w:lang w:val="en-GB"/>
-        </w:rPr>
-        <w:t>auth-</w:t>
-      </w:r>
-      <w:proofErr w:type="gramStart"/>
-      <w:r>
-        <w:rPr>
-          <w:lang w:val="en-GB"/>
-        </w:rPr>
-        <w:t>proxy:priv</w:t>
-      </w:r>
-      <w:proofErr w:type="gramEnd"/>
-      <w:r>
-        <w:rPr>
-          <w:lang w:val="en-GB"/>
-        </w:rPr>
-        <w:t>-lvl</w:t>
-      </w:r>
-      <w:proofErr w:type="spellEnd"/>
-      <w:r>
-        <w:rPr>
-          <w:lang w:val="en-GB"/>
-        </w:rPr>
-        <w:t xml:space="preserve">=15 </w:t>
-      </w:r>
-    </w:p>
-    <w:p>
-      <w:pPr>
-        <w:rPr>
-          <w:lang w:val="en-GB"/>
-        </w:rPr>
-      </w:pPr>
-      <w:r>
-        <w:rPr>
-          <w:lang w:val="en-GB"/>
-        </w:rPr>
-        <w:t>auth-</w:t>
-      </w:r>
-      <w:proofErr w:type="gramStart"/>
-      <w:r>
-        <w:rPr>
-          <w:lang w:val="en-GB"/>
-        </w:rPr>
-        <w:t>proxy:proxyacl</w:t>
-      </w:r>
-      <w:proofErr w:type="gramEnd"/>
-      <w:r>
-        <w:rPr>
-          <w:lang w:val="en-GB"/>
-        </w:rPr>
-        <w:t xml:space="preserve">#1=permit </w:t>
-      </w:r>
-      <w:proofErr w:type="spellStart"/>
-      <w:r>
-        <w:rPr>
-          <w:lang w:val="en-GB"/>
-        </w:rPr>
-        <w:t>icmp</w:t>
-      </w:r>
-      <w:proofErr w:type="spellEnd"/>
-      <w:r>
-        <w:rPr>
-          <w:lang w:val="en-GB"/>
-        </w:rPr>
-        <w:t xml:space="preserve"> any </w:t>
-      </w:r>
-      <w:proofErr w:type="spellStart"/>
-      <w:r>
-        <w:rPr>
-          <w:lang w:val="en-GB"/>
-        </w:rPr>
-        <w:t>any</w:t>
-      </w:r>
-      <w:proofErr w:type="spellEnd"/>
-      <w:r>
-        <w:rPr>
-          <w:lang w:val="en-GB"/>
-        </w:rPr>
-        <w:t xml:space="preserve"> </w:t>
-      </w:r>
-    </w:p>
-    <w:p>
-      <w:pPr>
-        <w:rPr>
-          <w:lang w:val="en-GB"/>
-        </w:rPr>
-      </w:pPr>
-      <w:r>
-        <w:rPr>
-          <w:lang w:val="en-GB"/>
-        </w:rPr>
-        <w:t>auth-</w:t>
-      </w:r>
-      <w:proofErr w:type="gramStart"/>
-      <w:r>
-        <w:rPr>
-          <w:lang w:val="en-GB"/>
-        </w:rPr>
-        <w:t>proxy:proxyacl</w:t>
-      </w:r>
-      <w:proofErr w:type="gramEnd"/>
-      <w:r>
-        <w:rPr>
-          <w:lang w:val="en-GB"/>
-        </w:rPr>
-        <w:t xml:space="preserve">#2=permit </w:t>
-      </w:r>
-      <w:proofErr w:type="spellStart"/>
-      <w:r>
-        <w:rPr>
-          <w:lang w:val="en-GB"/>
-        </w:rPr>
-        <w:t>tcp</w:t>
-      </w:r>
-      <w:proofErr w:type="spellEnd"/>
-      <w:r>
-        <w:rPr>
-          <w:lang w:val="en-GB"/>
-        </w:rPr>
-        <w:t xml:space="preserve"> any </w:t>
-      </w:r>
-      <w:proofErr w:type="spellStart"/>
-      <w:r>
-        <w:rPr>
-          <w:lang w:val="en-GB"/>
-        </w:rPr>
-        <w:t>any</w:t>
-      </w:r>
-      <w:proofErr w:type="spellEnd"/>
+      <w:r>
+        <w:rPr>
+          <w:lang w:val="en-GB"/>
+        </w:rPr>
+        <w:t>shell:priv-lvl=15</w:t>
+      </w:r>
+    </w:p>
+    <w:p>
+      <w:pPr>
+        <w:rPr>
+          <w:lang w:val="en-GB"/>
+        </w:rPr>
+      </w:pPr>
+      <w:r>
+        <w:rPr>
+          <w:lang w:val="en-GB"/>
+        </w:rPr>
+        <w:t xml:space="preserve">auth-proxy:priv-lvl=15 </w:t>
+      </w:r>
+    </w:p>
+    <w:p>
+      <w:pPr>
+        <w:rPr>
+          <w:lang w:val="en-GB"/>
+        </w:rPr>
+      </w:pPr>
+      <w:r>
+        <w:rPr>
+          <w:lang w:val="en-GB"/>
+        </w:rPr>
+        <w:t xml:space="preserve">auth-proxy:proxyacl#1=permit icmp any any </w:t>
+      </w:r>
+    </w:p>
+    <w:p>
+      <w:pPr>
+        <w:rPr>
+          <w:lang w:val="en-GB"/>
+        </w:rPr>
+      </w:pPr>
+      <w:r>
+        <w:rPr>
+          <w:lang w:val="en-GB"/>
+        </w:rPr>
+        <w:t>auth-proxy:proxyacl#2=permit tcp any any</w:t>
+      </w:r>
     </w:p>
     <w:sectPr>
       <w:pgSz w:w="11906" w:h="16838"/>
@@ -6072,6 +5866,7 @@
   <w:style w:type="character" w:default="1" w:styleId="Policepardfaut">
     <w:name w:val="Default Paragraph Font"/>
     <w:uiPriority w:val="1"/>
+    <w:semiHidden/>
     <w:unhideWhenUsed/>
   </w:style>
   <w:style w:type="table" w:default="1" w:styleId="TableauNormal">
